--- a/Principles of Diagnostic Medicine I Exam 1/pdm-exam-1-study-guide.docx
+++ b/Principles of Diagnostic Medicine I Exam 1/pdm-exam-1-study-guide.docx
@@ -6550,6 +6550,12 @@
             </w:r>
             <w:r>
               <w:rPr>
+                <w:sz w:val="18"/>
+              </w:rPr>
+              <w:br/>
+            </w:r>
+            <w:r>
+              <w:rPr>
                 <w:b w:val="0"/>
                 <w:i w:val="0"/>
                 <w:sz w:val="18"/>
@@ -6578,6 +6584,12 @@
                 <w:sz w:val="18"/>
               </w:rPr>
               <w:t xml:space="preserve">False positives </w:t>
+            </w:r>
+            <w:r>
+              <w:rPr>
+                <w:sz w:val="18"/>
+              </w:rPr>
+              <w:br/>
             </w:r>
             <w:r>
               <w:rPr>

--- a/Principles of Diagnostic Medicine I Exam 1/pdm-exam-1-study-guide.docx
+++ b/Principles of Diagnostic Medicine I Exam 1/pdm-exam-1-study-guide.docx
@@ -20308,6 +20308,415 @@
         <w:spacing w:after="80"/>
       </w:pPr>
     </w:p>
+    <w:tbl>
+      <w:tblPr>
+        <w:tblW w:type="auto" w:w="0"/>
+        <w:tblLook w:firstColumn="1" w:firstRow="1" w:lastColumn="0" w:lastRow="0" w:noHBand="0" w:noVBand="1" w:val="04A0"/>
+        <w:tblBorders>
+          <w:top w:val="single" w:sz="8" w:space="0" w:color="D4A017"/>
+          <w:left w:val="single" w:sz="8" w:space="0" w:color="D4A017"/>
+          <w:bottom w:val="single" w:sz="8" w:space="0" w:color="D4A017"/>
+          <w:right w:val="single" w:sz="8" w:space="0" w:color="D4A017"/>
+          <w:insideH w:val="single" w:sz="8" w:space="0" w:color="D4A017"/>
+          <w:insideV w:val="single" w:sz="8" w:space="0" w:color="D4A017"/>
+        </w:tblBorders>
+      </w:tblPr>
+      <w:tblGrid>
+        <w:gridCol w:w="14544"/>
+      </w:tblGrid>
+      <w:tr>
+        <w:tc>
+          <w:tcPr>
+            <w:tcW w:type="dxa" w:w="14544"/>
+            <w:shd w:val="clear" w:color="auto" w:fill="FFFBEF"/>
+          </w:tcPr>
+          <w:p>
+            <w:pPr>
+              <w:spacing w:after="80"/>
+            </w:pPr>
+            <w:r>
+              <w:rPr>
+                <w:b/>
+                <w:color w:val="8A6205"/>
+                <w:sz w:val="18"/>
+              </w:rPr>
+              <w:t>★  PROFESSOR EMPHASIS</w:t>
+            </w:r>
+          </w:p>
+          <w:p>
+            <w:pPr>
+              <w:spacing w:after="120"/>
+            </w:pPr>
+            <w:r>
+              <w:rPr>
+                <w:b w:val="0"/>
+                <w:i w:val="0"/>
+              </w:rPr>
+              <w:t>★ From the 24 August lecture</w:t>
+            </w:r>
+          </w:p>
+          <w:p>
+            <w:pPr>
+              <w:spacing w:after="120"/>
+            </w:pPr>
+            <w:r>
+              <w:rPr>
+                <w:b/>
+                <w:i w:val="0"/>
+                <w:highlight w:val="yellow"/>
+              </w:rPr>
+              <w:t>The reference ranges are meant to be approximate.</w:t>
+            </w:r>
+            <w:r>
+              <w:rPr>
+                <w:b w:val="0"/>
+                <w:i w:val="0"/>
+              </w:rPr>
+              <w:t xml:space="preserve"> This is the thing the recording changes most. The three ranges that differ between the deck's reference table and its teaching slides are not a mistake to be resolved — she teaches them as lab-dependent on purpose. On neutrophils: </w:t>
+            </w:r>
+            <w:r>
+              <w:rPr>
+                <w:b w:val="0"/>
+                <w:i/>
+              </w:rPr>
+              <w:t xml:space="preserve">“54 to 62 </w:t>
+            </w:r>
+            <w:r>
+              <w:rPr>
+                <w:b/>
+                <w:i/>
+              </w:rPr>
+              <w:t>plus or minus a few</w:t>
+            </w:r>
+            <w:r>
+              <w:rPr>
+                <w:b w:val="0"/>
+                <w:i/>
+              </w:rPr>
+              <w:t xml:space="preserve">, depending on what lab you're in … I've probably seen so many different ranges throughout, and </w:t>
+            </w:r>
+            <w:r>
+              <w:rPr>
+                <w:b/>
+                <w:i/>
+              </w:rPr>
+              <w:t>it doesn’t matter what the range is, it just matters what the range is for where you’re working.</w:t>
+            </w:r>
+            <w:r>
+              <w:rPr>
+                <w:b w:val="0"/>
+                <w:i/>
+              </w:rPr>
+              <w:t>”</w:t>
+            </w:r>
+            <w:r>
+              <w:rPr>
+                <w:b w:val="0"/>
+                <w:i w:val="0"/>
+              </w:rPr>
+              <w:t xml:space="preserve"> Learn the approximate figure and the direction of abnormality, not the decimal.</w:t>
+            </w:r>
+          </w:p>
+          <w:p>
+            <w:pPr>
+              <w:spacing w:after="120"/>
+            </w:pPr>
+            <w:r>
+              <w:rPr>
+                <w:b/>
+                <w:i w:val="0"/>
+              </w:rPr>
+              <w:t>The one range she says does NOT vary is the platelet count.</w:t>
+            </w:r>
+            <w:r>
+              <w:rPr>
+                <w:b w:val="0"/>
+                <w:i w:val="0"/>
+              </w:rPr>
+              <w:t xml:space="preserve"> She used </w:t>
+            </w:r>
+            <w:r>
+              <w:rPr>
+                <w:b/>
+                <w:i w:val="0"/>
+              </w:rPr>
+              <w:t>150,000–450,000</w:t>
+            </w:r>
+            <w:r>
+              <w:rPr>
+                <w:b w:val="0"/>
+                <w:i w:val="0"/>
+              </w:rPr>
+              <w:t xml:space="preserve"> — the teaching-slide figure — and added </w:t>
+            </w:r>
+            <w:r>
+              <w:rPr>
+                <w:b w:val="0"/>
+                <w:i/>
+              </w:rPr>
+              <w:t xml:space="preserve">“this one I have </w:t>
+            </w:r>
+            <w:r>
+              <w:rPr>
+                <w:b/>
+                <w:i/>
+              </w:rPr>
+              <w:t>not seen be very different from lab to lab</w:t>
+            </w:r>
+            <w:r>
+              <w:rPr>
+                <w:b w:val="0"/>
+                <w:i/>
+              </w:rPr>
+              <w:t>. This one’s been pretty consistently the same.”</w:t>
+            </w:r>
+          </w:p>
+          <w:p>
+            <w:pPr>
+              <w:spacing w:after="120"/>
+            </w:pPr>
+            <w:r>
+              <w:rPr>
+                <w:b/>
+                <w:i w:val="0"/>
+              </w:rPr>
+              <w:t>The absolute neutrophil count calculation is explicitly required.</w:t>
+            </w:r>
+            <w:r>
+              <w:rPr>
+                <w:b w:val="0"/>
+                <w:i w:val="0"/>
+              </w:rPr>
+              <w:t xml:space="preserve"> Apps and the electronic record will do it for you, </w:t>
+            </w:r>
+            <w:r>
+              <w:rPr>
+                <w:b w:val="0"/>
+                <w:i/>
+              </w:rPr>
+              <w:t xml:space="preserve">“however, </w:t>
+            </w:r>
+            <w:r>
+              <w:rPr>
+                <w:b/>
+                <w:i/>
+              </w:rPr>
+              <w:t>everyone needs to know how to calculate that</w:t>
+            </w:r>
+            <w:r>
+              <w:rPr>
+                <w:b w:val="0"/>
+                <w:i/>
+              </w:rPr>
+              <w:t>.”</w:t>
+            </w:r>
+            <w:r>
+              <w:rPr>
+                <w:b w:val="0"/>
+                <w:i w:val="0"/>
+              </w:rPr>
+              <w:t xml:space="preserve"> There are two formulas, and which you use depends only on whether the white cell count is written in whole numbers or in thousands.</w:t>
+            </w:r>
+          </w:p>
+          <w:p>
+            <w:pPr>
+              <w:spacing w:after="120"/>
+            </w:pPr>
+            <w:r>
+              <w:rPr>
+                <w:b/>
+                <w:i w:val="0"/>
+                <w:highlight w:val="yellow"/>
+              </w:rPr>
+              <w:t>The neutropenia table only applies below 1,500.</w:t>
+            </w:r>
+            <w:r>
+              <w:rPr>
+                <w:b w:val="0"/>
+                <w:i w:val="0"/>
+              </w:rPr>
+              <w:t xml:space="preserve"> Asked directly whether the worked example's answer of 2,700 could be graded on it, she said the </w:t>
+            </w:r>
+            <w:r>
+              <w:rPr>
+                <w:b w:val="0"/>
+                <w:i/>
+              </w:rPr>
+              <w:t>“</w:t>
+            </w:r>
+            <w:r>
+              <w:rPr>
+                <w:b/>
+                <w:i/>
+              </w:rPr>
+              <w:t>chart is only for those individuals</w:t>
+            </w:r>
+            <w:r>
+              <w:rPr>
+                <w:b w:val="0"/>
+                <w:i/>
+              </w:rPr>
+              <w:t xml:space="preserve"> who have an [absolute neutrophil count] of less than 1500. Because we know that the 2700 is more than 1500, we know that the patient is not neutropenic.”</w:t>
+            </w:r>
+            <w:r>
+              <w:rPr>
+                <w:b w:val="0"/>
+                <w:i w:val="0"/>
+              </w:rPr>
+              <w:t xml:space="preserve"> Nothing on the slide says that. Calculate first, then decide whether the table applies at all.</w:t>
+            </w:r>
+          </w:p>
+          <w:p>
+            <w:pPr>
+              <w:spacing w:after="120"/>
+            </w:pPr>
+            <w:r>
+              <w:rPr>
+                <w:b/>
+                <w:i w:val="0"/>
+              </w:rPr>
+              <w:t>She drew a line around the anemia algorithm — twice.</w:t>
+            </w:r>
+            <w:r>
+              <w:rPr>
+                <w:b w:val="0"/>
+                <w:i w:val="0"/>
+              </w:rPr>
+              <w:t xml:space="preserve"> On the microcytic arm: </w:t>
+            </w:r>
+            <w:r>
+              <w:rPr>
+                <w:b w:val="0"/>
+                <w:i/>
+              </w:rPr>
+              <w:t xml:space="preserve">“for now, I’m </w:t>
+            </w:r>
+            <w:r>
+              <w:rPr>
+                <w:b/>
+                <w:i/>
+              </w:rPr>
+              <w:t>happy if you understand</w:t>
+            </w:r>
+            <w:r>
+              <w:rPr>
+                <w:b w:val="0"/>
+                <w:i/>
+              </w:rPr>
+              <w:t xml:space="preserve"> genetic versus non-genetic; the rest of the stuff will come later.”</w:t>
+            </w:r>
+            <w:r>
+              <w:rPr>
+                <w:b w:val="0"/>
+                <w:i w:val="0"/>
+              </w:rPr>
+              <w:t xml:space="preserve"> On the normocytic arm: </w:t>
+            </w:r>
+            <w:r>
+              <w:rPr>
+                <w:b w:val="0"/>
+                <w:i/>
+              </w:rPr>
+              <w:t xml:space="preserve">“all of this will come [with heme] — if you can just </w:t>
+            </w:r>
+            <w:r>
+              <w:rPr>
+                <w:b/>
+                <w:i/>
+              </w:rPr>
+              <w:t>focus on this first part</w:t>
+            </w:r>
+            <w:r>
+              <w:rPr>
+                <w:b w:val="0"/>
+                <w:i/>
+              </w:rPr>
+              <w:t xml:space="preserve"> here, that will be beneficial for you.”</w:t>
+            </w:r>
+            <w:r>
+              <w:rPr>
+                <w:b w:val="0"/>
+                <w:i w:val="0"/>
+              </w:rPr>
+              <w:t xml:space="preserve"> The full algorithm stays below because it is on the slides, but that is where she put the emphasis.</w:t>
+            </w:r>
+          </w:p>
+          <w:p>
+            <w:pPr>
+              <w:spacing w:after="120"/>
+            </w:pPr>
+            <w:r>
+              <w:rPr>
+                <w:b/>
+                <w:i w:val="0"/>
+              </w:rPr>
+              <w:t>Two practical habits she offered.</w:t>
+            </w:r>
+            <w:r>
+              <w:rPr>
+                <w:b w:val="0"/>
+                <w:i w:val="0"/>
+              </w:rPr>
+              <w:t xml:space="preserve"> Read hemoglobin, multiply by three, and check the hematocrit lands in the same vicinity. And on ordering: the </w:t>
+            </w:r>
+            <w:r>
+              <w:rPr>
+                <w:b/>
+                <w:i w:val="0"/>
+              </w:rPr>
+              <w:t>first</w:t>
+            </w:r>
+            <w:r>
+              <w:rPr>
+                <w:b w:val="0"/>
+                <w:i w:val="0"/>
+              </w:rPr>
+              <w:t xml:space="preserve"> time you meet a patient and work them up, order </w:t>
+            </w:r>
+            <w:r>
+              <w:rPr>
+                <w:b/>
+                <w:i w:val="0"/>
+              </w:rPr>
+              <w:t>with</w:t>
+            </w:r>
+            <w:r>
+              <w:rPr>
+                <w:b w:val="0"/>
+                <w:i w:val="0"/>
+              </w:rPr>
+              <w:t xml:space="preserve"> differential; afterwards, for monitoring a known problem, </w:t>
+            </w:r>
+            <w:r>
+              <w:rPr>
+                <w:b/>
+                <w:i w:val="0"/>
+              </w:rPr>
+              <w:t>without</w:t>
+            </w:r>
+            <w:r>
+              <w:rPr>
+                <w:b w:val="0"/>
+                <w:i w:val="0"/>
+              </w:rPr>
+              <w:t xml:space="preserve"> is enough. Her one-liner on the panel itself: </w:t>
+            </w:r>
+            <w:r>
+              <w:rPr>
+                <w:b w:val="0"/>
+                <w:i/>
+              </w:rPr>
+              <w:t>“if we don’t know what to order, start with a CBC.”</w:t>
+            </w:r>
+          </w:p>
+        </w:tc>
+      </w:tr>
+    </w:tbl>
+    <w:p>
+      <w:pPr>
+        <w:spacing w:after="80"/>
+      </w:pPr>
+    </w:p>
     <w:p>
       <w:pPr>
         <w:pStyle w:val="Heading2"/>
@@ -25768,21 +26177,57 @@
           <w:b w:val="0"/>
           <w:i w:val="0"/>
         </w:rPr>
-        <w:t xml:space="preserve"> (Professor Chand Shah, MPAS, PA-C), Slides 1–75, and the PAJ 5600 syllabus instructional objectives. Figures are reproduced from the lecture slides and each is cited to its slide; six of them are the only source for their content anywhere in the deck. </w:t>
-      </w:r>
-      <w:r>
-        <w:rPr>
-          <w:b/>
-          <w:i w:val="0"/>
-        </w:rPr>
-        <w:t>No lecture recording exists for this topic yet</w:t>
-      </w:r>
+        <w:t xml:space="preserve"> (Professor Chand Shah, MPAS, PA-C), Slides 1–75, and the PAJ 5600 syllabus instructional objectives. Figures are reproduced from the lecture slides and each is cited to its slide; six of them are the only source for their content anywhere in the deck. The 24 August 2026 lecture recording (Professor Chand Shah, 63 minutes) has been folded in — see the emphasis box at the top of this section — and was cross-examined against Notability’s independent transcript. Where the deck states a value two different ways both are shown, because the recording confirms that is deliberate.</w:t>
+      </w:r>
+    </w:p>
+    <w:p>
+      <w:pPr>
+        <w:spacing w:after="120"/>
+      </w:pPr>
       <w:r>
         <w:rPr>
           <w:b w:val="0"/>
           <w:i w:val="0"/>
         </w:rPr>
-        <w:t xml:space="preserve"> — everything here is from the slides, and where the deck states a value two different ways both are shown rather than one being chosen silently.</w:t>
+        <w:t>← Back to Homepage</w:t>
+      </w:r>
+    </w:p>
+    <w:p>
+      <w:pPr>
+        <w:spacing w:after="120"/>
+      </w:pPr>
+      <w:r>
+        <w:rPr>
+          <w:b w:val="0"/>
+          <w:i w:val="0"/>
+        </w:rPr>
+        <w:t>Built from your %s lecture decks for personal study · Class of 2028.</w:t>
+      </w:r>
+    </w:p>
+    <w:p>
+      <w:pPr>
+        <w:spacing w:after="120"/>
+      </w:pPr>
+      <w:r>
+        <w:rPr>
+          <w:b w:val="0"/>
+          <w:i w:val="0"/>
+        </w:rPr>
+        <w:t xml:space="preserve">★ </w:t>
+      </w:r>
+      <w:r>
+        <w:rPr>
+          <w:b w:val="0"/>
+          <w:i w:val="0"/>
+        </w:rPr>
+        <w:t>If you see any mistakes, click here to report it</w:t>
+      </w:r>
+      <w:r>
+        <w:rPr>
+          <w:b w:val="0"/>
+          <w:i w:val="0"/>
+        </w:rPr>
+        <w:t xml:space="preserve"> ★</w:t>
       </w:r>
     </w:p>
     <w:sectPr>

--- a/Principles of Diagnostic Medicine I Exam 1/pdm-exam-1-study-guide.docx
+++ b/Principles of Diagnostic Medicine I Exam 1/pdm-exam-1-study-guide.docx
@@ -26228,6 +26228,8379 @@
           <w:i w:val="0"/>
         </w:rPr>
         <w:t xml:space="preserve"> ★</w:t>
+      </w:r>
+    </w:p>
+    <w:p>
+      <w:pPr>
+        <w:pStyle w:val="Heading1"/>
+        <w:spacing w:before="280" w:after="100"/>
+      </w:pPr>
+      <w:r>
+        <w:rPr>
+          <w:rFonts w:ascii="Georgia" w:hAnsi="Georgia"/>
+          <w:color w:val="69406C"/>
+        </w:rPr>
+        <w:t>5 · Chemistry Panels, Renal Function and Electrolytes</w:t>
+      </w:r>
+    </w:p>
+    <w:tbl>
+      <w:tblPr>
+        <w:tblW w:type="auto" w:w="0"/>
+        <w:tblLook w:firstColumn="1" w:firstRow="1" w:lastColumn="0" w:lastRow="0" w:noHBand="0" w:noVBand="1" w:val="04A0"/>
+        <w:tblBorders>
+          <w:top w:val="single" w:sz="8" w:space="0" w:color="69406C"/>
+          <w:left w:val="single" w:sz="8" w:space="0" w:color="69406C"/>
+          <w:bottom w:val="single" w:sz="8" w:space="0" w:color="69406C"/>
+          <w:right w:val="single" w:sz="8" w:space="0" w:color="69406C"/>
+          <w:insideH w:val="single" w:sz="8" w:space="0" w:color="69406C"/>
+          <w:insideV w:val="single" w:sz="8" w:space="0" w:color="69406C"/>
+        </w:tblBorders>
+      </w:tblPr>
+      <w:tblGrid>
+        <w:gridCol w:w="14544"/>
+      </w:tblGrid>
+      <w:tr>
+        <w:tc>
+          <w:tcPr>
+            <w:tcW w:type="dxa" w:w="14544"/>
+            <w:shd w:val="clear" w:color="auto" w:fill="EEF5F4"/>
+          </w:tcPr>
+          <w:p>
+            <w:pPr>
+              <w:spacing w:after="80"/>
+            </w:pPr>
+            <w:r>
+              <w:rPr>
+                <w:b/>
+                <w:color w:val="69406C"/>
+                <w:sz w:val="18"/>
+              </w:rPr>
+              <w:t>INSTRUCTIONAL OBJECTIVES</w:t>
+            </w:r>
+          </w:p>
+          <w:p>
+            <w:pPr>
+              <w:spacing w:after="120"/>
+            </w:pPr>
+            <w:r>
+              <w:rPr>
+                <w:b w:val="0"/>
+                <w:i w:val="0"/>
+                <w:sz w:val="17"/>
+              </w:rPr>
+              <w:t>Topic Outline 5: Chemistry Panels, Renal Function, and Electrolytes</w:t>
+            </w:r>
+          </w:p>
+          <w:p>
+            <w:pPr>
+              <w:pStyle w:val="ListNumber"/>
+              <w:spacing w:after="40"/>
+            </w:pPr>
+            <w:r>
+              <w:rPr>
+                <w:b w:val="0"/>
+                <w:i w:val="0"/>
+                <w:sz w:val="20"/>
+              </w:rPr>
+              <w:t>Explain the components of a chemistry panel.</w:t>
+            </w:r>
+          </w:p>
+          <w:p>
+            <w:pPr>
+              <w:pStyle w:val="ListNumber"/>
+              <w:spacing w:after="40"/>
+            </w:pPr>
+            <w:r>
+              <w:rPr>
+                <w:b w:val="0"/>
+                <w:i w:val="0"/>
+                <w:sz w:val="20"/>
+              </w:rPr>
+              <w:t>Discuss the physiological role of: i. Sodium · ii. Potassium · iii. Chloride · iv. Bicarbonate · v. Glucose · vi. BUN · vii. Creatinine</w:t>
+            </w:r>
+          </w:p>
+          <w:p>
+            <w:pPr>
+              <w:pStyle w:val="ListNumber"/>
+              <w:spacing w:after="40"/>
+            </w:pPr>
+            <w:r>
+              <w:rPr>
+                <w:b w:val="0"/>
+                <w:i w:val="0"/>
+                <w:sz w:val="20"/>
+              </w:rPr>
+              <w:t>Discuss basic liver function studies included in chemistry testing.</w:t>
+            </w:r>
+          </w:p>
+          <w:p>
+            <w:pPr>
+              <w:pStyle w:val="ListNumber"/>
+              <w:spacing w:after="40"/>
+            </w:pPr>
+            <w:r>
+              <w:rPr>
+                <w:b w:val="0"/>
+                <w:i w:val="0"/>
+                <w:sz w:val="20"/>
+              </w:rPr>
+              <w:t>Interpret abnormal chemistry values and their clinical significance.</w:t>
+            </w:r>
+          </w:p>
+          <w:p>
+            <w:pPr>
+              <w:pStyle w:val="ListNumber"/>
+              <w:spacing w:after="40"/>
+            </w:pPr>
+            <w:r>
+              <w:rPr>
+                <w:b w:val="0"/>
+                <w:i w:val="0"/>
+                <w:sz w:val="20"/>
+              </w:rPr>
+              <w:t>Compare and contrast laboratory patterns seen in: i. Renal disorders · ii. Hepatic disorders · iii. Metabolic disorders</w:t>
+            </w:r>
+          </w:p>
+          <w:p>
+            <w:pPr>
+              <w:pStyle w:val="ListNumber"/>
+              <w:spacing w:after="40"/>
+            </w:pPr>
+            <w:r>
+              <w:rPr>
+                <w:b w:val="0"/>
+                <w:i w:val="0"/>
+                <w:sz w:val="20"/>
+              </w:rPr>
+              <w:t>Explain the relationship between electrolyte abnormalities and acid-base disorders.</w:t>
+            </w:r>
+          </w:p>
+          <w:p>
+            <w:pPr>
+              <w:pStyle w:val="ListNumber"/>
+              <w:spacing w:after="40"/>
+            </w:pPr>
+            <w:r>
+              <w:rPr>
+                <w:b w:val="0"/>
+                <w:i w:val="0"/>
+                <w:sz w:val="20"/>
+              </w:rPr>
+              <w:t>Discuss indications for ordering chemistry panels.</w:t>
+            </w:r>
+          </w:p>
+          <w:p>
+            <w:pPr>
+              <w:pStyle w:val="ListNumber"/>
+              <w:spacing w:after="40"/>
+            </w:pPr>
+            <w:r>
+              <w:rPr>
+                <w:b w:val="0"/>
+                <w:i w:val="0"/>
+                <w:sz w:val="20"/>
+              </w:rPr>
+              <w:t>Correlate chemistry findings with other diagnostic modalities when appropriate.</w:t>
+            </w:r>
+          </w:p>
+          <w:p>
+            <w:pPr>
+              <w:pStyle w:val="ListNumber"/>
+              <w:spacing w:after="40"/>
+            </w:pPr>
+            <w:r>
+              <w:rPr>
+                <w:b w:val="0"/>
+                <w:i w:val="0"/>
+                <w:sz w:val="20"/>
+              </w:rPr>
+              <w:t>Explain laboratory evaluation of fluid and electrolyte homeostasis.</w:t>
+            </w:r>
+          </w:p>
+        </w:tc>
+      </w:tr>
+    </w:tbl>
+    <w:p>
+      <w:pPr>
+        <w:spacing w:after="80"/>
+      </w:pPr>
+    </w:p>
+    <w:tbl>
+      <w:tblPr>
+        <w:tblW w:type="auto" w:w="0"/>
+        <w:tblLook w:firstColumn="1" w:firstRow="1" w:lastColumn="0" w:lastRow="0" w:noHBand="0" w:noVBand="1" w:val="04A0"/>
+        <w:tblBorders>
+          <w:top w:val="single" w:sz="8" w:space="0" w:color="B9A98B"/>
+          <w:left w:val="single" w:sz="8" w:space="0" w:color="B9A98B"/>
+          <w:bottom w:val="single" w:sz="8" w:space="0" w:color="B9A98B"/>
+          <w:right w:val="single" w:sz="8" w:space="0" w:color="B9A98B"/>
+          <w:insideH w:val="single" w:sz="8" w:space="0" w:color="B9A98B"/>
+          <w:insideV w:val="single" w:sz="8" w:space="0" w:color="B9A98B"/>
+        </w:tblBorders>
+      </w:tblPr>
+      <w:tblGrid>
+        <w:gridCol w:w="14544"/>
+      </w:tblGrid>
+      <w:tr>
+        <w:tc>
+          <w:tcPr>
+            <w:tcW w:type="dxa" w:w="14544"/>
+            <w:shd w:val="clear" w:color="auto" w:fill="F5F2EC"/>
+          </w:tcPr>
+          <w:p>
+            <w:pPr>
+              <w:spacing w:after="80"/>
+            </w:pPr>
+            <w:r>
+              <w:rPr>
+                <w:b/>
+                <w:color w:val="6B5B3E"/>
+                <w:sz w:val="18"/>
+              </w:rPr>
+              <w:t>NOTE</w:t>
+            </w:r>
+          </w:p>
+          <w:p>
+            <w:pPr>
+              <w:spacing w:after="120"/>
+            </w:pPr>
+            <w:r>
+              <w:rPr>
+                <w:b/>
+                <w:i w:val="0"/>
+              </w:rPr>
+              <w:t>What she said about numbers, on 26 August.</w:t>
+            </w:r>
+            <w:r>
+              <w:rPr>
+                <w:b w:val="0"/>
+                <w:i/>
+              </w:rPr>
+              <w:t xml:space="preserve">“The hard and fast memorize these numbers, we don’t do that to you, because it’s gonna depend on the lab, it’s gonna depend on the person, and so we </w:t>
+            </w:r>
+            <w:r>
+              <w:rPr>
+                <w:b/>
+                <w:i/>
+              </w:rPr>
+              <w:t>always give you reference ranges</w:t>
+            </w:r>
+            <w:r>
+              <w:rPr>
+                <w:b w:val="0"/>
+                <w:i/>
+              </w:rPr>
+              <w:t>.”</w:t>
+            </w:r>
+            <w:r>
+              <w:rPr>
+                <w:b w:val="0"/>
+                <w:i w:val="0"/>
+              </w:rPr>
+              <w:t xml:space="preserve"> And again: </w:t>
+            </w:r>
+            <w:r>
+              <w:rPr>
+                <w:b w:val="0"/>
+                <w:i/>
+              </w:rPr>
+              <w:t>“There’s not anything I need you to memorize number-wise … but it is helpful for you to kind of have an idea — sodium should be around 140.”</w:t>
+            </w:r>
+          </w:p>
+          <w:p>
+            <w:pPr>
+              <w:spacing w:after="120"/>
+            </w:pPr>
+            <w:r>
+              <w:rPr>
+                <w:b w:val="0"/>
+                <w:i w:val="0"/>
+              </w:rPr>
+              <w:t xml:space="preserve">So learn the </w:t>
+            </w:r>
+            <w:r>
+              <w:rPr>
+                <w:b/>
+                <w:i w:val="0"/>
+              </w:rPr>
+              <w:t>direction</w:t>
+            </w:r>
+            <w:r>
+              <w:rPr>
+                <w:b w:val="0"/>
+                <w:i w:val="0"/>
+              </w:rPr>
+              <w:t xml:space="preserve"> of abnormality and the rough figure. This matters more than usual here, because </w:t>
+            </w:r>
+            <w:r>
+              <w:rPr>
+                <w:b/>
+                <w:i w:val="0"/>
+              </w:rPr>
+              <w:t>this deck states three ranges two different ways</w:t>
+            </w:r>
+            <w:r>
+              <w:rPr>
+                <w:b w:val="0"/>
+                <w:i w:val="0"/>
+              </w:rPr>
+              <w:t xml:space="preserve"> — see the table below. You are not expected to adjudicate between them.</w:t>
+            </w:r>
+          </w:p>
+          <w:p>
+            <w:pPr>
+              <w:spacing w:after="120"/>
+            </w:pPr>
+            <w:r>
+              <w:rPr>
+                <w:b/>
+                <w:i w:val="0"/>
+              </w:rPr>
+              <w:t>What she does want calculated: the anion gap.</w:t>
+            </w:r>
+            <w:r>
+              <w:rPr>
+                <w:b w:val="0"/>
+                <w:i/>
+              </w:rPr>
+              <w:t>“You really quick and dirty, calculate your anion gap, and our normal range is 8 to 12.”</w:t>
+            </w:r>
+            <w:r>
+              <w:rPr>
+                <w:b w:val="0"/>
+                <w:i w:val="0"/>
+              </w:rPr>
+              <w:t xml:space="preserve"> What she does </w:t>
+            </w:r>
+            <w:r>
+              <w:rPr>
+                <w:b w:val="0"/>
+                <w:i/>
+              </w:rPr>
+              <w:t>not</w:t>
+            </w:r>
+            <w:r>
+              <w:rPr>
+                <w:b w:val="0"/>
+                <w:i w:val="0"/>
+              </w:rPr>
+              <w:t xml:space="preserve"> want calculated: the glomerular filtration rate — </w:t>
+            </w:r>
+            <w:r>
+              <w:rPr>
+                <w:b w:val="0"/>
+                <w:i/>
+              </w:rPr>
+              <w:t xml:space="preserve">“I don’t need you to calculate that or know that just yet, but know </w:t>
+            </w:r>
+            <w:r>
+              <w:rPr>
+                <w:b/>
+                <w:i/>
+              </w:rPr>
+              <w:t>of</w:t>
+            </w:r>
+            <w:r>
+              <w:rPr>
+                <w:b w:val="0"/>
+                <w:i/>
+              </w:rPr>
+              <w:t xml:space="preserve"> it”</w:t>
+            </w:r>
+            <w:r>
+              <w:rPr>
+                <w:b w:val="0"/>
+                <w:i w:val="0"/>
+              </w:rPr>
+              <w:t xml:space="preserve"> — and the corrected sodium, which she does with UpToDate or MedCalc rather than by hand.</w:t>
+            </w:r>
+          </w:p>
+        </w:tc>
+      </w:tr>
+    </w:tbl>
+    <w:p>
+      <w:pPr>
+        <w:spacing w:after="80"/>
+      </w:pPr>
+    </w:p>
+    <w:p>
+      <w:pPr>
+        <w:pStyle w:val="Heading2"/>
+        <w:spacing w:before="200" w:after="100"/>
+      </w:pPr>
+      <w:r>
+        <w:rPr>
+          <w:rFonts w:ascii="Georgia" w:hAnsi="Georgia"/>
+          <w:color w:val="69406C"/>
+        </w:rPr>
+        <w:t>5.1 · Objective a — What is on which panel</w:t>
+      </w:r>
+    </w:p>
+    <w:p>
+      <w:pPr>
+        <w:spacing w:after="120"/>
+      </w:pPr>
+      <w:r>
+        <w:rPr>
+          <w:b w:val="0"/>
+          <w:i w:val="0"/>
+        </w:rPr>
+        <w:t xml:space="preserve">A chemistry panel is a blood test measuring </w:t>
+      </w:r>
+      <w:r>
+        <w:rPr>
+          <w:b/>
+          <w:i w:val="0"/>
+        </w:rPr>
+        <w:t>metabolites, electrolytes and kidney markers</w:t>
+      </w:r>
+      <w:r>
+        <w:rPr>
+          <w:b w:val="0"/>
+          <w:i w:val="0"/>
+        </w:rPr>
+        <w:t xml:space="preserve">, and in its expanded form </w:t>
+      </w:r>
+      <w:r>
+        <w:rPr>
+          <w:b/>
+          <w:i w:val="0"/>
+        </w:rPr>
+        <w:t>liver and protein markers</w:t>
+      </w:r>
+      <w:r>
+        <w:rPr>
+          <w:b w:val="0"/>
+          <w:i w:val="0"/>
+        </w:rPr>
+        <w:t xml:space="preserve"> as well. It gives a snapshot of chemical balance, metabolism and organ function. Reynolds' framing: a panel is like a group of consultants — you can call on them individually, but you are meant to read them </w:t>
+      </w:r>
+      <w:r>
+        <w:rPr>
+          <w:b w:val="0"/>
+          <w:i/>
+        </w:rPr>
+        <w:t>as a whole</w:t>
+      </w:r>
+      <w:r>
+        <w:rPr>
+          <w:b w:val="0"/>
+          <w:i w:val="0"/>
+        </w:rPr>
+        <w:t>.</w:t>
+      </w:r>
+    </w:p>
+    <w:tbl>
+      <w:tblPr>
+        <w:tblStyle w:val="TableGrid"/>
+        <w:tblW w:type="auto" w:w="0"/>
+        <w:jc w:val="center"/>
+        <w:tblLook w:firstColumn="1" w:firstRow="1" w:lastColumn="0" w:lastRow="0" w:noHBand="0" w:noVBand="1" w:val="04A0"/>
+        <w:tblBorders>
+          <w:top w:val="single" w:sz="4" w:space="0" w:color="D8D2D4"/>
+          <w:left w:val="single" w:sz="4" w:space="0" w:color="D8D2D4"/>
+          <w:bottom w:val="single" w:sz="4" w:space="0" w:color="D8D2D4"/>
+          <w:right w:val="single" w:sz="4" w:space="0" w:color="D8D2D4"/>
+          <w:insideH w:val="single" w:sz="4" w:space="0" w:color="D8D2D4"/>
+          <w:insideV w:val="single" w:sz="4" w:space="0" w:color="D8D2D4"/>
+        </w:tblBorders>
+      </w:tblPr>
+      <w:tblGrid>
+        <w:gridCol w:w="4848"/>
+        <w:gridCol w:w="4848"/>
+        <w:gridCol w:w="4848"/>
+      </w:tblGrid>
+      <w:tr>
+        <w:tc>
+          <w:tcPr>
+            <w:tcW w:type="dxa" w:w="4848"/>
+            <w:shd w:val="clear" w:color="auto" w:fill="69406C"/>
+          </w:tcPr>
+          <w:p>
+            <w:pPr>
+              <w:spacing w:after="40"/>
+            </w:pPr>
+            <w:r>
+              <w:rPr>
+                <w:b/>
+                <w:color w:val="FFFFFF"/>
+                <w:sz w:val="18"/>
+              </w:rPr>
+            </w:r>
+            <w:r>
+              <w:rPr>
+                <w:b/>
+                <w:i w:val="0"/>
+                <w:color w:val="FFFFFF"/>
+                <w:sz w:val="18"/>
+              </w:rPr>
+              <w:t>Panel</w:t>
+            </w:r>
+          </w:p>
+        </w:tc>
+        <w:tc>
+          <w:tcPr>
+            <w:tcW w:type="dxa" w:w="4848"/>
+            <w:shd w:val="clear" w:color="auto" w:fill="69406C"/>
+          </w:tcPr>
+          <w:p>
+            <w:pPr>
+              <w:spacing w:after="40"/>
+            </w:pPr>
+            <w:r>
+              <w:rPr>
+                <w:b/>
+                <w:color w:val="FFFFFF"/>
+                <w:sz w:val="18"/>
+              </w:rPr>
+            </w:r>
+            <w:r>
+              <w:rPr>
+                <w:b/>
+                <w:i w:val="0"/>
+                <w:color w:val="FFFFFF"/>
+                <w:sz w:val="18"/>
+              </w:rPr>
+              <w:t>Tests</w:t>
+            </w:r>
+          </w:p>
+        </w:tc>
+        <w:tc>
+          <w:tcPr>
+            <w:tcW w:type="dxa" w:w="4848"/>
+            <w:shd w:val="clear" w:color="auto" w:fill="69406C"/>
+          </w:tcPr>
+          <w:p>
+            <w:pPr>
+              <w:spacing w:after="40"/>
+            </w:pPr>
+            <w:r>
+              <w:rPr>
+                <w:b/>
+                <w:color w:val="FFFFFF"/>
+                <w:sz w:val="18"/>
+              </w:rPr>
+            </w:r>
+            <w:r>
+              <w:rPr>
+                <w:b/>
+                <w:i w:val="0"/>
+                <w:color w:val="FFFFFF"/>
+                <w:sz w:val="18"/>
+              </w:rPr>
+              <w:t>Components</w:t>
+            </w:r>
+          </w:p>
+        </w:tc>
+      </w:tr>
+      <w:tr>
+        <w:tc>
+          <w:tcPr>
+            <w:tcW w:type="dxa" w:w="4848"/>
+          </w:tcPr>
+          <w:p>
+            <w:pPr>
+              <w:spacing w:after="40"/>
+            </w:pPr>
+            <w:r>
+              <w:rPr>
+                <w:sz w:val="18"/>
+              </w:rPr>
+            </w:r>
+            <w:r>
+              <w:rPr>
+                <w:b/>
+                <w:i w:val="0"/>
+                <w:sz w:val="18"/>
+              </w:rPr>
+              <w:t>Basic metabolic panel</w:t>
+            </w:r>
+            <w:r>
+              <w:rPr>
+                <w:sz w:val="18"/>
+              </w:rPr>
+              <w:br/>
+            </w:r>
+            <w:r>
+              <w:rPr>
+                <w:b w:val="0"/>
+                <w:i w:val="0"/>
+                <w:sz w:val="18"/>
+              </w:rPr>
+              <w:t>“chem-7”, “chem-8”</w:t>
+            </w:r>
+          </w:p>
+        </w:tc>
+        <w:tc>
+          <w:tcPr>
+            <w:tcW w:type="dxa" w:w="4848"/>
+          </w:tcPr>
+          <w:p>
+            <w:pPr>
+              <w:spacing w:after="40"/>
+            </w:pPr>
+            <w:r>
+              <w:rPr>
+                <w:sz w:val="18"/>
+              </w:rPr>
+            </w:r>
+            <w:r>
+              <w:rPr>
+                <w:b w:val="0"/>
+                <w:i w:val="0"/>
+                <w:sz w:val="18"/>
+              </w:rPr>
+              <w:t>8</w:t>
+            </w:r>
+          </w:p>
+        </w:tc>
+        <w:tc>
+          <w:tcPr>
+            <w:tcW w:type="dxa" w:w="4848"/>
+          </w:tcPr>
+          <w:p>
+            <w:pPr>
+              <w:spacing w:after="40"/>
+            </w:pPr>
+            <w:r>
+              <w:rPr>
+                <w:sz w:val="18"/>
+              </w:rPr>
+            </w:r>
+            <w:r>
+              <w:rPr>
+                <w:b w:val="0"/>
+                <w:i w:val="0"/>
+                <w:sz w:val="18"/>
+              </w:rPr>
+              <w:t>Glucose, calcium, sodium, potassium, chloride, carbon dioxide (bicarbonate), blood urea nitrogen, creatinine</w:t>
+            </w:r>
+          </w:p>
+        </w:tc>
+      </w:tr>
+      <w:tr>
+        <w:tc>
+          <w:tcPr>
+            <w:tcW w:type="dxa" w:w="4848"/>
+          </w:tcPr>
+          <w:p>
+            <w:pPr>
+              <w:spacing w:after="40"/>
+            </w:pPr>
+            <w:r>
+              <w:rPr>
+                <w:sz w:val="18"/>
+              </w:rPr>
+            </w:r>
+            <w:r>
+              <w:rPr>
+                <w:b/>
+                <w:i w:val="0"/>
+                <w:sz w:val="18"/>
+              </w:rPr>
+              <w:t>Comprehensive metabolic panel</w:t>
+            </w:r>
+            <w:r>
+              <w:rPr>
+                <w:sz w:val="18"/>
+              </w:rPr>
+              <w:br/>
+            </w:r>
+            <w:r>
+              <w:rPr>
+                <w:b w:val="0"/>
+                <w:i w:val="0"/>
+                <w:sz w:val="18"/>
+              </w:rPr>
+              <w:t>“chem-14”</w:t>
+            </w:r>
+          </w:p>
+        </w:tc>
+        <w:tc>
+          <w:tcPr>
+            <w:tcW w:type="dxa" w:w="4848"/>
+          </w:tcPr>
+          <w:p>
+            <w:pPr>
+              <w:spacing w:after="40"/>
+            </w:pPr>
+            <w:r>
+              <w:rPr>
+                <w:sz w:val="18"/>
+              </w:rPr>
+            </w:r>
+            <w:r>
+              <w:rPr>
+                <w:b w:val="0"/>
+                <w:i w:val="0"/>
+                <w:sz w:val="18"/>
+              </w:rPr>
+              <w:t>14</w:t>
+            </w:r>
+          </w:p>
+        </w:tc>
+        <w:tc>
+          <w:tcPr>
+            <w:tcW w:type="dxa" w:w="4848"/>
+          </w:tcPr>
+          <w:p>
+            <w:pPr>
+              <w:spacing w:after="40"/>
+            </w:pPr>
+            <w:r>
+              <w:rPr>
+                <w:sz w:val="18"/>
+              </w:rPr>
+            </w:r>
+            <w:r>
+              <w:rPr>
+                <w:b w:val="0"/>
+                <w:i w:val="0"/>
+                <w:sz w:val="18"/>
+              </w:rPr>
+              <w:t xml:space="preserve">All eight of the above </w:t>
+            </w:r>
+            <w:r>
+              <w:rPr>
+                <w:b/>
+                <w:i w:val="0"/>
+                <w:sz w:val="18"/>
+              </w:rPr>
+              <w:t>plus</w:t>
+            </w:r>
+            <w:r>
+              <w:rPr>
+                <w:b w:val="0"/>
+                <w:i w:val="0"/>
+                <w:sz w:val="18"/>
+              </w:rPr>
+              <w:t xml:space="preserve"> albumin, total protein, alkaline phosphatase, alanine transaminase, aspartate aminotransferase, bilirubin</w:t>
+            </w:r>
+          </w:p>
+        </w:tc>
+      </w:tr>
+    </w:tbl>
+    <w:p>
+      <w:pPr>
+        <w:spacing w:after="80"/>
+      </w:pPr>
+    </w:p>
+    <w:p>
+      <w:pPr>
+        <w:spacing w:after="120"/>
+      </w:pPr>
+      <w:r>
+        <w:rPr>
+          <w:b/>
+          <w:i w:val="0"/>
+        </w:rPr>
+        <w:t>Chem-7 versus chem-8 is calcium</w:t>
+      </w:r>
+      <w:r>
+        <w:rPr>
+          <w:b w:val="0"/>
+          <w:i w:val="0"/>
+        </w:rPr>
+        <w:t xml:space="preserve"> — the chem-8 includes it. The comprehensive panel's addition is </w:t>
+      </w:r>
+      <w:r>
+        <w:rPr>
+          <w:b/>
+          <w:i w:val="0"/>
+        </w:rPr>
+        <w:t>the liver panel plus total protein and albumin</w:t>
+      </w:r>
+      <w:r>
+        <w:rPr>
+          <w:b w:val="0"/>
+          <w:i w:val="0"/>
+        </w:rPr>
+        <w:t>. Order the comprehensive one when you need a fuller picture of liver and nutritional protein status; a basic panel is enough for electrolytes, glucose and renal screening.</w:t>
+      </w:r>
+    </w:p>
+    <w:p>
+      <w:pPr>
+        <w:spacing w:after="120"/>
+      </w:pPr>
+      <w:r>
+        <w:rPr>
+          <w:b w:val="0"/>
+          <w:i w:val="0"/>
+        </w:rPr>
+        <w:t xml:space="preserve">Grouped by what they tell you: </w:t>
+      </w:r>
+      <w:r>
+        <w:rPr>
+          <w:b/>
+          <w:i w:val="0"/>
+        </w:rPr>
+        <w:t>metabolic fuel</w:t>
+      </w:r>
+      <w:r>
+        <w:rPr>
+          <w:b w:val="0"/>
+          <w:i w:val="0"/>
+        </w:rPr>
+        <w:t xml:space="preserve"> — glucose; </w:t>
+      </w:r>
+      <w:r>
+        <w:rPr>
+          <w:b/>
+          <w:i w:val="0"/>
+        </w:rPr>
+        <w:t>electrolytes and acid-base</w:t>
+      </w:r>
+      <w:r>
+        <w:rPr>
+          <w:b w:val="0"/>
+          <w:i w:val="0"/>
+        </w:rPr>
+        <w:t xml:space="preserve"> — sodium, potassium, chloride, bicarbonate; </w:t>
+      </w:r>
+      <w:r>
+        <w:rPr>
+          <w:b/>
+          <w:i w:val="0"/>
+        </w:rPr>
+        <w:t>kidney function and waste</w:t>
+      </w:r>
+      <w:r>
+        <w:rPr>
+          <w:b w:val="0"/>
+          <w:i w:val="0"/>
+        </w:rPr>
+        <w:t xml:space="preserve"> — blood urea nitrogen, creatinine; </w:t>
+      </w:r>
+      <w:r>
+        <w:rPr>
+          <w:b/>
+          <w:i w:val="0"/>
+        </w:rPr>
+        <w:t>mineral</w:t>
+      </w:r>
+      <w:r>
+        <w:rPr>
+          <w:b w:val="0"/>
+          <w:i w:val="0"/>
+        </w:rPr>
+        <w:t xml:space="preserve"> — calcium; </w:t>
+      </w:r>
+      <w:r>
+        <w:rPr>
+          <w:b/>
+          <w:i w:val="0"/>
+        </w:rPr>
+        <w:t>liver and protein</w:t>
+      </w:r>
+      <w:r>
+        <w:rPr>
+          <w:b w:val="0"/>
+          <w:i w:val="0"/>
+        </w:rPr>
+        <w:t>, comprehensive panel only — albumin, total protein, alkaline phosphatase, alanine transaminase, aspartate aminotransferase, bilirubin.</w:t>
+      </w:r>
+    </w:p>
+    <w:p>
+      <w:pPr>
+        <w:jc w:val="center"/>
+      </w:pPr>
+      <w:r>
+        <w:drawing>
+          <wp:inline xmlns:a="http://schemas.openxmlformats.org/drawingml/2006/main" xmlns:pic="http://schemas.openxmlformats.org/drawingml/2006/picture">
+            <wp:extent cx="3840480" cy="2428037"/>
+            <wp:docPr id="36" name="Picture 36"/>
+            <wp:cNvGraphicFramePr>
+              <a:graphicFrameLocks noChangeAspect="1"/>
+            </wp:cNvGraphicFramePr>
+            <a:graphic>
+              <a:graphicData uri="http://schemas.openxmlformats.org/drawingml/2006/picture">
+                <pic:pic>
+                  <pic:nvPicPr>
+                    <pic:cNvPr id="0" name="Principles_of_Diagnostic_Medicine_I_Exam_1_pdm-exam-1-l5-images_fishbone.jpg"/>
+                    <pic:cNvPicPr/>
+                  </pic:nvPicPr>
+                  <pic:blipFill>
+                    <a:blip r:embed="rId44"/>
+                    <a:stretch>
+                      <a:fillRect/>
+                    </a:stretch>
+                  </pic:blipFill>
+                  <pic:spPr>
+                    <a:xfrm>
+                      <a:off x="0" y="0"/>
+                      <a:ext cx="3840480" cy="2428037"/>
+                    </a:xfrm>
+                    <a:prstGeom prst="rect"/>
+                  </pic:spPr>
+                </pic:pic>
+              </a:graphicData>
+            </a:graphic>
+          </wp:inline>
+        </w:drawing>
+      </w:r>
+    </w:p>
+    <w:p>
+      <w:pPr>
+        <w:spacing w:after="160"/>
+        <w:jc w:val="center"/>
+      </w:pPr>
+      <w:r>
+        <w:rPr>
+          <w:sz w:val="15"/>
+        </w:rPr>
+        <w:t>The fishbone shorthand. Slide 4 extracts as completely blank text — this picture is the only copy of the reference set in the deck. Note it carries ranges but no units. Lecture 5 · Slide 4</w:t>
+      </w:r>
+    </w:p>
+    <w:p>
+      <w:pPr>
+        <w:spacing w:after="120"/>
+      </w:pPr>
+      <w:r>
+        <w:rPr>
+          <w:b w:val="0"/>
+          <w:i w:val="0"/>
+        </w:rPr>
+        <w:t xml:space="preserve">The fishbone is bedside shorthand: </w:t>
+      </w:r>
+      <w:r>
+        <w:rPr>
+          <w:b/>
+          <w:i w:val="0"/>
+        </w:rPr>
+        <w:t>position on the diagram identifies the test</w:t>
+      </w:r>
+      <w:r>
+        <w:rPr>
+          <w:b w:val="0"/>
+          <w:i w:val="0"/>
+        </w:rPr>
+        <w:t xml:space="preserve">, so no label is written. Reynolds flagged what it leaves out — </w:t>
+      </w:r>
+      <w:r>
+        <w:rPr>
+          <w:b w:val="0"/>
+          <w:i/>
+        </w:rPr>
+        <w:t xml:space="preserve">“this fishbone also includes the general normal ranges, but what it doesn’t have are the </w:t>
+      </w:r>
+      <w:r>
+        <w:rPr>
+          <w:b/>
+          <w:i/>
+        </w:rPr>
+        <w:t>units</w:t>
+      </w:r>
+      <w:r>
+        <w:rPr>
+          <w:b w:val="0"/>
+          <w:i/>
+        </w:rPr>
+        <w:t xml:space="preserve"> … depending on where you practice will determine what the units are.”</w:t>
+      </w:r>
+    </w:p>
+    <w:tbl>
+      <w:tblPr>
+        <w:tblW w:type="auto" w:w="0"/>
+        <w:tblLook w:firstColumn="1" w:firstRow="1" w:lastColumn="0" w:lastRow="0" w:noHBand="0" w:noVBand="1" w:val="04A0"/>
+        <w:tblBorders>
+          <w:top w:val="single" w:sz="8" w:space="0" w:color="B9A98B"/>
+          <w:left w:val="single" w:sz="8" w:space="0" w:color="B9A98B"/>
+          <w:bottom w:val="single" w:sz="8" w:space="0" w:color="B9A98B"/>
+          <w:right w:val="single" w:sz="8" w:space="0" w:color="B9A98B"/>
+          <w:insideH w:val="single" w:sz="8" w:space="0" w:color="B9A98B"/>
+          <w:insideV w:val="single" w:sz="8" w:space="0" w:color="B9A98B"/>
+        </w:tblBorders>
+      </w:tblPr>
+      <w:tblGrid>
+        <w:gridCol w:w="14544"/>
+      </w:tblGrid>
+      <w:tr>
+        <w:tc>
+          <w:tcPr>
+            <w:tcW w:type="dxa" w:w="14544"/>
+            <w:shd w:val="clear" w:color="auto" w:fill="F5F2EC"/>
+          </w:tcPr>
+          <w:p>
+            <w:pPr>
+              <w:spacing w:after="80"/>
+            </w:pPr>
+            <w:r>
+              <w:rPr>
+                <w:b/>
+                <w:color w:val="6B5B3E"/>
+                <w:sz w:val="18"/>
+              </w:rPr>
+              <w:t>NOTE</w:t>
+            </w:r>
+          </w:p>
+          <w:p>
+            <w:pPr>
+              <w:spacing w:after="120"/>
+            </w:pPr>
+            <w:r>
+              <w:rPr>
+                <w:b/>
+                <w:i w:val="0"/>
+              </w:rPr>
+              <w:t>Two abbreviation traps she called out.</w:t>
+            </w:r>
+            <w:r>
+              <w:rPr>
+                <w:b w:val="0"/>
+                <w:i w:val="0"/>
+              </w:rPr>
+              <w:t xml:space="preserve"> On a panel, </w:t>
+            </w:r>
+            <w:r>
+              <w:rPr>
+                <w:b/>
+                <w:i w:val="0"/>
+              </w:rPr>
+              <w:t>Cr means creatinine, not chromium</w:t>
+            </w:r>
+            <w:r>
+              <w:rPr>
+                <w:b w:val="0"/>
+                <w:i w:val="0"/>
+              </w:rPr>
+              <w:t xml:space="preserve">, and </w:t>
+            </w:r>
+            <w:r>
+              <w:rPr>
+                <w:b/>
+                <w:i w:val="0"/>
+              </w:rPr>
+              <w:t>BUN is blood urea nitrogen</w:t>
+            </w:r>
+            <w:r>
+              <w:rPr>
+                <w:b w:val="0"/>
+                <w:i w:val="0"/>
+              </w:rPr>
+              <w:t xml:space="preserve">, not boron, uranium and nitrogen. She also drew the line on where shorthand belongs: </w:t>
+            </w:r>
+            <w:r>
+              <w:rPr>
+                <w:b w:val="0"/>
+                <w:i/>
+              </w:rPr>
+              <w:t>“Do we abbreviate in our electronic notes? Absolutely not. We write out sodium … you’ll literally write out millimetres of mercury.”</w:t>
+            </w:r>
+            <w:r>
+              <w:rPr>
+                <w:b w:val="0"/>
+                <w:i w:val="0"/>
+              </w:rPr>
+              <w:t xml:space="preserve"> Shorthand is for handwritten bedside notes and older records.</w:t>
+            </w:r>
+          </w:p>
+        </w:tc>
+      </w:tr>
+    </w:tbl>
+    <w:p>
+      <w:pPr>
+        <w:spacing w:after="80"/>
+      </w:pPr>
+    </w:p>
+    <w:p>
+      <w:pPr>
+        <w:pStyle w:val="Heading2"/>
+        <w:spacing w:before="200" w:after="100"/>
+      </w:pPr>
+      <w:r>
+        <w:rPr>
+          <w:rFonts w:ascii="Georgia" w:hAnsi="Georgia"/>
+          <w:color w:val="69406C"/>
+        </w:rPr>
+        <w:t>5.2 · Where this deck disagrees with itself</w:t>
+      </w:r>
+    </w:p>
+    <w:p>
+      <w:pPr>
+        <w:spacing w:after="120"/>
+      </w:pPr>
+      <w:r>
+        <w:rPr>
+          <w:b w:val="0"/>
+          <w:i w:val="0"/>
+        </w:rPr>
+        <w:t>Three reference ranges appear twice in the deck with different numbers — once on a teaching slide, once on the fishbone picture. Both are shown here rather than picking one, because she supplies ranges on the exam and no question can turn on the difference.</w:t>
+      </w:r>
+    </w:p>
+    <w:tbl>
+      <w:tblPr>
+        <w:tblStyle w:val="TableGrid"/>
+        <w:tblW w:type="auto" w:w="0"/>
+        <w:jc w:val="center"/>
+        <w:tblLook w:firstColumn="1" w:firstRow="1" w:lastColumn="0" w:lastRow="0" w:noHBand="0" w:noVBand="1" w:val="04A0"/>
+        <w:tblBorders>
+          <w:top w:val="single" w:sz="4" w:space="0" w:color="D8D2D4"/>
+          <w:left w:val="single" w:sz="4" w:space="0" w:color="D8D2D4"/>
+          <w:bottom w:val="single" w:sz="4" w:space="0" w:color="D8D2D4"/>
+          <w:right w:val="single" w:sz="4" w:space="0" w:color="D8D2D4"/>
+          <w:insideH w:val="single" w:sz="4" w:space="0" w:color="D8D2D4"/>
+          <w:insideV w:val="single" w:sz="4" w:space="0" w:color="D8D2D4"/>
+        </w:tblBorders>
+      </w:tblPr>
+      <w:tblGrid>
+        <w:gridCol w:w="3636"/>
+        <w:gridCol w:w="3636"/>
+        <w:gridCol w:w="3636"/>
+        <w:gridCol w:w="3636"/>
+      </w:tblGrid>
+      <w:tr>
+        <w:tc>
+          <w:tcPr>
+            <w:tcW w:type="dxa" w:w="3636"/>
+            <w:shd w:val="clear" w:color="auto" w:fill="69406C"/>
+          </w:tcPr>
+          <w:p>
+            <w:pPr>
+              <w:spacing w:after="40"/>
+            </w:pPr>
+            <w:r>
+              <w:rPr>
+                <w:b/>
+                <w:color w:val="FFFFFF"/>
+                <w:sz w:val="18"/>
+              </w:rPr>
+            </w:r>
+            <w:r>
+              <w:rPr>
+                <w:b/>
+                <w:i w:val="0"/>
+                <w:color w:val="FFFFFF"/>
+                <w:sz w:val="18"/>
+              </w:rPr>
+              <w:t>Analyte</w:t>
+            </w:r>
+          </w:p>
+        </w:tc>
+        <w:tc>
+          <w:tcPr>
+            <w:tcW w:type="dxa" w:w="3636"/>
+            <w:shd w:val="clear" w:color="auto" w:fill="69406C"/>
+          </w:tcPr>
+          <w:p>
+            <w:pPr>
+              <w:spacing w:after="40"/>
+            </w:pPr>
+            <w:r>
+              <w:rPr>
+                <w:b/>
+                <w:color w:val="FFFFFF"/>
+                <w:sz w:val="18"/>
+              </w:rPr>
+            </w:r>
+            <w:r>
+              <w:rPr>
+                <w:b/>
+                <w:i w:val="0"/>
+                <w:color w:val="FFFFFF"/>
+                <w:sz w:val="18"/>
+              </w:rPr>
+              <w:t>Teaching slide</w:t>
+            </w:r>
+          </w:p>
+        </w:tc>
+        <w:tc>
+          <w:tcPr>
+            <w:tcW w:type="dxa" w:w="3636"/>
+            <w:shd w:val="clear" w:color="auto" w:fill="69406C"/>
+          </w:tcPr>
+          <w:p>
+            <w:pPr>
+              <w:spacing w:after="40"/>
+            </w:pPr>
+            <w:r>
+              <w:rPr>
+                <w:b/>
+                <w:color w:val="FFFFFF"/>
+                <w:sz w:val="18"/>
+              </w:rPr>
+            </w:r>
+            <w:r>
+              <w:rPr>
+                <w:b/>
+                <w:i w:val="0"/>
+                <w:color w:val="FFFFFF"/>
+                <w:sz w:val="18"/>
+              </w:rPr>
+              <w:t>Fishbone image</w:t>
+            </w:r>
+          </w:p>
+        </w:tc>
+        <w:tc>
+          <w:tcPr>
+            <w:tcW w:type="dxa" w:w="3636"/>
+            <w:shd w:val="clear" w:color="auto" w:fill="69406C"/>
+          </w:tcPr>
+          <w:p>
+            <w:pPr>
+              <w:spacing w:after="40"/>
+            </w:pPr>
+            <w:r>
+              <w:rPr>
+                <w:b/>
+                <w:color w:val="FFFFFF"/>
+                <w:sz w:val="18"/>
+              </w:rPr>
+            </w:r>
+            <w:r>
+              <w:rPr>
+                <w:b/>
+                <w:i w:val="0"/>
+                <w:color w:val="FFFFFF"/>
+                <w:sz w:val="18"/>
+              </w:rPr>
+              <w:t>Agree?</w:t>
+            </w:r>
+          </w:p>
+        </w:tc>
+      </w:tr>
+      <w:tr>
+        <w:tc>
+          <w:tcPr>
+            <w:tcW w:type="dxa" w:w="3636"/>
+          </w:tcPr>
+          <w:p>
+            <w:pPr>
+              <w:spacing w:after="40"/>
+            </w:pPr>
+            <w:r>
+              <w:rPr>
+                <w:sz w:val="18"/>
+              </w:rPr>
+            </w:r>
+            <w:r>
+              <w:rPr>
+                <w:b w:val="0"/>
+                <w:i w:val="0"/>
+                <w:sz w:val="18"/>
+              </w:rPr>
+              <w:t>Bicarbonate</w:t>
+            </w:r>
+          </w:p>
+        </w:tc>
+        <w:tc>
+          <w:tcPr>
+            <w:tcW w:type="dxa" w:w="3636"/>
+          </w:tcPr>
+          <w:p>
+            <w:pPr>
+              <w:spacing w:after="40"/>
+            </w:pPr>
+            <w:r>
+              <w:rPr>
+                <w:sz w:val="18"/>
+              </w:rPr>
+            </w:r>
+            <w:r>
+              <w:rPr>
+                <w:b w:val="0"/>
+                <w:i w:val="0"/>
+                <w:sz w:val="18"/>
+              </w:rPr>
+              <w:t>~22–29</w:t>
+            </w:r>
+          </w:p>
+        </w:tc>
+        <w:tc>
+          <w:tcPr>
+            <w:tcW w:type="dxa" w:w="3636"/>
+          </w:tcPr>
+          <w:p>
+            <w:pPr>
+              <w:spacing w:after="40"/>
+            </w:pPr>
+            <w:r>
+              <w:rPr>
+                <w:sz w:val="18"/>
+              </w:rPr>
+            </w:r>
+            <w:r>
+              <w:rPr>
+                <w:b w:val="0"/>
+                <w:i w:val="0"/>
+                <w:sz w:val="18"/>
+              </w:rPr>
+              <w:t>22–28 on the panel; 22–26 in the blood-gas column</w:t>
+            </w:r>
+          </w:p>
+        </w:tc>
+        <w:tc>
+          <w:tcPr>
+            <w:tcW w:type="dxa" w:w="3636"/>
+          </w:tcPr>
+          <w:p>
+            <w:pPr>
+              <w:spacing w:after="40"/>
+            </w:pPr>
+            <w:r>
+              <w:rPr>
+                <w:sz w:val="18"/>
+              </w:rPr>
+            </w:r>
+            <w:r>
+              <w:rPr>
+                <w:b w:val="0"/>
+                <w:i w:val="0"/>
+                <w:sz w:val="18"/>
+              </w:rPr>
+              <w:t>no</w:t>
+            </w:r>
+          </w:p>
+        </w:tc>
+      </w:tr>
+      <w:tr>
+        <w:tc>
+          <w:tcPr>
+            <w:tcW w:type="dxa" w:w="3636"/>
+          </w:tcPr>
+          <w:p>
+            <w:pPr>
+              <w:spacing w:after="40"/>
+            </w:pPr>
+            <w:r>
+              <w:rPr>
+                <w:sz w:val="18"/>
+              </w:rPr>
+            </w:r>
+            <w:r>
+              <w:rPr>
+                <w:b w:val="0"/>
+                <w:i w:val="0"/>
+                <w:sz w:val="18"/>
+              </w:rPr>
+              <w:t>Glucose</w:t>
+            </w:r>
+          </w:p>
+        </w:tc>
+        <w:tc>
+          <w:tcPr>
+            <w:tcW w:type="dxa" w:w="3636"/>
+          </w:tcPr>
+          <w:p>
+            <w:pPr>
+              <w:spacing w:after="40"/>
+            </w:pPr>
+            <w:r>
+              <w:rPr>
+                <w:sz w:val="18"/>
+              </w:rPr>
+            </w:r>
+            <w:r>
+              <w:rPr>
+                <w:b w:val="0"/>
+                <w:i w:val="0"/>
+                <w:sz w:val="18"/>
+              </w:rPr>
+              <w:t>~70–99 fasting</w:t>
+            </w:r>
+          </w:p>
+        </w:tc>
+        <w:tc>
+          <w:tcPr>
+            <w:tcW w:type="dxa" w:w="3636"/>
+          </w:tcPr>
+          <w:p>
+            <w:pPr>
+              <w:spacing w:after="40"/>
+            </w:pPr>
+            <w:r>
+              <w:rPr>
+                <w:sz w:val="18"/>
+              </w:rPr>
+            </w:r>
+            <w:r>
+              <w:rPr>
+                <w:b w:val="0"/>
+                <w:i w:val="0"/>
+                <w:sz w:val="18"/>
+              </w:rPr>
+              <w:t>70–120</w:t>
+            </w:r>
+          </w:p>
+        </w:tc>
+        <w:tc>
+          <w:tcPr>
+            <w:tcW w:type="dxa" w:w="3636"/>
+          </w:tcPr>
+          <w:p>
+            <w:pPr>
+              <w:spacing w:after="40"/>
+            </w:pPr>
+            <w:r>
+              <w:rPr>
+                <w:sz w:val="18"/>
+              </w:rPr>
+            </w:r>
+            <w:r>
+              <w:rPr>
+                <w:b w:val="0"/>
+                <w:i w:val="0"/>
+                <w:sz w:val="18"/>
+              </w:rPr>
+              <w:t>no</w:t>
+            </w:r>
+          </w:p>
+        </w:tc>
+      </w:tr>
+      <w:tr>
+        <w:tc>
+          <w:tcPr>
+            <w:tcW w:type="dxa" w:w="3636"/>
+          </w:tcPr>
+          <w:p>
+            <w:pPr>
+              <w:spacing w:after="40"/>
+            </w:pPr>
+            <w:r>
+              <w:rPr>
+                <w:sz w:val="18"/>
+              </w:rPr>
+            </w:r>
+            <w:r>
+              <w:rPr>
+                <w:b w:val="0"/>
+                <w:i w:val="0"/>
+                <w:sz w:val="18"/>
+              </w:rPr>
+              <w:t>Blood urea nitrogen</w:t>
+            </w:r>
+          </w:p>
+        </w:tc>
+        <w:tc>
+          <w:tcPr>
+            <w:tcW w:type="dxa" w:w="3636"/>
+          </w:tcPr>
+          <w:p>
+            <w:pPr>
+              <w:spacing w:after="40"/>
+            </w:pPr>
+            <w:r>
+              <w:rPr>
+                <w:sz w:val="18"/>
+              </w:rPr>
+            </w:r>
+            <w:r>
+              <w:rPr>
+                <w:b w:val="0"/>
+                <w:i w:val="0"/>
+                <w:sz w:val="18"/>
+              </w:rPr>
+              <w:t>~7–20</w:t>
+            </w:r>
+          </w:p>
+        </w:tc>
+        <w:tc>
+          <w:tcPr>
+            <w:tcW w:type="dxa" w:w="3636"/>
+          </w:tcPr>
+          <w:p>
+            <w:pPr>
+              <w:spacing w:after="40"/>
+            </w:pPr>
+            <w:r>
+              <w:rPr>
+                <w:sz w:val="18"/>
+              </w:rPr>
+            </w:r>
+            <w:r>
+              <w:rPr>
+                <w:b w:val="0"/>
+                <w:i w:val="0"/>
+                <w:sz w:val="18"/>
+              </w:rPr>
+              <w:t>7–18</w:t>
+            </w:r>
+          </w:p>
+        </w:tc>
+        <w:tc>
+          <w:tcPr>
+            <w:tcW w:type="dxa" w:w="3636"/>
+          </w:tcPr>
+          <w:p>
+            <w:pPr>
+              <w:spacing w:after="40"/>
+            </w:pPr>
+            <w:r>
+              <w:rPr>
+                <w:sz w:val="18"/>
+              </w:rPr>
+            </w:r>
+            <w:r>
+              <w:rPr>
+                <w:b w:val="0"/>
+                <w:i w:val="0"/>
+                <w:sz w:val="18"/>
+              </w:rPr>
+              <w:t>no</w:t>
+            </w:r>
+          </w:p>
+        </w:tc>
+      </w:tr>
+      <w:tr>
+        <w:tc>
+          <w:tcPr>
+            <w:tcW w:type="dxa" w:w="3636"/>
+          </w:tcPr>
+          <w:p>
+            <w:pPr>
+              <w:spacing w:after="40"/>
+            </w:pPr>
+            <w:r>
+              <w:rPr>
+                <w:sz w:val="18"/>
+              </w:rPr>
+            </w:r>
+            <w:r>
+              <w:rPr>
+                <w:b w:val="0"/>
+                <w:i w:val="0"/>
+                <w:sz w:val="18"/>
+              </w:rPr>
+              <w:t>Creatinine</w:t>
+            </w:r>
+          </w:p>
+        </w:tc>
+        <w:tc>
+          <w:tcPr>
+            <w:tcW w:type="dxa" w:w="3636"/>
+          </w:tcPr>
+          <w:p>
+            <w:pPr>
+              <w:spacing w:after="40"/>
+            </w:pPr>
+            <w:r>
+              <w:rPr>
+                <w:sz w:val="18"/>
+              </w:rPr>
+            </w:r>
+            <w:r>
+              <w:rPr>
+                <w:b w:val="0"/>
+                <w:i w:val="0"/>
+                <w:sz w:val="18"/>
+              </w:rPr>
+              <w:t>~0.6–1.2</w:t>
+            </w:r>
+          </w:p>
+        </w:tc>
+        <w:tc>
+          <w:tcPr>
+            <w:tcW w:type="dxa" w:w="3636"/>
+          </w:tcPr>
+          <w:p>
+            <w:pPr>
+              <w:spacing w:after="40"/>
+            </w:pPr>
+            <w:r>
+              <w:rPr>
+                <w:sz w:val="18"/>
+              </w:rPr>
+            </w:r>
+            <w:r>
+              <w:rPr>
+                <w:b w:val="0"/>
+                <w:i w:val="0"/>
+                <w:sz w:val="18"/>
+              </w:rPr>
+              <w:t>0.6–1.2</w:t>
+            </w:r>
+          </w:p>
+        </w:tc>
+        <w:tc>
+          <w:tcPr>
+            <w:tcW w:type="dxa" w:w="3636"/>
+          </w:tcPr>
+          <w:p>
+            <w:pPr>
+              <w:spacing w:after="40"/>
+            </w:pPr>
+            <w:r>
+              <w:rPr>
+                <w:sz w:val="18"/>
+              </w:rPr>
+            </w:r>
+            <w:r>
+              <w:rPr>
+                <w:b/>
+                <w:i w:val="0"/>
+                <w:sz w:val="18"/>
+              </w:rPr>
+              <w:t>yes</w:t>
+            </w:r>
+          </w:p>
+        </w:tc>
+      </w:tr>
+    </w:tbl>
+    <w:p>
+      <w:pPr>
+        <w:spacing w:after="80"/>
+      </w:pPr>
+    </w:p>
+    <w:p>
+      <w:pPr>
+        <w:spacing w:after="120"/>
+      </w:pPr>
+      <w:r>
+        <w:rPr>
+          <w:b w:val="0"/>
+          <w:i w:val="0"/>
+        </w:rPr>
+        <w:t xml:space="preserve">Reason to keep in view generally: a normal range is </w:t>
+      </w:r>
+      <w:r>
+        <w:rPr>
+          <w:b/>
+          <w:i w:val="0"/>
+        </w:rPr>
+        <w:t>the mean plus or minus two standard deviations</w:t>
+      </w:r>
+      <w:r>
+        <w:rPr>
+          <w:b w:val="0"/>
+          <w:i w:val="0"/>
+        </w:rPr>
+        <w:t xml:space="preserve">, so about </w:t>
+      </w:r>
+      <w:r>
+        <w:rPr>
+          <w:b/>
+          <w:i w:val="0"/>
+        </w:rPr>
+        <w:t>2.5 per cent of healthy people fall outside it by chance</w:t>
+      </w:r>
+      <w:r>
+        <w:rPr>
+          <w:b w:val="0"/>
+          <w:i w:val="0"/>
+        </w:rPr>
+        <w:t xml:space="preserve"> — and </w:t>
+      </w:r>
+      <w:r>
+        <w:rPr>
+          <w:b/>
+          <w:i w:val="0"/>
+        </w:rPr>
+        <w:t>a normal value does not exclude disease</w:t>
+      </w:r>
+      <w:r>
+        <w:rPr>
+          <w:b w:val="0"/>
+          <w:i w:val="0"/>
+        </w:rPr>
+        <w:t>. Confirm a borderline abnormality before an extensive workup, and read every value against history, medications and supplements, alcohol and examination.</w:t>
+      </w:r>
+    </w:p>
+    <w:p>
+      <w:pPr>
+        <w:pStyle w:val="Heading2"/>
+        <w:spacing w:before="200" w:after="100"/>
+      </w:pPr>
+      <w:r>
+        <w:rPr>
+          <w:rFonts w:ascii="Georgia" w:hAnsi="Georgia"/>
+          <w:color w:val="69406C"/>
+        </w:rPr>
+        <w:t>5.3 · Objective b(i–iv) — The electrolytes</w:t>
+      </w:r>
+    </w:p>
+    <w:p>
+      <w:pPr>
+        <w:spacing w:after="120"/>
+      </w:pPr>
+      <w:r>
+        <w:rPr>
+          <w:b/>
+          <w:i w:val="0"/>
+        </w:rPr>
+        <w:t>Sodium</w:t>
+      </w:r>
+      <w:r>
+        <w:rPr>
+          <w:b w:val="0"/>
+          <w:i w:val="0"/>
+        </w:rPr>
+        <w:t xml:space="preserve"> is the </w:t>
+      </w:r>
+      <w:r>
+        <w:rPr>
+          <w:b/>
+          <w:i w:val="0"/>
+        </w:rPr>
+        <w:t>major extracellular cation</w:t>
+      </w:r>
+      <w:r>
+        <w:rPr>
+          <w:b w:val="0"/>
+          <w:i w:val="0"/>
+        </w:rPr>
+        <w:t xml:space="preserve"> and its salts are the major determinant of extracellular osmolality. The serum level is a balance between oral intake and renal excretion. The single most useful idea in this lecture: </w:t>
+      </w:r>
+      <w:r>
+        <w:rPr>
+          <w:b/>
+          <w:i w:val="0"/>
+        </w:rPr>
+        <w:t>an abnormal sodium is a water problem first</w:t>
+      </w:r>
+      <w:r>
+        <w:rPr>
+          <w:b w:val="0"/>
+          <w:i w:val="0"/>
+        </w:rPr>
+        <w:t xml:space="preserve"> — ask whether there is too much or too little free water before asking about salt. As free body water rises the sodium is diluted; the kidneys compensate by </w:t>
+      </w:r>
+      <w:r>
+        <w:rPr>
+          <w:b/>
+          <w:i w:val="0"/>
+        </w:rPr>
+        <w:t>conserving sodium and excreting water</w:t>
+      </w:r>
+      <w:r>
+        <w:rPr>
+          <w:b w:val="0"/>
+          <w:i w:val="0"/>
+        </w:rPr>
+        <w:t xml:space="preserve">. Serum sodium reflects </w:t>
+      </w:r>
+      <w:r>
+        <w:rPr>
+          <w:b w:val="0"/>
+          <w:i/>
+        </w:rPr>
+        <w:t>water balance</w:t>
+      </w:r>
+      <w:r>
+        <w:rPr>
+          <w:b w:val="0"/>
+          <w:i w:val="0"/>
+        </w:rPr>
+        <w:t xml:space="preserve">, controlled by thirst and antidiuretic hormone; </w:t>
+      </w:r>
+      <w:r>
+        <w:rPr>
+          <w:b w:val="0"/>
+          <w:i/>
+        </w:rPr>
+        <w:t>total-body</w:t>
+      </w:r>
+      <w:r>
+        <w:rPr>
+          <w:b w:val="0"/>
+          <w:i w:val="0"/>
+        </w:rPr>
+        <w:t xml:space="preserve"> sodium, via the renin–angiotensin–aldosterone system, governs extracellular volume.</w:t>
+      </w:r>
+    </w:p>
+    <w:p>
+      <w:pPr>
+        <w:spacing w:after="120"/>
+      </w:pPr>
+      <w:r>
+        <w:rPr>
+          <w:b/>
+          <w:i w:val="0"/>
+        </w:rPr>
+        <w:t>Potassium</w:t>
+      </w:r>
+      <w:r>
+        <w:rPr>
+          <w:b w:val="0"/>
+          <w:i w:val="0"/>
+        </w:rPr>
+        <w:t xml:space="preserve"> is the </w:t>
+      </w:r>
+      <w:r>
+        <w:rPr>
+          <w:b/>
+          <w:i w:val="0"/>
+        </w:rPr>
+        <w:t>major intracellular cation</w:t>
+      </w:r>
+      <w:r>
+        <w:rPr>
+          <w:b w:val="0"/>
+          <w:i w:val="0"/>
+        </w:rPr>
+        <w:t xml:space="preserve"> and the key determinant of membrane electrical potential, especially in neuromuscular tissue. Small serum fluctuations carry large consequences, and </w:t>
+      </w:r>
+      <w:r>
+        <w:rPr>
+          <w:b/>
+          <w:i w:val="0"/>
+        </w:rPr>
+        <w:t>both hyperkalaemia and hypokalaemia can cause life-threatening arrhythmias</w:t>
+      </w:r>
+      <w:r>
+        <w:rPr>
+          <w:b w:val="0"/>
+          <w:i w:val="0"/>
+        </w:rPr>
+        <w:t xml:space="preserve">. It is excreted by the kidneys </w:t>
+      </w:r>
+      <w:r>
+        <w:rPr>
+          <w:b/>
+          <w:i w:val="0"/>
+        </w:rPr>
+        <w:t>with no reabsorption</w:t>
+      </w:r>
+      <w:r>
+        <w:rPr>
+          <w:b w:val="0"/>
+          <w:i w:val="0"/>
+        </w:rPr>
+        <w:t xml:space="preserve">, so it must be replaced by diet or supplementation or the level drops rapidly. Regulation is by </w:t>
+      </w:r>
+      <w:r>
+        <w:rPr>
+          <w:b/>
+          <w:i w:val="0"/>
+        </w:rPr>
+        <w:t>aldosterone</w:t>
+      </w:r>
+      <w:r>
+        <w:rPr>
+          <w:b w:val="0"/>
+          <w:i w:val="0"/>
+        </w:rPr>
+        <w:t xml:space="preserve"> at the distal tubule and collecting duct, plus </w:t>
+      </w:r>
+      <w:r>
+        <w:rPr>
+          <w:b/>
+          <w:i w:val="0"/>
+        </w:rPr>
+        <w:t>transcellular shifts</w:t>
+      </w:r>
+      <w:r>
+        <w:rPr>
+          <w:b w:val="0"/>
+          <w:i w:val="0"/>
+        </w:rPr>
+        <w:t xml:space="preserve"> driven by insulin, acid-base status and catecholamines — which is why the potassium in diabetic ketoacidosis can mislead.</w:t>
+      </w:r>
+    </w:p>
+    <w:p>
+      <w:pPr>
+        <w:spacing w:after="120"/>
+      </w:pPr>
+      <w:r>
+        <w:rPr>
+          <w:b/>
+          <w:i w:val="0"/>
+        </w:rPr>
+        <w:t>Chloride</w:t>
+      </w:r>
+      <w:r>
+        <w:rPr>
+          <w:b w:val="0"/>
+          <w:i w:val="0"/>
+        </w:rPr>
+        <w:t xml:space="preserve"> is the major extracellular anion and </w:t>
+      </w:r>
+      <w:r>
+        <w:rPr>
+          <w:b/>
+          <w:i w:val="0"/>
+        </w:rPr>
+        <w:t>follows sodium to maintain electrical neutrality</w:t>
+      </w:r>
+      <w:r>
+        <w:rPr>
+          <w:b w:val="0"/>
+          <w:i w:val="0"/>
+        </w:rPr>
+        <w:t xml:space="preserve">. Alone it says little; with the other electrolytes it reports acid-base balance and hydration. It is reciprocal with bicarbonate: when carbon dioxide and hydrogen ions rise, bicarbonate moves out of the cell and </w:t>
+      </w:r>
+      <w:r>
+        <w:rPr>
+          <w:b/>
+          <w:i w:val="0"/>
+        </w:rPr>
+        <w:t>chloride shifts back in</w:t>
+      </w:r>
+      <w:r>
+        <w:rPr>
+          <w:b w:val="0"/>
+          <w:i w:val="0"/>
+        </w:rPr>
+        <w:t xml:space="preserve">. A </w:t>
+      </w:r>
+      <w:r>
+        <w:rPr>
+          <w:b/>
+          <w:i w:val="0"/>
+        </w:rPr>
+        <w:t>low chloride with a high bicarbonate suggests metabolic alkalosis</w:t>
+      </w:r>
+      <w:r>
+        <w:rPr>
+          <w:b w:val="0"/>
+          <w:i w:val="0"/>
+        </w:rPr>
+        <w:t>, classically from vomiting; the opposite pairing gives hyperchloraemic non-gap acidosis.</w:t>
+      </w:r>
+    </w:p>
+    <w:p>
+      <w:pPr>
+        <w:spacing w:after="120"/>
+      </w:pPr>
+      <w:r>
+        <w:rPr>
+          <w:b/>
+          <w:i w:val="0"/>
+        </w:rPr>
+        <w:t>Bicarbonate</w:t>
+      </w:r>
+      <w:r>
+        <w:rPr>
+          <w:b w:val="0"/>
+          <w:i w:val="0"/>
+        </w:rPr>
+        <w:t xml:space="preserve"> is the </w:t>
+      </w:r>
+      <w:r>
+        <w:rPr>
+          <w:b/>
+          <w:i w:val="0"/>
+        </w:rPr>
+        <w:t>primary extracellular buffer</w:t>
+      </w:r>
+      <w:r>
+        <w:rPr>
+          <w:b w:val="0"/>
+          <w:i w:val="0"/>
+        </w:rPr>
+        <w:t xml:space="preserve"> and helps transport carbon dioxide. It is reported on the panel as </w:t>
+      </w:r>
+      <w:r>
+        <w:rPr>
+          <w:b/>
+          <w:i w:val="0"/>
+        </w:rPr>
+        <w:t>“CO</w:t>
+      </w:r>
+      <w:r>
+        <w:rPr>
+          <w:b/>
+          <w:i w:val="0"/>
+        </w:rPr>
+        <w:t>2</w:t>
+      </w:r>
+      <w:r>
+        <w:rPr>
+          <w:b/>
+          <w:i w:val="0"/>
+        </w:rPr>
+        <w:t>”</w:t>
+      </w:r>
+      <w:r>
+        <w:rPr>
+          <w:b w:val="0"/>
+          <w:i w:val="0"/>
+        </w:rPr>
+        <w:t xml:space="preserve"> — total carbon dioxide, which is mostly serum bicarbonate. </w:t>
+      </w:r>
+      <w:r>
+        <w:rPr>
+          <w:b/>
+          <w:i w:val="0"/>
+        </w:rPr>
+        <w:t>Low means metabolic acidosis</w:t>
+      </w:r>
+      <w:r>
+        <w:rPr>
+          <w:b w:val="0"/>
+          <w:i w:val="0"/>
+        </w:rPr>
+        <w:t xml:space="preserve"> and is the trigger to calculate the anion gap; </w:t>
+      </w:r>
+      <w:r>
+        <w:rPr>
+          <w:b/>
+          <w:i w:val="0"/>
+        </w:rPr>
+        <w:t>high means metabolic alkalosis</w:t>
+      </w:r>
+      <w:r>
+        <w:rPr>
+          <w:b w:val="0"/>
+          <w:i w:val="0"/>
+        </w:rPr>
+        <w:t>.</w:t>
+      </w:r>
+    </w:p>
+    <w:p>
+      <w:pPr>
+        <w:jc w:val="center"/>
+      </w:pPr>
+      <w:r>
+        <w:drawing>
+          <wp:inline xmlns:a="http://schemas.openxmlformats.org/drawingml/2006/main" xmlns:pic="http://schemas.openxmlformats.org/drawingml/2006/picture">
+            <wp:extent cx="3840480" cy="2142134"/>
+            <wp:docPr id="37" name="Picture 37"/>
+            <wp:cNvGraphicFramePr>
+              <a:graphicFrameLocks noChangeAspect="1"/>
+            </wp:cNvGraphicFramePr>
+            <a:graphic>
+              <a:graphicData uri="http://schemas.openxmlformats.org/drawingml/2006/picture">
+                <pic:pic>
+                  <pic:nvPicPr>
+                    <pic:cNvPr id="0" name="Principles_of_Diagnostic_Medicine_I_Exam_1_pdm-exam-1-l5-images_co2-buffer.jpg"/>
+                    <pic:cNvPicPr/>
+                  </pic:nvPicPr>
+                  <pic:blipFill>
+                    <a:blip r:embed="rId45"/>
+                    <a:stretch>
+                      <a:fillRect/>
+                    </a:stretch>
+                  </pic:blipFill>
+                  <pic:spPr>
+                    <a:xfrm>
+                      <a:off x="0" y="0"/>
+                      <a:ext cx="3840480" cy="2142134"/>
+                    </a:xfrm>
+                    <a:prstGeom prst="rect"/>
+                  </pic:spPr>
+                </pic:pic>
+              </a:graphicData>
+            </a:graphic>
+          </wp:inline>
+        </w:drawing>
+      </w:r>
+    </w:p>
+    <w:p>
+      <w:pPr>
+        <w:spacing w:after="160"/>
+        <w:jc w:val="center"/>
+      </w:pPr>
+      <w:r>
+        <w:rPr>
+          <w:sz w:val="15"/>
+        </w:rPr>
+        <w:t>The carbon dioxide and bicarbonate buffer system: lungs excreting carbon dioxide on the left, kidney producing bicarbonate on the right, normal pH 7.35–7.45 between them. Lecture 5 · Slide 12</w:t>
+      </w:r>
+    </w:p>
+    <w:p>
+      <w:pPr>
+        <w:pStyle w:val="Heading2"/>
+        <w:spacing w:before="200" w:after="100"/>
+      </w:pPr>
+      <w:r>
+        <w:rPr>
+          <w:rFonts w:ascii="Georgia" w:hAnsi="Georgia"/>
+          <w:color w:val="69406C"/>
+        </w:rPr>
+        <w:t>5.4 · Objective b(v–vii) — Glucose, urea nitrogen and creatinine</w:t>
+      </w:r>
+    </w:p>
+    <w:p>
+      <w:pPr>
+        <w:spacing w:after="120"/>
+      </w:pPr>
+      <w:r>
+        <w:rPr>
+          <w:b/>
+          <w:i w:val="0"/>
+        </w:rPr>
+        <w:t>Glucose</w:t>
+      </w:r>
+      <w:r>
+        <w:rPr>
+          <w:b w:val="0"/>
+          <w:i w:val="0"/>
+        </w:rPr>
+        <w:t xml:space="preserve"> is the body's main fuel, lowered by insulin and raised by glucagon and the counter-regulatory hormones, with a gluconeogenic contribution from the kidney. Always interpret it against the </w:t>
+      </w:r>
+      <w:r>
+        <w:rPr>
+          <w:b/>
+          <w:i w:val="0"/>
+        </w:rPr>
+        <w:t>fasting or non-fasting state</w:t>
+      </w:r>
+      <w:r>
+        <w:rPr>
+          <w:b w:val="0"/>
+          <w:i w:val="0"/>
+        </w:rPr>
+        <w:t xml:space="preserve">. Marked hyperglycaemia </w:t>
+      </w:r>
+      <w:r>
+        <w:rPr>
+          <w:b/>
+          <w:i w:val="0"/>
+        </w:rPr>
+        <w:t>lowers the measured sodium by dilution</w:t>
+      </w:r>
+      <w:r>
+        <w:rPr>
+          <w:b w:val="0"/>
+          <w:i w:val="0"/>
+        </w:rPr>
+        <w:t xml:space="preserve"> and drives osmolality.</w:t>
+      </w:r>
+    </w:p>
+    <w:p>
+      <w:pPr>
+        <w:spacing w:after="120"/>
+      </w:pPr>
+      <w:r>
+        <w:rPr>
+          <w:b/>
+          <w:i w:val="0"/>
+        </w:rPr>
+        <w:t>Blood urea nitrogen</w:t>
+      </w:r>
+      <w:r>
+        <w:rPr>
+          <w:b w:val="0"/>
+          <w:i w:val="0"/>
+        </w:rPr>
+        <w:t xml:space="preserve"> is a nitrogenous waste product of protein metabolism, </w:t>
+      </w:r>
+      <w:r>
+        <w:rPr>
+          <w:b/>
+          <w:i w:val="0"/>
+        </w:rPr>
+        <w:t>produced by the liver and cleared by the kidneys</w:t>
+      </w:r>
+      <w:r>
+        <w:rPr>
+          <w:b w:val="0"/>
+          <w:i w:val="0"/>
+        </w:rPr>
+        <w:t xml:space="preserve">. It rises with reduced clearance but is </w:t>
+      </w:r>
+      <w:r>
+        <w:rPr>
+          <w:b/>
+          <w:i w:val="0"/>
+        </w:rPr>
+        <w:t>non-specific</w:t>
+      </w:r>
+      <w:r>
+        <w:rPr>
+          <w:b w:val="0"/>
+          <w:i w:val="0"/>
+        </w:rPr>
+        <w:t xml:space="preserve"> — dehydration, gastrointestinal bleeding, high protein intake and catabolic states all raise it. </w:t>
+      </w:r>
+      <w:r>
+        <w:rPr>
+          <w:b/>
+          <w:i w:val="0"/>
+        </w:rPr>
+        <w:t>Creatinine</w:t>
+      </w:r>
+      <w:r>
+        <w:rPr>
+          <w:b w:val="0"/>
+          <w:i w:val="0"/>
+        </w:rPr>
+        <w:t xml:space="preserve"> is a waste product of muscle creatine metabolism, filtered by the kidneys, and </w:t>
+      </w:r>
+      <w:r>
+        <w:rPr>
+          <w:b/>
+          <w:i w:val="0"/>
+        </w:rPr>
+        <w:t>more specific</w:t>
+      </w:r>
+      <w:r>
+        <w:rPr>
+          <w:b w:val="0"/>
+          <w:i w:val="0"/>
+        </w:rPr>
+        <w:t xml:space="preserve">. It rises as filtration falls, but is influenced by </w:t>
+      </w:r>
+      <w:r>
+        <w:rPr>
+          <w:b/>
+          <w:i w:val="0"/>
+        </w:rPr>
+        <w:t>muscle mass, age and sex</w:t>
+      </w:r>
+      <w:r>
+        <w:rPr>
+          <w:b w:val="0"/>
+          <w:i w:val="0"/>
+        </w:rPr>
+        <w:t>, so a normal creatinine can mask a reduced filtration rate in an elderly or cachectic patient.</w:t>
+      </w:r>
+    </w:p>
+    <w:p>
+      <w:pPr>
+        <w:spacing w:after="120"/>
+      </w:pPr>
+      <w:r>
+        <w:rPr>
+          <w:b w:val="0"/>
+          <w:i w:val="0"/>
+        </w:rPr>
+        <w:t xml:space="preserve">Read the two together. A </w:t>
+      </w:r>
+      <w:r>
+        <w:rPr>
+          <w:b/>
+          <w:i w:val="0"/>
+        </w:rPr>
+        <w:t>ratio above 20 to 1 suggests a prerenal cause</w:t>
+      </w:r>
+      <w:r>
+        <w:rPr>
+          <w:b w:val="0"/>
+          <w:i w:val="0"/>
+        </w:rPr>
+        <w:t xml:space="preserve">; below that points to intrinsic renal disease. The estimated filtration rate is derived from creatinine — </w:t>
+      </w:r>
+      <w:r>
+        <w:rPr>
+          <w:b/>
+          <w:i w:val="0"/>
+        </w:rPr>
+        <w:t>know of it, and do not calculate it</w:t>
+      </w:r>
+      <w:r>
+        <w:rPr>
+          <w:b w:val="0"/>
+          <w:i w:val="0"/>
+        </w:rPr>
+        <w:t>.</w:t>
+      </w:r>
+    </w:p>
+    <w:p>
+      <w:pPr>
+        <w:pStyle w:val="Heading2"/>
+        <w:spacing w:before="200" w:after="100"/>
+      </w:pPr>
+      <w:r>
+        <w:rPr>
+          <w:rFonts w:ascii="Georgia" w:hAnsi="Georgia"/>
+          <w:color w:val="69406C"/>
+        </w:rPr>
+        <w:t>5.5 · Objective c — The liver studies</w:t>
+      </w:r>
+    </w:p>
+    <w:tbl>
+      <w:tblPr>
+        <w:tblW w:type="auto" w:w="0"/>
+        <w:tblLook w:firstColumn="1" w:firstRow="1" w:lastColumn="0" w:lastRow="0" w:noHBand="0" w:noVBand="1" w:val="04A0"/>
+        <w:tblBorders>
+          <w:top w:val="single" w:sz="8" w:space="0" w:color="B9A98B"/>
+          <w:left w:val="single" w:sz="8" w:space="0" w:color="B9A98B"/>
+          <w:bottom w:val="single" w:sz="8" w:space="0" w:color="B9A98B"/>
+          <w:right w:val="single" w:sz="8" w:space="0" w:color="B9A98B"/>
+          <w:insideH w:val="single" w:sz="8" w:space="0" w:color="B9A98B"/>
+          <w:insideV w:val="single" w:sz="8" w:space="0" w:color="B9A98B"/>
+        </w:tblBorders>
+      </w:tblPr>
+      <w:tblGrid>
+        <w:gridCol w:w="14544"/>
+      </w:tblGrid>
+      <w:tr>
+        <w:tc>
+          <w:tcPr>
+            <w:tcW w:type="dxa" w:w="14544"/>
+            <w:shd w:val="clear" w:color="auto" w:fill="F5F2EC"/>
+          </w:tcPr>
+          <w:p>
+            <w:pPr>
+              <w:spacing w:after="80"/>
+            </w:pPr>
+            <w:r>
+              <w:rPr>
+                <w:b/>
+                <w:color w:val="6B5B3E"/>
+                <w:sz w:val="18"/>
+              </w:rPr>
+              <w:t>NOTE</w:t>
+            </w:r>
+          </w:p>
+          <w:p>
+            <w:pPr>
+              <w:spacing w:after="120"/>
+            </w:pPr>
+            <w:r>
+              <w:rPr>
+                <w:b/>
+                <w:i w:val="0"/>
+              </w:rPr>
+              <w:t>The asterisk on her slide title is the point.</w:t>
+            </w:r>
+            <w:r>
+              <w:rPr>
+                <w:b w:val="0"/>
+                <w:i w:val="0"/>
+              </w:rPr>
+              <w:t xml:space="preserve"> Aspartate aminotransferase, alanine transaminase, alkaline phosphatase and bilirubin are markers of </w:t>
+            </w:r>
+            <w:r>
+              <w:rPr>
+                <w:b/>
+                <w:i w:val="0"/>
+              </w:rPr>
+              <w:t>liver INJURY, not liver function</w:t>
+            </w:r>
+            <w:r>
+              <w:rPr>
+                <w:b w:val="0"/>
+                <w:i w:val="0"/>
+              </w:rPr>
+              <w:t xml:space="preserve">. They are liver tests, or liver chemistries. The tests that actually measure </w:t>
+            </w:r>
+            <w:r>
+              <w:rPr>
+                <w:b w:val="0"/>
+                <w:i/>
+              </w:rPr>
+              <w:t>function</w:t>
+            </w:r>
+            <w:r>
+              <w:rPr>
+                <w:b w:val="0"/>
+                <w:i w:val="0"/>
+              </w:rPr>
+              <w:t xml:space="preserve"> are </w:t>
+            </w:r>
+            <w:r>
+              <w:rPr>
+                <w:b/>
+                <w:i w:val="0"/>
+              </w:rPr>
+              <w:t>albumin, prothrombin time and bilirubin</w:t>
+            </w:r>
+            <w:r>
+              <w:rPr>
+                <w:b w:val="0"/>
+                <w:i w:val="0"/>
+              </w:rPr>
+              <w:t>.</w:t>
+            </w:r>
+          </w:p>
+        </w:tc>
+      </w:tr>
+    </w:tbl>
+    <w:p>
+      <w:pPr>
+        <w:spacing w:after="80"/>
+      </w:pPr>
+    </w:p>
+    <w:tbl>
+      <w:tblPr>
+        <w:tblStyle w:val="TableGrid"/>
+        <w:tblW w:type="auto" w:w="0"/>
+        <w:jc w:val="center"/>
+        <w:tblLook w:firstColumn="1" w:firstRow="1" w:lastColumn="0" w:lastRow="0" w:noHBand="0" w:noVBand="1" w:val="04A0"/>
+        <w:tblBorders>
+          <w:top w:val="single" w:sz="4" w:space="0" w:color="D8D2D4"/>
+          <w:left w:val="single" w:sz="4" w:space="0" w:color="D8D2D4"/>
+          <w:bottom w:val="single" w:sz="4" w:space="0" w:color="D8D2D4"/>
+          <w:right w:val="single" w:sz="4" w:space="0" w:color="D8D2D4"/>
+          <w:insideH w:val="single" w:sz="4" w:space="0" w:color="D8D2D4"/>
+          <w:insideV w:val="single" w:sz="4" w:space="0" w:color="D8D2D4"/>
+        </w:tblBorders>
+      </w:tblPr>
+      <w:tblGrid>
+        <w:gridCol w:w="4848"/>
+        <w:gridCol w:w="4848"/>
+        <w:gridCol w:w="4848"/>
+      </w:tblGrid>
+      <w:tr>
+        <w:tc>
+          <w:tcPr>
+            <w:tcW w:type="dxa" w:w="4848"/>
+            <w:shd w:val="clear" w:color="auto" w:fill="69406C"/>
+          </w:tcPr>
+          <w:p>
+            <w:pPr>
+              <w:spacing w:after="40"/>
+            </w:pPr>
+            <w:r>
+              <w:rPr>
+                <w:b/>
+                <w:color w:val="FFFFFF"/>
+                <w:sz w:val="18"/>
+              </w:rPr>
+            </w:r>
+            <w:r>
+              <w:rPr>
+                <w:b/>
+                <w:i w:val="0"/>
+                <w:color w:val="FFFFFF"/>
+                <w:sz w:val="18"/>
+              </w:rPr>
+              <w:t>Test</w:t>
+            </w:r>
+          </w:p>
+        </w:tc>
+        <w:tc>
+          <w:tcPr>
+            <w:tcW w:type="dxa" w:w="4848"/>
+            <w:shd w:val="clear" w:color="auto" w:fill="69406C"/>
+          </w:tcPr>
+          <w:p>
+            <w:pPr>
+              <w:spacing w:after="40"/>
+            </w:pPr>
+            <w:r>
+              <w:rPr>
+                <w:b/>
+                <w:color w:val="FFFFFF"/>
+                <w:sz w:val="18"/>
+              </w:rPr>
+            </w:r>
+            <w:r>
+              <w:rPr>
+                <w:b/>
+                <w:i w:val="0"/>
+                <w:color w:val="FFFFFF"/>
+                <w:sz w:val="18"/>
+              </w:rPr>
+              <w:t>What it marks</w:t>
+            </w:r>
+          </w:p>
+        </w:tc>
+        <w:tc>
+          <w:tcPr>
+            <w:tcW w:type="dxa" w:w="4848"/>
+            <w:shd w:val="clear" w:color="auto" w:fill="69406C"/>
+          </w:tcPr>
+          <w:p>
+            <w:pPr>
+              <w:spacing w:after="40"/>
+            </w:pPr>
+            <w:r>
+              <w:rPr>
+                <w:b/>
+                <w:color w:val="FFFFFF"/>
+                <w:sz w:val="18"/>
+              </w:rPr>
+            </w:r>
+            <w:r>
+              <w:rPr>
+                <w:b/>
+                <w:i w:val="0"/>
+                <w:color w:val="FFFFFF"/>
+                <w:sz w:val="18"/>
+              </w:rPr>
+              <w:t>The catch</w:t>
+            </w:r>
+          </w:p>
+        </w:tc>
+      </w:tr>
+      <w:tr>
+        <w:tc>
+          <w:tcPr>
+            <w:tcW w:type="dxa" w:w="4848"/>
+          </w:tcPr>
+          <w:p>
+            <w:pPr>
+              <w:spacing w:after="40"/>
+            </w:pPr>
+            <w:r>
+              <w:rPr>
+                <w:sz w:val="18"/>
+              </w:rPr>
+            </w:r>
+            <w:r>
+              <w:rPr>
+                <w:b w:val="0"/>
+                <w:i w:val="0"/>
+                <w:sz w:val="18"/>
+              </w:rPr>
+              <w:t>Aspartate aminotransferase</w:t>
+            </w:r>
+          </w:p>
+        </w:tc>
+        <w:tc>
+          <w:tcPr>
+            <w:tcW w:type="dxa" w:w="4848"/>
+          </w:tcPr>
+          <w:p>
+            <w:pPr>
+              <w:spacing w:after="40"/>
+            </w:pPr>
+            <w:r>
+              <w:rPr>
+                <w:sz w:val="18"/>
+              </w:rPr>
+            </w:r>
+            <w:r>
+              <w:rPr>
+                <w:b w:val="0"/>
+                <w:i w:val="0"/>
+                <w:sz w:val="18"/>
+              </w:rPr>
+              <w:t>Hepatocellular injury</w:t>
+            </w:r>
+          </w:p>
+        </w:tc>
+        <w:tc>
+          <w:tcPr>
+            <w:tcW w:type="dxa" w:w="4848"/>
+          </w:tcPr>
+          <w:p>
+            <w:pPr>
+              <w:spacing w:after="40"/>
+            </w:pPr>
+            <w:r>
+              <w:rPr>
+                <w:sz w:val="18"/>
+              </w:rPr>
+            </w:r>
+            <w:r>
+              <w:rPr>
+                <w:b w:val="0"/>
+                <w:i w:val="0"/>
+                <w:sz w:val="18"/>
+              </w:rPr>
+              <w:t xml:space="preserve">Also in cardiac and skeletal muscle, kidney and brain — </w:t>
+            </w:r>
+            <w:r>
+              <w:rPr>
+                <w:b/>
+                <w:i w:val="0"/>
+                <w:sz w:val="18"/>
+              </w:rPr>
+              <w:t>less liver-specific</w:t>
+            </w:r>
+          </w:p>
+        </w:tc>
+      </w:tr>
+      <w:tr>
+        <w:tc>
+          <w:tcPr>
+            <w:tcW w:type="dxa" w:w="4848"/>
+          </w:tcPr>
+          <w:p>
+            <w:pPr>
+              <w:spacing w:after="40"/>
+            </w:pPr>
+            <w:r>
+              <w:rPr>
+                <w:sz w:val="18"/>
+              </w:rPr>
+            </w:r>
+            <w:r>
+              <w:rPr>
+                <w:b w:val="0"/>
+                <w:i w:val="0"/>
+                <w:sz w:val="18"/>
+              </w:rPr>
+              <w:t>Alanine transaminase</w:t>
+            </w:r>
+          </w:p>
+        </w:tc>
+        <w:tc>
+          <w:tcPr>
+            <w:tcW w:type="dxa" w:w="4848"/>
+          </w:tcPr>
+          <w:p>
+            <w:pPr>
+              <w:spacing w:after="40"/>
+            </w:pPr>
+            <w:r>
+              <w:rPr>
+                <w:sz w:val="18"/>
+              </w:rPr>
+            </w:r>
+            <w:r>
+              <w:rPr>
+                <w:b w:val="0"/>
+                <w:i w:val="0"/>
+                <w:sz w:val="18"/>
+              </w:rPr>
+              <w:t>Hepatocellular injury</w:t>
+            </w:r>
+          </w:p>
+        </w:tc>
+        <w:tc>
+          <w:tcPr>
+            <w:tcW w:type="dxa" w:w="4848"/>
+          </w:tcPr>
+          <w:p>
+            <w:pPr>
+              <w:spacing w:after="40"/>
+            </w:pPr>
+            <w:r>
+              <w:rPr>
+                <w:sz w:val="18"/>
+              </w:rPr>
+            </w:r>
+            <w:r>
+              <w:rPr>
+                <w:b w:val="0"/>
+                <w:i w:val="0"/>
+                <w:sz w:val="18"/>
+              </w:rPr>
+              <w:t xml:space="preserve">Primarily liver — </w:t>
+            </w:r>
+            <w:r>
+              <w:rPr>
+                <w:b/>
+                <w:i w:val="0"/>
+                <w:sz w:val="18"/>
+              </w:rPr>
+              <w:t>more specific</w:t>
+            </w:r>
+          </w:p>
+        </w:tc>
+      </w:tr>
+      <w:tr>
+        <w:tc>
+          <w:tcPr>
+            <w:tcW w:type="dxa" w:w="4848"/>
+          </w:tcPr>
+          <w:p>
+            <w:pPr>
+              <w:spacing w:after="40"/>
+            </w:pPr>
+            <w:r>
+              <w:rPr>
+                <w:sz w:val="18"/>
+              </w:rPr>
+            </w:r>
+            <w:r>
+              <w:rPr>
+                <w:b w:val="0"/>
+                <w:i w:val="0"/>
+                <w:sz w:val="18"/>
+              </w:rPr>
+              <w:t>Alkaline phosphatase</w:t>
+            </w:r>
+          </w:p>
+        </w:tc>
+        <w:tc>
+          <w:tcPr>
+            <w:tcW w:type="dxa" w:w="4848"/>
+          </w:tcPr>
+          <w:p>
+            <w:pPr>
+              <w:spacing w:after="40"/>
+            </w:pPr>
+            <w:r>
+              <w:rPr>
+                <w:sz w:val="18"/>
+              </w:rPr>
+            </w:r>
+            <w:r>
+              <w:rPr>
+                <w:b w:val="0"/>
+                <w:i w:val="0"/>
+                <w:sz w:val="18"/>
+              </w:rPr>
+              <w:t>Cholestasis, bile duct obstruction</w:t>
+            </w:r>
+          </w:p>
+        </w:tc>
+        <w:tc>
+          <w:tcPr>
+            <w:tcW w:type="dxa" w:w="4848"/>
+          </w:tcPr>
+          <w:p>
+            <w:pPr>
+              <w:spacing w:after="40"/>
+            </w:pPr>
+            <w:r>
+              <w:rPr>
+                <w:sz w:val="18"/>
+              </w:rPr>
+            </w:r>
+            <w:r>
+              <w:rPr>
+                <w:b w:val="0"/>
+                <w:i w:val="0"/>
+                <w:sz w:val="18"/>
+              </w:rPr>
+              <w:t xml:space="preserve">Also bone, placenta, intestine — confirm hepatic origin with </w:t>
+            </w:r>
+            <w:r>
+              <w:rPr>
+                <w:b/>
+                <w:i w:val="0"/>
+                <w:sz w:val="18"/>
+              </w:rPr>
+              <w:t>gamma-glutamyl transferase</w:t>
+            </w:r>
+          </w:p>
+        </w:tc>
+      </w:tr>
+      <w:tr>
+        <w:tc>
+          <w:tcPr>
+            <w:tcW w:type="dxa" w:w="4848"/>
+          </w:tcPr>
+          <w:p>
+            <w:pPr>
+              <w:spacing w:after="40"/>
+            </w:pPr>
+            <w:r>
+              <w:rPr>
+                <w:sz w:val="18"/>
+              </w:rPr>
+            </w:r>
+            <w:r>
+              <w:rPr>
+                <w:b w:val="0"/>
+                <w:i w:val="0"/>
+                <w:sz w:val="18"/>
+              </w:rPr>
+              <w:t>Albumin</w:t>
+            </w:r>
+          </w:p>
+        </w:tc>
+        <w:tc>
+          <w:tcPr>
+            <w:tcW w:type="dxa" w:w="4848"/>
+          </w:tcPr>
+          <w:p>
+            <w:pPr>
+              <w:spacing w:after="40"/>
+            </w:pPr>
+            <w:r>
+              <w:rPr>
+                <w:sz w:val="18"/>
+              </w:rPr>
+            </w:r>
+            <w:r>
+              <w:rPr>
+                <w:b w:val="0"/>
+                <w:i w:val="0"/>
+                <w:sz w:val="18"/>
+              </w:rPr>
+              <w:t>Synthetic function</w:t>
+            </w:r>
+          </w:p>
+        </w:tc>
+        <w:tc>
+          <w:tcPr>
+            <w:tcW w:type="dxa" w:w="4848"/>
+          </w:tcPr>
+          <w:p>
+            <w:pPr>
+              <w:spacing w:after="40"/>
+            </w:pPr>
+            <w:r>
+              <w:rPr>
+                <w:sz w:val="18"/>
+              </w:rPr>
+            </w:r>
+            <w:r>
+              <w:rPr>
+                <w:b w:val="0"/>
+                <w:i w:val="0"/>
+                <w:sz w:val="18"/>
+              </w:rPr>
+              <w:t xml:space="preserve">Half-life ~3 weeks, so a low value means </w:t>
+            </w:r>
+            <w:r>
+              <w:rPr>
+                <w:b/>
+                <w:i w:val="0"/>
+                <w:sz w:val="18"/>
+              </w:rPr>
+              <w:t>chronic</w:t>
+            </w:r>
+            <w:r>
+              <w:rPr>
+                <w:b w:val="0"/>
+                <w:i w:val="0"/>
+                <w:sz w:val="18"/>
+              </w:rPr>
+              <w:t xml:space="preserve"> disease; may also drop in severe illness</w:t>
+            </w:r>
+          </w:p>
+        </w:tc>
+      </w:tr>
+      <w:tr>
+        <w:tc>
+          <w:tcPr>
+            <w:tcW w:type="dxa" w:w="4848"/>
+          </w:tcPr>
+          <w:p>
+            <w:pPr>
+              <w:spacing w:after="40"/>
+            </w:pPr>
+            <w:r>
+              <w:rPr>
+                <w:sz w:val="18"/>
+              </w:rPr>
+            </w:r>
+            <w:r>
+              <w:rPr>
+                <w:b w:val="0"/>
+                <w:i w:val="0"/>
+                <w:sz w:val="18"/>
+              </w:rPr>
+              <w:t>Prothrombin time and ratio</w:t>
+            </w:r>
+          </w:p>
+        </w:tc>
+        <w:tc>
+          <w:tcPr>
+            <w:tcW w:type="dxa" w:w="4848"/>
+          </w:tcPr>
+          <w:p>
+            <w:pPr>
+              <w:spacing w:after="40"/>
+            </w:pPr>
+            <w:r>
+              <w:rPr>
+                <w:sz w:val="18"/>
+              </w:rPr>
+            </w:r>
+            <w:r>
+              <w:rPr>
+                <w:b w:val="0"/>
+                <w:i w:val="0"/>
+                <w:sz w:val="18"/>
+              </w:rPr>
+              <w:t>Synthetic function</w:t>
+            </w:r>
+          </w:p>
+        </w:tc>
+        <w:tc>
+          <w:tcPr>
+            <w:tcW w:type="dxa" w:w="4848"/>
+          </w:tcPr>
+          <w:p>
+            <w:pPr>
+              <w:spacing w:after="40"/>
+            </w:pPr>
+            <w:r>
+              <w:rPr>
+                <w:sz w:val="18"/>
+              </w:rPr>
+            </w:r>
+            <w:r>
+              <w:rPr>
+                <w:b/>
+                <w:i w:val="0"/>
+                <w:sz w:val="18"/>
+              </w:rPr>
+              <w:t>Most sensitive functional marker</w:t>
+            </w:r>
+            <w:r>
+              <w:rPr>
+                <w:b w:val="0"/>
+                <w:i w:val="0"/>
+                <w:sz w:val="18"/>
+              </w:rPr>
+              <w:t xml:space="preserve"> — can prolong within 24 hours. Factors II, VII, IX, X</w:t>
+            </w:r>
+          </w:p>
+        </w:tc>
+      </w:tr>
+      <w:tr>
+        <w:tc>
+          <w:tcPr>
+            <w:tcW w:type="dxa" w:w="4848"/>
+          </w:tcPr>
+          <w:p>
+            <w:pPr>
+              <w:spacing w:after="40"/>
+            </w:pPr>
+            <w:r>
+              <w:rPr>
+                <w:sz w:val="18"/>
+              </w:rPr>
+            </w:r>
+            <w:r>
+              <w:rPr>
+                <w:b w:val="0"/>
+                <w:i w:val="0"/>
+                <w:sz w:val="18"/>
+              </w:rPr>
+              <w:t>Total bilirubin</w:t>
+            </w:r>
+          </w:p>
+        </w:tc>
+        <w:tc>
+          <w:tcPr>
+            <w:tcW w:type="dxa" w:w="4848"/>
+          </w:tcPr>
+          <w:p>
+            <w:pPr>
+              <w:spacing w:after="40"/>
+            </w:pPr>
+            <w:r>
+              <w:rPr>
+                <w:sz w:val="18"/>
+              </w:rPr>
+            </w:r>
+            <w:r>
+              <w:rPr>
+                <w:b w:val="0"/>
+                <w:i w:val="0"/>
+                <w:sz w:val="18"/>
+              </w:rPr>
+              <w:t>Conjugation and excretion</w:t>
+            </w:r>
+          </w:p>
+        </w:tc>
+        <w:tc>
+          <w:tcPr>
+            <w:tcW w:type="dxa" w:w="4848"/>
+          </w:tcPr>
+          <w:p>
+            <w:pPr>
+              <w:spacing w:after="40"/>
+            </w:pPr>
+            <w:r>
+              <w:rPr>
+                <w:sz w:val="18"/>
+              </w:rPr>
+            </w:r>
+            <w:r>
+              <w:rPr>
+                <w:b w:val="0"/>
+                <w:i w:val="0"/>
+                <w:sz w:val="18"/>
+              </w:rPr>
+              <w:t>A breakdown product of red blood cells</w:t>
+            </w:r>
+          </w:p>
+        </w:tc>
+      </w:tr>
+    </w:tbl>
+    <w:p>
+      <w:pPr>
+        <w:spacing w:after="80"/>
+      </w:pPr>
+    </w:p>
+    <w:p>
+      <w:pPr>
+        <w:spacing w:after="120"/>
+      </w:pPr>
+      <w:r>
+        <w:rPr>
+          <w:b/>
+          <w:i w:val="0"/>
+        </w:rPr>
+        <w:t>Four patterns of hepatic abnormality:</w:t>
+      </w:r>
+    </w:p>
+    <w:tbl>
+      <w:tblPr>
+        <w:tblStyle w:val="TableGrid"/>
+        <w:tblW w:type="auto" w:w="0"/>
+        <w:jc w:val="center"/>
+        <w:tblLook w:firstColumn="1" w:firstRow="1" w:lastColumn="0" w:lastRow="0" w:noHBand="0" w:noVBand="1" w:val="04A0"/>
+        <w:tblBorders>
+          <w:top w:val="single" w:sz="4" w:space="0" w:color="D8D2D4"/>
+          <w:left w:val="single" w:sz="4" w:space="0" w:color="D8D2D4"/>
+          <w:bottom w:val="single" w:sz="4" w:space="0" w:color="D8D2D4"/>
+          <w:right w:val="single" w:sz="4" w:space="0" w:color="D8D2D4"/>
+          <w:insideH w:val="single" w:sz="4" w:space="0" w:color="D8D2D4"/>
+          <w:insideV w:val="single" w:sz="4" w:space="0" w:color="D8D2D4"/>
+        </w:tblBorders>
+      </w:tblPr>
+      <w:tblGrid>
+        <w:gridCol w:w="4848"/>
+        <w:gridCol w:w="4848"/>
+        <w:gridCol w:w="4848"/>
+      </w:tblGrid>
+      <w:tr>
+        <w:tc>
+          <w:tcPr>
+            <w:tcW w:type="dxa" w:w="4848"/>
+            <w:shd w:val="clear" w:color="auto" w:fill="69406C"/>
+          </w:tcPr>
+          <w:p>
+            <w:pPr>
+              <w:spacing w:after="40"/>
+            </w:pPr>
+            <w:r>
+              <w:rPr>
+                <w:b/>
+                <w:color w:val="FFFFFF"/>
+                <w:sz w:val="18"/>
+              </w:rPr>
+            </w:r>
+            <w:r>
+              <w:rPr>
+                <w:b/>
+                <w:i w:val="0"/>
+                <w:color w:val="FFFFFF"/>
+                <w:sz w:val="18"/>
+              </w:rPr>
+              <w:t>Pattern</w:t>
+            </w:r>
+          </w:p>
+        </w:tc>
+        <w:tc>
+          <w:tcPr>
+            <w:tcW w:type="dxa" w:w="4848"/>
+            <w:shd w:val="clear" w:color="auto" w:fill="69406C"/>
+          </w:tcPr>
+          <w:p>
+            <w:pPr>
+              <w:spacing w:after="40"/>
+            </w:pPr>
+            <w:r>
+              <w:rPr>
+                <w:b/>
+                <w:color w:val="FFFFFF"/>
+                <w:sz w:val="18"/>
+              </w:rPr>
+            </w:r>
+            <w:r>
+              <w:rPr>
+                <w:b/>
+                <w:i w:val="0"/>
+                <w:color w:val="FFFFFF"/>
+                <w:sz w:val="18"/>
+              </w:rPr>
+              <w:t>Definition</w:t>
+            </w:r>
+          </w:p>
+        </w:tc>
+        <w:tc>
+          <w:tcPr>
+            <w:tcW w:type="dxa" w:w="4848"/>
+            <w:shd w:val="clear" w:color="auto" w:fill="69406C"/>
+          </w:tcPr>
+          <w:p>
+            <w:pPr>
+              <w:spacing w:after="40"/>
+            </w:pPr>
+            <w:r>
+              <w:rPr>
+                <w:b/>
+                <w:color w:val="FFFFFF"/>
+                <w:sz w:val="18"/>
+              </w:rPr>
+            </w:r>
+            <w:r>
+              <w:rPr>
+                <w:b/>
+                <w:i w:val="0"/>
+                <w:color w:val="FFFFFF"/>
+                <w:sz w:val="18"/>
+              </w:rPr>
+              <w:t>Causes</w:t>
+            </w:r>
+          </w:p>
+        </w:tc>
+      </w:tr>
+      <w:tr>
+        <w:tc>
+          <w:tcPr>
+            <w:tcW w:type="dxa" w:w="4848"/>
+          </w:tcPr>
+          <w:p>
+            <w:pPr>
+              <w:spacing w:after="40"/>
+            </w:pPr>
+            <w:r>
+              <w:rPr>
+                <w:sz w:val="18"/>
+              </w:rPr>
+            </w:r>
+            <w:r>
+              <w:rPr>
+                <w:b w:val="0"/>
+                <w:i w:val="0"/>
+                <w:sz w:val="18"/>
+              </w:rPr>
+              <w:t>Hepatocellular</w:t>
+            </w:r>
+          </w:p>
+        </w:tc>
+        <w:tc>
+          <w:tcPr>
+            <w:tcW w:type="dxa" w:w="4848"/>
+          </w:tcPr>
+          <w:p>
+            <w:pPr>
+              <w:spacing w:after="40"/>
+            </w:pPr>
+            <w:r>
+              <w:rPr>
+                <w:sz w:val="18"/>
+              </w:rPr>
+            </w:r>
+            <w:r>
+              <w:rPr>
+                <w:b w:val="0"/>
+                <w:i w:val="0"/>
+                <w:sz w:val="18"/>
+              </w:rPr>
+              <w:t>Transaminases raised out of proportion to alkaline phosphatase</w:t>
+            </w:r>
+          </w:p>
+        </w:tc>
+        <w:tc>
+          <w:tcPr>
+            <w:tcW w:type="dxa" w:w="4848"/>
+          </w:tcPr>
+          <w:p>
+            <w:pPr>
+              <w:spacing w:after="40"/>
+            </w:pPr>
+            <w:r>
+              <w:rPr>
+                <w:sz w:val="18"/>
+              </w:rPr>
+            </w:r>
+            <w:r>
+              <w:rPr>
+                <w:b w:val="0"/>
+                <w:i w:val="0"/>
+                <w:sz w:val="18"/>
+              </w:rPr>
+              <w:t>Viral hepatitis, fatty liver disease, alcohol, drugs, ischaemia</w:t>
+            </w:r>
+          </w:p>
+        </w:tc>
+      </w:tr>
+      <w:tr>
+        <w:tc>
+          <w:tcPr>
+            <w:tcW w:type="dxa" w:w="4848"/>
+          </w:tcPr>
+          <w:p>
+            <w:pPr>
+              <w:spacing w:after="40"/>
+            </w:pPr>
+            <w:r>
+              <w:rPr>
+                <w:sz w:val="18"/>
+              </w:rPr>
+            </w:r>
+            <w:r>
+              <w:rPr>
+                <w:b w:val="0"/>
+                <w:i w:val="0"/>
+                <w:sz w:val="18"/>
+              </w:rPr>
+              <w:t>Cholestatic</w:t>
+            </w:r>
+          </w:p>
+        </w:tc>
+        <w:tc>
+          <w:tcPr>
+            <w:tcW w:type="dxa" w:w="4848"/>
+          </w:tcPr>
+          <w:p>
+            <w:pPr>
+              <w:spacing w:after="40"/>
+            </w:pPr>
+            <w:r>
+              <w:rPr>
+                <w:sz w:val="18"/>
+              </w:rPr>
+            </w:r>
+            <w:r>
+              <w:rPr>
+                <w:b w:val="0"/>
+                <w:i w:val="0"/>
+                <w:sz w:val="18"/>
+              </w:rPr>
+              <w:t>Alkaline phosphatase raised out of proportion to the transaminases</w:t>
+            </w:r>
+          </w:p>
+        </w:tc>
+        <w:tc>
+          <w:tcPr>
+            <w:tcW w:type="dxa" w:w="4848"/>
+          </w:tcPr>
+          <w:p>
+            <w:pPr>
+              <w:spacing w:after="40"/>
+            </w:pPr>
+            <w:r>
+              <w:rPr>
+                <w:sz w:val="18"/>
+              </w:rPr>
+            </w:r>
+            <w:r>
+              <w:rPr>
+                <w:b w:val="0"/>
+                <w:i w:val="0"/>
+                <w:sz w:val="18"/>
+              </w:rPr>
+              <w:t>Bile duct obstruction, gallstones, primary biliary cholangitis</w:t>
+            </w:r>
+          </w:p>
+        </w:tc>
+      </w:tr>
+      <w:tr>
+        <w:tc>
+          <w:tcPr>
+            <w:tcW w:type="dxa" w:w="4848"/>
+          </w:tcPr>
+          <w:p>
+            <w:pPr>
+              <w:spacing w:after="40"/>
+            </w:pPr>
+            <w:r>
+              <w:rPr>
+                <w:sz w:val="18"/>
+              </w:rPr>
+            </w:r>
+            <w:r>
+              <w:rPr>
+                <w:b w:val="0"/>
+                <w:i w:val="0"/>
+                <w:sz w:val="18"/>
+              </w:rPr>
+              <w:t>Mixed</w:t>
+            </w:r>
+          </w:p>
+        </w:tc>
+        <w:tc>
+          <w:tcPr>
+            <w:tcW w:type="dxa" w:w="4848"/>
+          </w:tcPr>
+          <w:p>
+            <w:pPr>
+              <w:spacing w:after="40"/>
+            </w:pPr>
+            <w:r>
+              <w:rPr>
+                <w:sz w:val="18"/>
+              </w:rPr>
+            </w:r>
+            <w:r>
+              <w:rPr>
+                <w:b w:val="0"/>
+                <w:i w:val="0"/>
+                <w:sz w:val="18"/>
+              </w:rPr>
+              <w:t>Both raised</w:t>
+            </w:r>
+          </w:p>
+        </w:tc>
+        <w:tc>
+          <w:tcPr>
+            <w:tcW w:type="dxa" w:w="4848"/>
+          </w:tcPr>
+          <w:p>
+            <w:pPr>
+              <w:spacing w:after="40"/>
+            </w:pPr>
+            <w:r>
+              <w:rPr>
+                <w:sz w:val="18"/>
+              </w:rPr>
+            </w:r>
+            <w:r>
+              <w:rPr>
+                <w:b w:val="0"/>
+                <w:i w:val="0"/>
+                <w:sz w:val="18"/>
+              </w:rPr>
+              <w:t>—</w:t>
+            </w:r>
+          </w:p>
+        </w:tc>
+      </w:tr>
+      <w:tr>
+        <w:tc>
+          <w:tcPr>
+            <w:tcW w:type="dxa" w:w="4848"/>
+          </w:tcPr>
+          <w:p>
+            <w:pPr>
+              <w:spacing w:after="40"/>
+            </w:pPr>
+            <w:r>
+              <w:rPr>
+                <w:sz w:val="18"/>
+              </w:rPr>
+            </w:r>
+            <w:r>
+              <w:rPr>
+                <w:b w:val="0"/>
+                <w:i w:val="0"/>
+                <w:sz w:val="18"/>
+              </w:rPr>
+              <w:t>Isolated hyperbilirubinaemia</w:t>
+            </w:r>
+          </w:p>
+        </w:tc>
+        <w:tc>
+          <w:tcPr>
+            <w:tcW w:type="dxa" w:w="4848"/>
+          </w:tcPr>
+          <w:p>
+            <w:pPr>
+              <w:spacing w:after="40"/>
+            </w:pPr>
+            <w:r>
+              <w:rPr>
+                <w:sz w:val="18"/>
+              </w:rPr>
+            </w:r>
+            <w:r>
+              <w:rPr>
+                <w:b w:val="0"/>
+                <w:i w:val="0"/>
+                <w:sz w:val="18"/>
+              </w:rPr>
+              <w:t>Bilirubin up, enzymes normal</w:t>
+            </w:r>
+          </w:p>
+        </w:tc>
+        <w:tc>
+          <w:tcPr>
+            <w:tcW w:type="dxa" w:w="4848"/>
+          </w:tcPr>
+          <w:p>
+            <w:pPr>
+              <w:spacing w:after="40"/>
+            </w:pPr>
+            <w:r>
+              <w:rPr>
+                <w:sz w:val="18"/>
+              </w:rPr>
+            </w:r>
+            <w:r>
+              <w:rPr>
+                <w:b w:val="0"/>
+                <w:i w:val="0"/>
+                <w:sz w:val="18"/>
+              </w:rPr>
+              <w:t>Gilbert syndrome, haemolysis</w:t>
+            </w:r>
+          </w:p>
+        </w:tc>
+      </w:tr>
+    </w:tbl>
+    <w:p>
+      <w:pPr>
+        <w:spacing w:after="80"/>
+      </w:pPr>
+    </w:p>
+    <w:p>
+      <w:pPr>
+        <w:spacing w:after="120"/>
+      </w:pPr>
+      <w:r>
+        <w:rPr>
+          <w:b/>
+          <w:i w:val="0"/>
+        </w:rPr>
+        <w:t>Three shortcuts worth having:</w:t>
+      </w:r>
+      <w:r>
+        <w:rPr>
+          <w:b w:val="0"/>
+          <w:i w:val="0"/>
+        </w:rPr>
+        <w:t xml:space="preserve"> a ratio of aspartate aminotransferase to alanine transaminase </w:t>
+      </w:r>
+      <w:r>
+        <w:rPr>
+          <w:b/>
+          <w:i w:val="0"/>
+        </w:rPr>
+        <w:t>above 2 to 1 suggests alcoholic liver disease</w:t>
+      </w:r>
+      <w:r>
+        <w:rPr>
+          <w:b w:val="0"/>
+          <w:i w:val="0"/>
+        </w:rPr>
+        <w:t xml:space="preserve">; a raised aspartate aminotransferase </w:t>
+      </w:r>
+      <w:r>
+        <w:rPr>
+          <w:b/>
+          <w:i w:val="0"/>
+        </w:rPr>
+        <w:t>without</w:t>
+      </w:r>
+      <w:r>
+        <w:rPr>
+          <w:b w:val="0"/>
+          <w:i w:val="0"/>
+        </w:rPr>
+        <w:t xml:space="preserve"> a raised alanine transaminase points to cardiac or skeletal muscle rather than liver; and transaminases </w:t>
+      </w:r>
+      <w:r>
+        <w:rPr>
+          <w:b/>
+          <w:i w:val="0"/>
+        </w:rPr>
+        <w:t>in the thousands</w:t>
+      </w:r>
+      <w:r>
+        <w:rPr>
+          <w:b w:val="0"/>
+          <w:i w:val="0"/>
+        </w:rPr>
+        <w:t xml:space="preserve"> narrow to just three causes — </w:t>
+      </w:r>
+      <w:r>
+        <w:rPr>
+          <w:b/>
+          <w:i w:val="0"/>
+        </w:rPr>
+        <w:t>viral, ischaemia, toxins</w:t>
+      </w:r>
+      <w:r>
+        <w:rPr>
+          <w:b w:val="0"/>
+          <w:i w:val="0"/>
+        </w:rPr>
+        <w:t>. Magnitude bands: mild under 5×, moderate 5–15×, severe over 15× the upper limit.</w:t>
+      </w:r>
+    </w:p>
+    <w:p>
+      <w:pPr>
+        <w:pStyle w:val="Heading2"/>
+        <w:spacing w:before="200" w:after="100"/>
+      </w:pPr>
+      <w:r>
+        <w:rPr>
+          <w:rFonts w:ascii="Georgia" w:hAnsi="Georgia"/>
+          <w:color w:val="69406C"/>
+        </w:rPr>
+        <w:t>5.6 · Objectives d &amp; e — Reading a panel, and the three patterns</w:t>
+      </w:r>
+    </w:p>
+    <w:p>
+      <w:pPr>
+        <w:spacing w:after="120"/>
+      </w:pPr>
+      <w:r>
+        <w:rPr>
+          <w:b w:val="0"/>
+          <w:i w:val="0"/>
+        </w:rPr>
+        <w:t xml:space="preserve">Work through an abnormal comprehensive panel </w:t>
+      </w:r>
+      <w:r>
+        <w:rPr>
+          <w:b/>
+          <w:i w:val="0"/>
+        </w:rPr>
+        <w:t>by organ system, in this order</w:t>
+      </w:r>
+      <w:r>
+        <w:rPr>
+          <w:b w:val="0"/>
+          <w:i w:val="0"/>
+        </w:rPr>
+        <w:t>: electrolytes and acid-base (then calculate the anion gap) → renal, with the urea nitrogen to creatinine ratio → glucose → liver → minerals.</w:t>
+      </w:r>
+    </w:p>
+    <w:tbl>
+      <w:tblPr>
+        <w:tblStyle w:val="TableGrid"/>
+        <w:tblW w:type="auto" w:w="0"/>
+        <w:jc w:val="center"/>
+        <w:tblLook w:firstColumn="1" w:firstRow="1" w:lastColumn="0" w:lastRow="0" w:noHBand="0" w:noVBand="1" w:val="04A0"/>
+        <w:tblBorders>
+          <w:top w:val="single" w:sz="4" w:space="0" w:color="D8D2D4"/>
+          <w:left w:val="single" w:sz="4" w:space="0" w:color="D8D2D4"/>
+          <w:bottom w:val="single" w:sz="4" w:space="0" w:color="D8D2D4"/>
+          <w:right w:val="single" w:sz="4" w:space="0" w:color="D8D2D4"/>
+          <w:insideH w:val="single" w:sz="4" w:space="0" w:color="D8D2D4"/>
+          <w:insideV w:val="single" w:sz="4" w:space="0" w:color="D8D2D4"/>
+        </w:tblBorders>
+      </w:tblPr>
+      <w:tblGrid>
+        <w:gridCol w:w="7272"/>
+        <w:gridCol w:w="7272"/>
+      </w:tblGrid>
+      <w:tr>
+        <w:tc>
+          <w:tcPr>
+            <w:tcW w:type="dxa" w:w="7272"/>
+            <w:shd w:val="clear" w:color="auto" w:fill="69406C"/>
+          </w:tcPr>
+          <w:p>
+            <w:pPr>
+              <w:spacing w:after="40"/>
+            </w:pPr>
+            <w:r>
+              <w:rPr>
+                <w:b/>
+                <w:color w:val="FFFFFF"/>
+                <w:sz w:val="18"/>
+              </w:rPr>
+            </w:r>
+            <w:r>
+              <w:rPr>
+                <w:b/>
+                <w:i w:val="0"/>
+                <w:color w:val="FFFFFF"/>
+                <w:sz w:val="18"/>
+              </w:rPr>
+              <w:t>Disorder</w:t>
+            </w:r>
+          </w:p>
+        </w:tc>
+        <w:tc>
+          <w:tcPr>
+            <w:tcW w:type="dxa" w:w="7272"/>
+            <w:shd w:val="clear" w:color="auto" w:fill="69406C"/>
+          </w:tcPr>
+          <w:p>
+            <w:pPr>
+              <w:spacing w:after="40"/>
+            </w:pPr>
+            <w:r>
+              <w:rPr>
+                <w:b/>
+                <w:color w:val="FFFFFF"/>
+                <w:sz w:val="18"/>
+              </w:rPr>
+            </w:r>
+            <w:r>
+              <w:rPr>
+                <w:b/>
+                <w:i w:val="0"/>
+                <w:color w:val="FFFFFF"/>
+                <w:sz w:val="18"/>
+              </w:rPr>
+              <w:t>Characteristic pattern</w:t>
+            </w:r>
+          </w:p>
+        </w:tc>
+      </w:tr>
+      <w:tr>
+        <w:tc>
+          <w:tcPr>
+            <w:tcW w:type="dxa" w:w="7272"/>
+          </w:tcPr>
+          <w:p>
+            <w:pPr>
+              <w:spacing w:after="40"/>
+            </w:pPr>
+            <w:r>
+              <w:rPr>
+                <w:sz w:val="18"/>
+              </w:rPr>
+            </w:r>
+            <w:r>
+              <w:rPr>
+                <w:b/>
+                <w:i w:val="0"/>
+                <w:sz w:val="18"/>
+              </w:rPr>
+              <w:t>Renal</w:t>
+            </w:r>
+          </w:p>
+        </w:tc>
+        <w:tc>
+          <w:tcPr>
+            <w:tcW w:type="dxa" w:w="7272"/>
+          </w:tcPr>
+          <w:p>
+            <w:pPr>
+              <w:spacing w:after="40"/>
+            </w:pPr>
+            <w:r>
+              <w:rPr>
+                <w:sz w:val="18"/>
+              </w:rPr>
+            </w:r>
+            <w:r>
+              <w:rPr>
+                <w:b w:val="0"/>
+                <w:i w:val="0"/>
+                <w:sz w:val="18"/>
+              </w:rPr>
+              <w:t>↑ urea nitrogen, ↑ creatinine, ↓ filtration rate; ± ↑ potassium, ↑ phosphate, ↓ calcium, metabolic acidosis; albuminuria</w:t>
+            </w:r>
+          </w:p>
+        </w:tc>
+      </w:tr>
+      <w:tr>
+        <w:tc>
+          <w:tcPr>
+            <w:tcW w:type="dxa" w:w="7272"/>
+          </w:tcPr>
+          <w:p>
+            <w:pPr>
+              <w:spacing w:after="40"/>
+            </w:pPr>
+            <w:r>
+              <w:rPr>
+                <w:sz w:val="18"/>
+              </w:rPr>
+            </w:r>
+            <w:r>
+              <w:rPr>
+                <w:b/>
+                <w:i w:val="0"/>
+                <w:sz w:val="18"/>
+              </w:rPr>
+              <w:t>Hepatic</w:t>
+            </w:r>
+          </w:p>
+        </w:tc>
+        <w:tc>
+          <w:tcPr>
+            <w:tcW w:type="dxa" w:w="7272"/>
+          </w:tcPr>
+          <w:p>
+            <w:pPr>
+              <w:spacing w:after="40"/>
+            </w:pPr>
+            <w:r>
+              <w:rPr>
+                <w:sz w:val="18"/>
+              </w:rPr>
+            </w:r>
+            <w:r>
+              <w:rPr>
+                <w:b w:val="0"/>
+                <w:i w:val="0"/>
+                <w:sz w:val="18"/>
+              </w:rPr>
+              <w:t>↑ transaminases (hepatocellular) or ↑ alkaline phosphatase and bilirubin (cholestatic); ↓ albumin and ↑ prothrombin time in advanced disease</w:t>
+            </w:r>
+          </w:p>
+        </w:tc>
+      </w:tr>
+      <w:tr>
+        <w:tc>
+          <w:tcPr>
+            <w:tcW w:type="dxa" w:w="7272"/>
+          </w:tcPr>
+          <w:p>
+            <w:pPr>
+              <w:spacing w:after="40"/>
+            </w:pPr>
+            <w:r>
+              <w:rPr>
+                <w:sz w:val="18"/>
+              </w:rPr>
+            </w:r>
+            <w:r>
+              <w:rPr>
+                <w:b/>
+                <w:i w:val="0"/>
+                <w:sz w:val="18"/>
+              </w:rPr>
+              <w:t>Metabolic</w:t>
+            </w:r>
+            <w:r>
+              <w:rPr>
+                <w:b w:val="0"/>
+                <w:i w:val="0"/>
+                <w:sz w:val="18"/>
+              </w:rPr>
+              <w:t xml:space="preserve"> (ketoacidosis)</w:t>
+            </w:r>
+          </w:p>
+        </w:tc>
+        <w:tc>
+          <w:tcPr>
+            <w:tcW w:type="dxa" w:w="7272"/>
+          </w:tcPr>
+          <w:p>
+            <w:pPr>
+              <w:spacing w:after="40"/>
+            </w:pPr>
+            <w:r>
+              <w:rPr>
+                <w:sz w:val="18"/>
+              </w:rPr>
+            </w:r>
+            <w:r>
+              <w:rPr>
+                <w:b w:val="0"/>
+                <w:i w:val="0"/>
+                <w:sz w:val="18"/>
+              </w:rPr>
+              <w:t xml:space="preserve">↑ glucose, ↓ bicarbonate, ↑ anion gap, low pH; ± ↑ potassium </w:t>
+            </w:r>
+            <w:r>
+              <w:rPr>
+                <w:b/>
+                <w:i w:val="0"/>
+                <w:sz w:val="18"/>
+              </w:rPr>
+              <w:t>despite total-body depletion</w:t>
+            </w:r>
+            <w:r>
+              <w:rPr>
+                <w:b w:val="0"/>
+                <w:i w:val="0"/>
+                <w:sz w:val="18"/>
+              </w:rPr>
+              <w:t>; corrected sodium</w:t>
+            </w:r>
+          </w:p>
+        </w:tc>
+      </w:tr>
+    </w:tbl>
+    <w:p>
+      <w:pPr>
+        <w:spacing w:after="80"/>
+      </w:pPr>
+    </w:p>
+    <w:p>
+      <w:pPr>
+        <w:spacing w:after="120"/>
+      </w:pPr>
+      <w:r>
+        <w:rPr>
+          <w:b w:val="0"/>
+          <w:i w:val="0"/>
+        </w:rPr>
+        <w:t xml:space="preserve">Two overlaps to know by name: </w:t>
+      </w:r>
+      <w:r>
+        <w:rPr>
+          <w:b/>
+          <w:i w:val="0"/>
+        </w:rPr>
+        <w:t>hepatorenal syndrome</w:t>
+      </w:r>
+      <w:r>
+        <w:rPr>
+          <w:b w:val="0"/>
+          <w:i w:val="0"/>
+        </w:rPr>
+        <w:t xml:space="preserve"> shows liver and kidney failure together, and </w:t>
+      </w:r>
+      <w:r>
+        <w:rPr>
+          <w:b/>
+          <w:i w:val="0"/>
+        </w:rPr>
+        <w:t>diabetic ketoacidosis</w:t>
+      </w:r>
+      <w:r>
+        <w:rPr>
+          <w:b w:val="0"/>
+          <w:i w:val="0"/>
+        </w:rPr>
+        <w:t xml:space="preserve"> produces electrolyte and renal derangements at once. </w:t>
+      </w:r>
+      <w:r>
+        <w:rPr>
+          <w:b/>
+          <w:i w:val="0"/>
+        </w:rPr>
+        <w:t>Cardiorenal syndrome</w:t>
+      </w:r>
+      <w:r>
+        <w:rPr>
+          <w:b w:val="0"/>
+          <w:i w:val="0"/>
+        </w:rPr>
+        <w:t xml:space="preserve"> is the cardiac equivalent.</w:t>
+      </w:r>
+    </w:p>
+    <w:p>
+      <w:pPr>
+        <w:pStyle w:val="Heading2"/>
+        <w:spacing w:before="200" w:after="100"/>
+      </w:pPr>
+      <w:r>
+        <w:rPr>
+          <w:rFonts w:ascii="Georgia" w:hAnsi="Georgia"/>
+          <w:color w:val="69406C"/>
+        </w:rPr>
+        <w:t>5.7 · Objective f — Electrolytes and acid-base, and the anion gap</w:t>
+      </w:r>
+    </w:p>
+    <w:p>
+      <w:pPr>
+        <w:spacing w:after="120"/>
+      </w:pPr>
+      <w:r>
+        <w:rPr>
+          <w:b w:val="0"/>
+          <w:i w:val="0"/>
+        </w:rPr>
+        <w:t xml:space="preserve">These cannot be separated: they are </w:t>
+      </w:r>
+      <w:r>
+        <w:rPr>
+          <w:b/>
+          <w:i w:val="0"/>
+        </w:rPr>
+        <w:t>regulated by the same renal transport mechanisms</w:t>
+      </w:r>
+      <w:r>
+        <w:rPr>
+          <w:b w:val="0"/>
+          <w:i w:val="0"/>
+        </w:rPr>
+        <w:t xml:space="preserve"> and </w:t>
+      </w:r>
+      <w:r>
+        <w:rPr>
+          <w:b/>
+          <w:i w:val="0"/>
+        </w:rPr>
+        <w:t>physically coupled by electroneutrality</w:t>
+      </w:r>
+      <w:r>
+        <w:rPr>
+          <w:b w:val="0"/>
+          <w:i w:val="0"/>
+        </w:rPr>
+        <w:t>.</w:t>
+      </w:r>
+    </w:p>
+    <w:p>
+      <w:pPr>
+        <w:pStyle w:val="ListBullet"/>
+        <w:spacing w:after="40"/>
+      </w:pPr>
+      <w:r>
+        <w:rPr>
+          <w:b/>
+          <w:i w:val="0"/>
+          <w:sz w:val="20"/>
+        </w:rPr>
+        <w:t>Potassium and pH.</w:t>
+      </w:r>
+      <w:r>
+        <w:rPr>
+          <w:b w:val="0"/>
+          <w:i w:val="0"/>
+          <w:sz w:val="20"/>
+        </w:rPr>
+        <w:t xml:space="preserve"> Acidosis drives potassium </w:t>
+      </w:r>
+      <w:r>
+        <w:rPr>
+          <w:b w:val="0"/>
+          <w:i/>
+          <w:sz w:val="20"/>
+        </w:rPr>
+        <w:t>out</w:t>
+      </w:r>
+      <w:r>
+        <w:rPr>
+          <w:b w:val="0"/>
+          <w:i w:val="0"/>
+          <w:sz w:val="20"/>
+        </w:rPr>
+        <w:t xml:space="preserve"> of cells, raising the serum level; alkalosis drives it </w:t>
+      </w:r>
+      <w:r>
+        <w:rPr>
+          <w:b w:val="0"/>
+          <w:i/>
+          <w:sz w:val="20"/>
+        </w:rPr>
+        <w:t>in</w:t>
+      </w:r>
+      <w:r>
+        <w:rPr>
+          <w:b w:val="0"/>
+          <w:i w:val="0"/>
+          <w:sz w:val="20"/>
+        </w:rPr>
+        <w:t xml:space="preserve">, lowering it. Running the other way, potassium depletion </w:t>
+      </w:r>
+      <w:r>
+        <w:rPr>
+          <w:b/>
+          <w:i w:val="0"/>
+          <w:sz w:val="20"/>
+        </w:rPr>
+        <w:t>increases renal acid secretion</w:t>
+      </w:r>
+      <w:r>
+        <w:rPr>
+          <w:b w:val="0"/>
+          <w:i w:val="0"/>
+          <w:sz w:val="20"/>
+        </w:rPr>
+        <w:t>.</w:t>
+      </w:r>
+    </w:p>
+    <w:p>
+      <w:pPr>
+        <w:pStyle w:val="ListBullet"/>
+        <w:spacing w:after="40"/>
+      </w:pPr>
+      <w:r>
+        <w:rPr>
+          <w:b/>
+          <w:i w:val="0"/>
+          <w:sz w:val="20"/>
+        </w:rPr>
+        <w:t>Chloride.</w:t>
+      </w:r>
+      <w:r>
+        <w:rPr>
+          <w:b w:val="0"/>
+          <w:i w:val="0"/>
+          <w:sz w:val="20"/>
+        </w:rPr>
+        <w:t xml:space="preserve"> Losing it, as in vomiting, raises the strong ion difference and produces a </w:t>
+      </w:r>
+      <w:r>
+        <w:rPr>
+          <w:b/>
+          <w:i w:val="0"/>
+          <w:sz w:val="20"/>
+        </w:rPr>
+        <w:t>metabolic alkalosis</w:t>
+      </w:r>
+      <w:r>
+        <w:rPr>
+          <w:b w:val="0"/>
+          <w:i w:val="0"/>
+          <w:sz w:val="20"/>
+        </w:rPr>
+        <w:t>.</w:t>
+      </w:r>
+    </w:p>
+    <w:tbl>
+      <w:tblPr>
+        <w:tblW w:type="auto" w:w="0"/>
+        <w:tblLook w:firstColumn="1" w:firstRow="1" w:lastColumn="0" w:lastRow="0" w:noHBand="0" w:noVBand="1" w:val="04A0"/>
+        <w:tblBorders>
+          <w:top w:val="single" w:sz="8" w:space="0" w:color="B9A98B"/>
+          <w:left w:val="single" w:sz="8" w:space="0" w:color="B9A98B"/>
+          <w:bottom w:val="single" w:sz="8" w:space="0" w:color="B9A98B"/>
+          <w:right w:val="single" w:sz="8" w:space="0" w:color="B9A98B"/>
+          <w:insideH w:val="single" w:sz="8" w:space="0" w:color="B9A98B"/>
+          <w:insideV w:val="single" w:sz="8" w:space="0" w:color="B9A98B"/>
+        </w:tblBorders>
+      </w:tblPr>
+      <w:tblGrid>
+        <w:gridCol w:w="14544"/>
+      </w:tblGrid>
+      <w:tr>
+        <w:tc>
+          <w:tcPr>
+            <w:tcW w:type="dxa" w:w="14544"/>
+            <w:shd w:val="clear" w:color="auto" w:fill="F5F2EC"/>
+          </w:tcPr>
+          <w:p>
+            <w:pPr>
+              <w:spacing w:after="80"/>
+            </w:pPr>
+            <w:r>
+              <w:rPr>
+                <w:b/>
+                <w:color w:val="6B5B3E"/>
+                <w:sz w:val="18"/>
+              </w:rPr>
+              <w:t>NOTE</w:t>
+            </w:r>
+          </w:p>
+          <w:p>
+            <w:pPr>
+              <w:spacing w:after="120"/>
+            </w:pPr>
+            <w:r>
+              <w:rPr>
+                <w:b/>
+                <w:i w:val="0"/>
+              </w:rPr>
+              <w:t>The anion gap — she does want this one calculated.</w:t>
+            </w:r>
+          </w:p>
+          <w:p>
+            <w:pPr>
+              <w:spacing w:after="120"/>
+            </w:pPr>
+            <w:r>
+              <w:rPr>
+                <w:b/>
+                <w:i w:val="0"/>
+              </w:rPr>
+              <w:t>Anion gap = sodium − (chloride + bicarbonate)</w:t>
+            </w:r>
+            <w:r>
+              <w:rPr>
+                <w:b w:val="0"/>
+                <w:i w:val="0"/>
+              </w:rPr>
+              <w:t xml:space="preserve"> normal </w:t>
+            </w:r>
+            <w:r>
+              <w:rPr>
+                <w:b/>
+                <w:i w:val="0"/>
+              </w:rPr>
+              <w:t>8–12</w:t>
+            </w:r>
+            <w:r>
+              <w:rPr>
+                <w:b w:val="0"/>
+                <w:i w:val="0"/>
+              </w:rPr>
+              <w:t xml:space="preserve"> mEq/L</w:t>
+            </w:r>
+          </w:p>
+          <w:p>
+            <w:pPr>
+              <w:spacing w:after="120"/>
+            </w:pPr>
+            <w:r>
+              <w:rPr>
+                <w:b w:val="0"/>
+                <w:i w:val="0"/>
+              </w:rPr>
+              <w:t xml:space="preserve">Extended form, adding potassium: </w:t>
+            </w:r>
+            <w:r>
+              <w:rPr>
+                <w:b/>
+                <w:i w:val="0"/>
+              </w:rPr>
+              <w:t>(sodium + potassium) − (chloride + bicarbonate)</w:t>
+            </w:r>
+            <w:r>
+              <w:rPr>
+                <w:b w:val="0"/>
+                <w:i w:val="0"/>
+              </w:rPr>
+              <w:t xml:space="preserve">, normal </w:t>
+            </w:r>
+            <w:r>
+              <w:rPr>
+                <w:b/>
+                <w:i w:val="0"/>
+              </w:rPr>
+              <w:t>10–14</w:t>
+            </w:r>
+            <w:r>
+              <w:rPr>
+                <w:b w:val="0"/>
+                <w:i w:val="0"/>
+              </w:rPr>
+              <w:t>.</w:t>
+            </w:r>
+          </w:p>
+          <w:p>
+            <w:pPr>
+              <w:spacing w:after="120"/>
+            </w:pPr>
+            <w:r>
+              <w:rPr>
+                <w:b/>
+                <w:i w:val="0"/>
+              </w:rPr>
+              <w:t>Raised gap</w:t>
+            </w:r>
+            <w:r>
+              <w:rPr>
+                <w:b w:val="0"/>
+                <w:i w:val="0"/>
+              </w:rPr>
+              <w:t xml:space="preserve"> → unmeasured acids: methanol, uraemia, diabetic ketoacidosis, paraldehyde and propylene glycol, isoniazid and iron, lactic acidosis, ethylene glycol, salicylates. </w:t>
+            </w:r>
+            <w:r>
+              <w:rPr>
+                <w:b/>
+                <w:i w:val="0"/>
+              </w:rPr>
+              <w:t>Normal gap</w:t>
+            </w:r>
+            <w:r>
+              <w:rPr>
+                <w:b w:val="0"/>
+                <w:i w:val="0"/>
+              </w:rPr>
+              <w:t xml:space="preserve"> → bicarbonate loss from gut or kidney, i.e. hyperchloraemic acidosis.</w:t>
+            </w:r>
+          </w:p>
+          <w:p>
+            <w:pPr>
+              <w:spacing w:after="120"/>
+            </w:pPr>
+            <w:r>
+              <w:rPr>
+                <w:b/>
+                <w:i w:val="0"/>
+              </w:rPr>
+              <w:t>Correct the gap for a low albumin</w:t>
+            </w:r>
+            <w:r>
+              <w:rPr>
+                <w:b w:val="0"/>
+                <w:i w:val="0"/>
+              </w:rPr>
+              <w:t xml:space="preserve"> — add about 2.5 for every 1 g/dL the albumin has fallen, because albumin is itself an unmeasured anion.</w:t>
+            </w:r>
+          </w:p>
+        </w:tc>
+      </w:tr>
+    </w:tbl>
+    <w:p>
+      <w:pPr>
+        <w:spacing w:after="80"/>
+      </w:pPr>
+    </w:p>
+    <w:p>
+      <w:pPr>
+        <w:pStyle w:val="Heading2"/>
+        <w:spacing w:before="200" w:after="100"/>
+      </w:pPr>
+      <w:r>
+        <w:rPr>
+          <w:rFonts w:ascii="Georgia" w:hAnsi="Georgia"/>
+          <w:color w:val="69406C"/>
+        </w:rPr>
+        <w:t>5.8 · Objectives g–i — Ordering, correlating, and fluid balance</w:t>
+      </w:r>
+    </w:p>
+    <w:p>
+      <w:pPr>
+        <w:spacing w:after="120"/>
+      </w:pPr>
+      <w:r>
+        <w:rPr>
+          <w:b/>
+          <w:i w:val="0"/>
+        </w:rPr>
+        <w:t>Order a panel for:</w:t>
+      </w:r>
+      <w:r>
+        <w:rPr>
+          <w:b w:val="0"/>
+          <w:i w:val="0"/>
+        </w:rPr>
+        <w:t xml:space="preserve"> screening metabolic, liver and renal status; monitoring diabetes, chronic kidney disease, hypertension and liver disease; drugs with renal or hepatic toxicity or electrolyte effects; symptoms of fatigue, weakness, oedema, jaundice, confusion, nausea and vomiting; acute illness with dehydration or a suspected acid-base disorder; and assessment of volume status.</w:t>
+      </w:r>
+    </w:p>
+    <w:p>
+      <w:pPr>
+        <w:spacing w:after="120"/>
+      </w:pPr>
+      <w:r>
+        <w:rPr>
+          <w:b/>
+          <w:i w:val="0"/>
+        </w:rPr>
+        <w:t>Chemistry rarely stands alone.</w:t>
+      </w:r>
+      <w:r>
+        <w:rPr>
+          <w:b w:val="0"/>
+          <w:i w:val="0"/>
+        </w:rPr>
+        <w:t xml:space="preserve"> Abnormal liver tests → ultrasound first. A reduced filtration rate or albuminuria → urine studies and renal ultrasound; chronicity needs </w:t>
+      </w:r>
+      <w:r>
+        <w:rPr>
+          <w:b/>
+          <w:i w:val="0"/>
+        </w:rPr>
+        <w:t>at least three months</w:t>
+      </w:r>
+      <w:r>
+        <w:rPr>
+          <w:b w:val="0"/>
+          <w:i w:val="0"/>
+        </w:rPr>
+        <w:t>, and cystatin C confirms the rate when accuracy matters. Ketoacidosis → add ketones with beta-hydroxybutyrate, a venous blood gas, urinalysis, an electrocardiogram (for the potassium) and a complete blood count. Hyponatraemia → add serum osmolality with urine sodium and osmolality.</w:t>
+      </w:r>
+    </w:p>
+    <w:tbl>
+      <w:tblPr>
+        <w:tblStyle w:val="TableGrid"/>
+        <w:tblW w:type="auto" w:w="0"/>
+        <w:jc w:val="center"/>
+        <w:tblLook w:firstColumn="1" w:firstRow="1" w:lastColumn="0" w:lastRow="0" w:noHBand="0" w:noVBand="1" w:val="04A0"/>
+        <w:tblBorders>
+          <w:top w:val="single" w:sz="4" w:space="0" w:color="D8D2D4"/>
+          <w:left w:val="single" w:sz="4" w:space="0" w:color="D8D2D4"/>
+          <w:bottom w:val="single" w:sz="4" w:space="0" w:color="D8D2D4"/>
+          <w:right w:val="single" w:sz="4" w:space="0" w:color="D8D2D4"/>
+          <w:insideH w:val="single" w:sz="4" w:space="0" w:color="D8D2D4"/>
+          <w:insideV w:val="single" w:sz="4" w:space="0" w:color="D8D2D4"/>
+        </w:tblBorders>
+      </w:tblPr>
+      <w:tblGrid>
+        <w:gridCol w:w="7272"/>
+        <w:gridCol w:w="7272"/>
+      </w:tblGrid>
+      <w:tr>
+        <w:tc>
+          <w:tcPr>
+            <w:tcW w:type="dxa" w:w="7272"/>
+            <w:shd w:val="clear" w:color="auto" w:fill="69406C"/>
+          </w:tcPr>
+          <w:p>
+            <w:pPr>
+              <w:spacing w:after="40"/>
+            </w:pPr>
+            <w:r>
+              <w:rPr>
+                <w:b/>
+                <w:color w:val="FFFFFF"/>
+                <w:sz w:val="18"/>
+              </w:rPr>
+            </w:r>
+            <w:r>
+              <w:rPr>
+                <w:b/>
+                <w:i w:val="0"/>
+                <w:color w:val="FFFFFF"/>
+                <w:sz w:val="18"/>
+              </w:rPr>
+              <w:t>Test</w:t>
+            </w:r>
+          </w:p>
+        </w:tc>
+        <w:tc>
+          <w:tcPr>
+            <w:tcW w:type="dxa" w:w="7272"/>
+            <w:shd w:val="clear" w:color="auto" w:fill="69406C"/>
+          </w:tcPr>
+          <w:p>
+            <w:pPr>
+              <w:spacing w:after="40"/>
+            </w:pPr>
+            <w:r>
+              <w:rPr>
+                <w:b/>
+                <w:color w:val="FFFFFF"/>
+                <w:sz w:val="18"/>
+              </w:rPr>
+            </w:r>
+            <w:r>
+              <w:rPr>
+                <w:b/>
+                <w:i w:val="0"/>
+                <w:color w:val="FFFFFF"/>
+                <w:sz w:val="18"/>
+              </w:rPr>
+              <w:t>What it tells you about fluid and electrolyte balance</w:t>
+            </w:r>
+          </w:p>
+        </w:tc>
+      </w:tr>
+      <w:tr>
+        <w:tc>
+          <w:tcPr>
+            <w:tcW w:type="dxa" w:w="7272"/>
+          </w:tcPr>
+          <w:p>
+            <w:pPr>
+              <w:spacing w:after="40"/>
+            </w:pPr>
+            <w:r>
+              <w:rPr>
+                <w:sz w:val="18"/>
+              </w:rPr>
+            </w:r>
+            <w:r>
+              <w:rPr>
+                <w:b w:val="0"/>
+                <w:i w:val="0"/>
+                <w:sz w:val="18"/>
+              </w:rPr>
+              <w:t>Serum sodium</w:t>
+            </w:r>
+          </w:p>
+        </w:tc>
+        <w:tc>
+          <w:tcPr>
+            <w:tcW w:type="dxa" w:w="7272"/>
+          </w:tcPr>
+          <w:p>
+            <w:pPr>
+              <w:spacing w:after="40"/>
+            </w:pPr>
+            <w:r>
+              <w:rPr>
+                <w:sz w:val="18"/>
+              </w:rPr>
+            </w:r>
+            <w:r>
+              <w:rPr>
+                <w:b w:val="0"/>
+                <w:i w:val="0"/>
+                <w:sz w:val="18"/>
+              </w:rPr>
+              <w:t xml:space="preserve">The primary indicator of </w:t>
+            </w:r>
+            <w:r>
+              <w:rPr>
+                <w:b/>
+                <w:i w:val="0"/>
+                <w:sz w:val="18"/>
+              </w:rPr>
+              <w:t>water</w:t>
+            </w:r>
+            <w:r>
+              <w:rPr>
+                <w:b w:val="0"/>
+                <w:i w:val="0"/>
+                <w:sz w:val="18"/>
+              </w:rPr>
+              <w:t xml:space="preserve"> balance, not salt content. Hyponatraemia usually means water excess</w:t>
+            </w:r>
+          </w:p>
+        </w:tc>
+      </w:tr>
+      <w:tr>
+        <w:tc>
+          <w:tcPr>
+            <w:tcW w:type="dxa" w:w="7272"/>
+          </w:tcPr>
+          <w:p>
+            <w:pPr>
+              <w:spacing w:after="40"/>
+            </w:pPr>
+            <w:r>
+              <w:rPr>
+                <w:sz w:val="18"/>
+              </w:rPr>
+            </w:r>
+            <w:r>
+              <w:rPr>
+                <w:b w:val="0"/>
+                <w:i w:val="0"/>
+                <w:sz w:val="18"/>
+              </w:rPr>
+              <w:t>Serum osmolality</w:t>
+            </w:r>
+          </w:p>
+        </w:tc>
+        <w:tc>
+          <w:tcPr>
+            <w:tcW w:type="dxa" w:w="7272"/>
+          </w:tcPr>
+          <w:p>
+            <w:pPr>
+              <w:spacing w:after="40"/>
+            </w:pPr>
+            <w:r>
+              <w:rPr>
+                <w:sz w:val="18"/>
+              </w:rPr>
+            </w:r>
+            <w:r>
+              <w:rPr>
+                <w:b w:val="0"/>
+                <w:i w:val="0"/>
+                <w:sz w:val="18"/>
+              </w:rPr>
+              <w:t>Separates true hypotonic hyponatraemia from the pseudo- and hypertonic forms; normal tonicity ~275–285 mOsm/kg</w:t>
+            </w:r>
+          </w:p>
+        </w:tc>
+      </w:tr>
+      <w:tr>
+        <w:tc>
+          <w:tcPr>
+            <w:tcW w:type="dxa" w:w="7272"/>
+          </w:tcPr>
+          <w:p>
+            <w:pPr>
+              <w:spacing w:after="40"/>
+            </w:pPr>
+            <w:r>
+              <w:rPr>
+                <w:sz w:val="18"/>
+              </w:rPr>
+            </w:r>
+            <w:r>
+              <w:rPr>
+                <w:b w:val="0"/>
+                <w:i w:val="0"/>
+                <w:sz w:val="18"/>
+              </w:rPr>
+              <w:t>Urine sodium and osmolality</w:t>
+            </w:r>
+          </w:p>
+        </w:tc>
+        <w:tc>
+          <w:tcPr>
+            <w:tcW w:type="dxa" w:w="7272"/>
+          </w:tcPr>
+          <w:p>
+            <w:pPr>
+              <w:spacing w:after="40"/>
+            </w:pPr>
+            <w:r>
+              <w:rPr>
+                <w:sz w:val="18"/>
+              </w:rPr>
+            </w:r>
+            <w:r>
+              <w:rPr>
+                <w:b w:val="0"/>
+                <w:i w:val="0"/>
+                <w:sz w:val="18"/>
+              </w:rPr>
+              <w:t xml:space="preserve">Localises it: </w:t>
+            </w:r>
+            <w:r>
+              <w:rPr>
+                <w:b/>
+                <w:i w:val="0"/>
+                <w:sz w:val="18"/>
+              </w:rPr>
+              <w:t>&lt;20</w:t>
+            </w:r>
+            <w:r>
+              <w:rPr>
+                <w:b w:val="0"/>
+                <w:i w:val="0"/>
+                <w:sz w:val="18"/>
+              </w:rPr>
+              <w:t xml:space="preserve"> suggests hypovolaemia; </w:t>
+            </w:r>
+            <w:r>
+              <w:rPr>
+                <w:b/>
+                <w:i w:val="0"/>
+                <w:sz w:val="18"/>
+              </w:rPr>
+              <w:t>&gt;40</w:t>
+            </w:r>
+            <w:r>
+              <w:rPr>
+                <w:b w:val="0"/>
+                <w:i w:val="0"/>
+                <w:sz w:val="18"/>
+              </w:rPr>
+              <w:t xml:space="preserve"> with concentrated urine suggests the syndrome of inappropriate antidiuretic hormone secretion</w:t>
+            </w:r>
+          </w:p>
+        </w:tc>
+      </w:tr>
+      <w:tr>
+        <w:tc>
+          <w:tcPr>
+            <w:tcW w:type="dxa" w:w="7272"/>
+          </w:tcPr>
+          <w:p>
+            <w:pPr>
+              <w:spacing w:after="40"/>
+            </w:pPr>
+            <w:r>
+              <w:rPr>
+                <w:sz w:val="18"/>
+              </w:rPr>
+            </w:r>
+            <w:r>
+              <w:rPr>
+                <w:b w:val="0"/>
+                <w:i w:val="0"/>
+                <w:sz w:val="18"/>
+              </w:rPr>
+              <w:t>Urea nitrogen : creatinine</w:t>
+            </w:r>
+          </w:p>
+        </w:tc>
+        <w:tc>
+          <w:tcPr>
+            <w:tcW w:type="dxa" w:w="7272"/>
+          </w:tcPr>
+          <w:p>
+            <w:pPr>
+              <w:spacing w:after="40"/>
+            </w:pPr>
+            <w:r>
+              <w:rPr>
+                <w:sz w:val="18"/>
+              </w:rPr>
+            </w:r>
+            <w:r>
+              <w:rPr>
+                <w:b w:val="0"/>
+                <w:i w:val="0"/>
+                <w:sz w:val="18"/>
+              </w:rPr>
+              <w:t xml:space="preserve">Volume status and perfusion — a ratio </w:t>
+            </w:r>
+            <w:r>
+              <w:rPr>
+                <w:b/>
+                <w:i w:val="0"/>
+                <w:sz w:val="18"/>
+              </w:rPr>
+              <w:t>&gt;20</w:t>
+            </w:r>
+            <w:r>
+              <w:rPr>
+                <w:b w:val="0"/>
+                <w:i w:val="0"/>
+                <w:sz w:val="18"/>
+              </w:rPr>
+              <w:t xml:space="preserve"> suggests prerenal hypovolaemia</w:t>
+            </w:r>
+          </w:p>
+        </w:tc>
+      </w:tr>
+      <w:tr>
+        <w:tc>
+          <w:tcPr>
+            <w:tcW w:type="dxa" w:w="7272"/>
+          </w:tcPr>
+          <w:p>
+            <w:pPr>
+              <w:spacing w:after="40"/>
+            </w:pPr>
+            <w:r>
+              <w:rPr>
+                <w:sz w:val="18"/>
+              </w:rPr>
+            </w:r>
+            <w:r>
+              <w:rPr>
+                <w:b w:val="0"/>
+                <w:i w:val="0"/>
+                <w:sz w:val="18"/>
+              </w:rPr>
+              <w:t>Potassium</w:t>
+            </w:r>
+          </w:p>
+        </w:tc>
+        <w:tc>
+          <w:tcPr>
+            <w:tcW w:type="dxa" w:w="7272"/>
+          </w:tcPr>
+          <w:p>
+            <w:pPr>
+              <w:spacing w:after="40"/>
+            </w:pPr>
+            <w:r>
+              <w:rPr>
+                <w:sz w:val="18"/>
+              </w:rPr>
+            </w:r>
+            <w:r>
+              <w:rPr>
+                <w:b w:val="0"/>
+                <w:i w:val="0"/>
+                <w:sz w:val="18"/>
+              </w:rPr>
+              <w:t>Links to acid-base and adrenal function</w:t>
+            </w:r>
+          </w:p>
+        </w:tc>
+      </w:tr>
+    </w:tbl>
+    <w:p>
+      <w:pPr>
+        <w:spacing w:after="80"/>
+      </w:pPr>
+    </w:p>
+    <w:tbl>
+      <w:tblPr>
+        <w:tblW w:type="auto" w:w="0"/>
+        <w:tblLook w:firstColumn="1" w:firstRow="1" w:lastColumn="0" w:lastRow="0" w:noHBand="0" w:noVBand="1" w:val="04A0"/>
+        <w:tblBorders>
+          <w:top w:val="single" w:sz="8" w:space="0" w:color="B9A98B"/>
+          <w:left w:val="single" w:sz="8" w:space="0" w:color="B9A98B"/>
+          <w:bottom w:val="single" w:sz="8" w:space="0" w:color="B9A98B"/>
+          <w:right w:val="single" w:sz="8" w:space="0" w:color="B9A98B"/>
+          <w:insideH w:val="single" w:sz="8" w:space="0" w:color="B9A98B"/>
+          <w:insideV w:val="single" w:sz="8" w:space="0" w:color="B9A98B"/>
+        </w:tblBorders>
+      </w:tblPr>
+      <w:tblGrid>
+        <w:gridCol w:w="14544"/>
+      </w:tblGrid>
+      <w:tr>
+        <w:tc>
+          <w:tcPr>
+            <w:tcW w:type="dxa" w:w="14544"/>
+            <w:shd w:val="clear" w:color="auto" w:fill="F5F2EC"/>
+          </w:tcPr>
+          <w:p>
+            <w:pPr>
+              <w:spacing w:after="80"/>
+            </w:pPr>
+            <w:r>
+              <w:rPr>
+                <w:b/>
+                <w:color w:val="6B5B3E"/>
+                <w:sz w:val="18"/>
+              </w:rPr>
+              <w:t>NOTE</w:t>
+            </w:r>
+          </w:p>
+          <w:p>
+            <w:pPr>
+              <w:spacing w:after="120"/>
+            </w:pPr>
+            <w:r>
+              <w:rPr>
+                <w:b/>
+                <w:i w:val="0"/>
+              </w:rPr>
+              <w:t>Three pitfalls.</w:t>
+            </w:r>
+            <w:r>
+              <w:rPr>
+                <w:b w:val="0"/>
+                <w:i w:val="0"/>
+              </w:rPr>
+              <w:t xml:space="preserve"> </w:t>
+            </w:r>
+            <w:r>
+              <w:rPr>
+                <w:b/>
+                <w:i w:val="0"/>
+              </w:rPr>
+              <w:t>Hyperglycaemia lowers the measured sodium</w:t>
+            </w:r>
+            <w:r>
+              <w:rPr>
+                <w:b w:val="0"/>
+                <w:i w:val="0"/>
+              </w:rPr>
+              <w:t xml:space="preserve"> by about 1.6–2 mEq/L per 100 mg/dL of glucose above normal — use a corrected sodium, from a calculator. </w:t>
+            </w:r>
+            <w:r>
+              <w:rPr>
+                <w:b/>
+                <w:i w:val="0"/>
+              </w:rPr>
+              <w:t>Pseudohyponatraemia</w:t>
+            </w:r>
+            <w:r>
+              <w:rPr>
+                <w:b w:val="0"/>
+                <w:i w:val="0"/>
+              </w:rPr>
+              <w:t xml:space="preserve"> from severe hyperlipidaemia or hyperproteinaemia gives a falsely low sodium </w:t>
+            </w:r>
+            <w:r>
+              <w:rPr>
+                <w:b w:val="0"/>
+                <w:i/>
+              </w:rPr>
+              <w:t>with a normal osmolality</w:t>
+            </w:r>
+            <w:r>
+              <w:rPr>
+                <w:b w:val="0"/>
+                <w:i w:val="0"/>
+              </w:rPr>
+              <w:t xml:space="preserve">. And </w:t>
+            </w:r>
+            <w:r>
+              <w:rPr>
+                <w:b/>
+                <w:i w:val="0"/>
+              </w:rPr>
+              <w:t>the number alone never gives the diagnosis</w:t>
+            </w:r>
+            <w:r>
+              <w:rPr>
+                <w:b w:val="0"/>
+                <w:i w:val="0"/>
+              </w:rPr>
+              <w:t xml:space="preserve"> — read sodium alongside volume status.</w:t>
+            </w:r>
+          </w:p>
+        </w:tc>
+      </w:tr>
+    </w:tbl>
+    <w:p>
+      <w:pPr>
+        <w:spacing w:after="80"/>
+      </w:pPr>
+    </w:p>
+    <w:p>
+      <w:pPr>
+        <w:pStyle w:val="Heading2"/>
+        <w:spacing w:before="200" w:after="100"/>
+      </w:pPr>
+      <w:r>
+        <w:rPr>
+          <w:rFonts w:ascii="Georgia" w:hAnsi="Georgia"/>
+          <w:color w:val="69406C"/>
+        </w:rPr>
+        <w:t>5.9 · The vomiting case — why the two cannot be separated</w:t>
+      </w:r>
+    </w:p>
+    <w:p>
+      <w:pPr>
+        <w:spacing w:after="120"/>
+      </w:pPr>
+      <w:r>
+        <w:rPr>
+          <w:b w:val="0"/>
+          <w:i w:val="0"/>
+        </w:rPr>
+        <w:t xml:space="preserve">A 25-year-old woman, three days of intractable nausea and vomiting. The panel shows </w:t>
+      </w:r>
+      <w:r>
+        <w:rPr>
+          <w:b/>
+          <w:i w:val="0"/>
+        </w:rPr>
+        <w:t>low sodium, low potassium, low chloride, a raised bicarbonate and alkalaemia</w:t>
+      </w:r>
+      <w:r>
+        <w:rPr>
+          <w:b w:val="0"/>
+          <w:i w:val="0"/>
+        </w:rPr>
+        <w:t>.</w:t>
+      </w:r>
+    </w:p>
+    <w:p>
+      <w:pPr>
+        <w:spacing w:after="120"/>
+      </w:pPr>
+      <w:r>
+        <w:rPr>
+          <w:b/>
+          <w:i w:val="0"/>
+        </w:rPr>
+        <w:t>Why it persists:</w:t>
+      </w:r>
+      <w:r>
+        <w:rPr>
+          <w:b w:val="0"/>
+          <w:i w:val="0"/>
+        </w:rPr>
+        <w:t xml:space="preserve"> volume, potassium and chloride depletion together force the kidney to reabsorb sodium and bicarbonate, which </w:t>
+      </w:r>
+      <w:r>
+        <w:rPr>
+          <w:b w:val="0"/>
+          <w:i/>
+        </w:rPr>
+        <w:t>maintains</w:t>
+      </w:r>
+      <w:r>
+        <w:rPr>
+          <w:b w:val="0"/>
+          <w:i w:val="0"/>
+        </w:rPr>
+        <w:t xml:space="preserve"> the alkalosis after the vomiting has stopped. </w:t>
+      </w:r>
+      <w:r>
+        <w:rPr>
+          <w:b/>
+          <w:i w:val="0"/>
+        </w:rPr>
+        <w:t>What fixes it:</w:t>
+      </w:r>
+      <w:r>
+        <w:rPr>
+          <w:b w:val="0"/>
+          <w:i w:val="0"/>
+        </w:rPr>
+        <w:t xml:space="preserve"> replacing sodium, chloride and potassium — saline with potassium chloride. Not bicarbonate, and not an antiemetic alone. Her speaker note calls this </w:t>
+      </w:r>
+      <w:r>
+        <w:rPr>
+          <w:b w:val="0"/>
+          <w:i/>
+        </w:rPr>
+        <w:t>“the single best illustration that you cannot separate electrolytes from acid-base.”</w:t>
+      </w:r>
+    </w:p>
+    <w:p>
+      <w:pPr>
+        <w:pStyle w:val="Heading1"/>
+        <w:spacing w:before="280" w:after="100"/>
+      </w:pPr>
+      <w:r>
+        <w:rPr>
+          <w:rFonts w:ascii="Georgia" w:hAnsi="Georgia"/>
+          <w:color w:val="69406C"/>
+        </w:rPr>
+        <w:t>6 · Urinalysis</w:t>
+      </w:r>
+    </w:p>
+    <w:tbl>
+      <w:tblPr>
+        <w:tblW w:type="auto" w:w="0"/>
+        <w:tblLook w:firstColumn="1" w:firstRow="1" w:lastColumn="0" w:lastRow="0" w:noHBand="0" w:noVBand="1" w:val="04A0"/>
+        <w:tblBorders>
+          <w:top w:val="single" w:sz="8" w:space="0" w:color="69406C"/>
+          <w:left w:val="single" w:sz="8" w:space="0" w:color="69406C"/>
+          <w:bottom w:val="single" w:sz="8" w:space="0" w:color="69406C"/>
+          <w:right w:val="single" w:sz="8" w:space="0" w:color="69406C"/>
+          <w:insideH w:val="single" w:sz="8" w:space="0" w:color="69406C"/>
+          <w:insideV w:val="single" w:sz="8" w:space="0" w:color="69406C"/>
+        </w:tblBorders>
+      </w:tblPr>
+      <w:tblGrid>
+        <w:gridCol w:w="14544"/>
+      </w:tblGrid>
+      <w:tr>
+        <w:tc>
+          <w:tcPr>
+            <w:tcW w:type="dxa" w:w="14544"/>
+            <w:shd w:val="clear" w:color="auto" w:fill="EEF5F4"/>
+          </w:tcPr>
+          <w:p>
+            <w:pPr>
+              <w:spacing w:after="80"/>
+            </w:pPr>
+            <w:r>
+              <w:rPr>
+                <w:b/>
+                <w:color w:val="69406C"/>
+                <w:sz w:val="18"/>
+              </w:rPr>
+              <w:t>INSTRUCTIONAL OBJECTIVES</w:t>
+            </w:r>
+          </w:p>
+          <w:p>
+            <w:pPr>
+              <w:spacing w:after="120"/>
+            </w:pPr>
+            <w:r>
+              <w:rPr>
+                <w:b w:val="0"/>
+                <w:i w:val="0"/>
+                <w:sz w:val="17"/>
+              </w:rPr>
+              <w:t>Topic Outline 6: Urinalysis</w:t>
+            </w:r>
+          </w:p>
+          <w:p>
+            <w:pPr>
+              <w:pStyle w:val="ListNumber"/>
+              <w:spacing w:after="40"/>
+            </w:pPr>
+            <w:r>
+              <w:rPr>
+                <w:b w:val="0"/>
+                <w:i w:val="0"/>
+                <w:sz w:val="20"/>
+              </w:rPr>
+              <w:t>Describe the following urinalysis parameters: i. Specific gravity · ii. pH · iii. Protein · iv. Glucose · v. Ketones · vi. Leukocyte esterase · vii. Nitrites · viii. Blood · ix. Bilirubin</w:t>
+            </w:r>
+          </w:p>
+          <w:p>
+            <w:pPr>
+              <w:pStyle w:val="ListNumber"/>
+              <w:spacing w:after="40"/>
+            </w:pPr>
+            <w:r>
+              <w:rPr>
+                <w:b w:val="0"/>
+                <w:i w:val="0"/>
+                <w:sz w:val="20"/>
+              </w:rPr>
+              <w:t>Differentiate between: i. Hematuria · ii. Hemoglobinuria · iii. Myoglobinuria</w:t>
+            </w:r>
+          </w:p>
+          <w:p>
+            <w:pPr>
+              <w:pStyle w:val="ListNumber"/>
+              <w:spacing w:after="40"/>
+            </w:pPr>
+            <w:r>
+              <w:rPr>
+                <w:b w:val="0"/>
+                <w:i w:val="0"/>
+                <w:sz w:val="20"/>
+              </w:rPr>
+              <w:t>Correlate urinalysis findings with common clinical presentations.</w:t>
+            </w:r>
+          </w:p>
+        </w:tc>
+      </w:tr>
+    </w:tbl>
+    <w:p>
+      <w:pPr>
+        <w:spacing w:after="80"/>
+      </w:pPr>
+    </w:p>
+    <w:tbl>
+      <w:tblPr>
+        <w:tblW w:type="auto" w:w="0"/>
+        <w:tblLook w:firstColumn="1" w:firstRow="1" w:lastColumn="0" w:lastRow="0" w:noHBand="0" w:noVBand="1" w:val="04A0"/>
+        <w:tblBorders>
+          <w:top w:val="single" w:sz="8" w:space="0" w:color="B9A98B"/>
+          <w:left w:val="single" w:sz="8" w:space="0" w:color="B9A98B"/>
+          <w:bottom w:val="single" w:sz="8" w:space="0" w:color="B9A98B"/>
+          <w:right w:val="single" w:sz="8" w:space="0" w:color="B9A98B"/>
+          <w:insideH w:val="single" w:sz="8" w:space="0" w:color="B9A98B"/>
+          <w:insideV w:val="single" w:sz="8" w:space="0" w:color="B9A98B"/>
+        </w:tblBorders>
+      </w:tblPr>
+      <w:tblGrid>
+        <w:gridCol w:w="14544"/>
+      </w:tblGrid>
+      <w:tr>
+        <w:tc>
+          <w:tcPr>
+            <w:tcW w:type="dxa" w:w="14544"/>
+            <w:shd w:val="clear" w:color="auto" w:fill="F5F2EC"/>
+          </w:tcPr>
+          <w:p>
+            <w:pPr>
+              <w:spacing w:after="80"/>
+            </w:pPr>
+            <w:r>
+              <w:rPr>
+                <w:b/>
+                <w:color w:val="6B5B3E"/>
+                <w:sz w:val="18"/>
+              </w:rPr>
+              <w:t>NOTE</w:t>
+            </w:r>
+          </w:p>
+          <w:p>
+            <w:pPr>
+              <w:spacing w:after="120"/>
+            </w:pPr>
+            <w:r>
+              <w:rPr>
+                <w:b/>
+                <w:i w:val="0"/>
+              </w:rPr>
+              <w:t>What she said about numbers, on 1 September.</w:t>
+            </w:r>
+            <w:r>
+              <w:rPr>
+                <w:b w:val="0"/>
+                <w:i/>
+              </w:rPr>
+              <w:t xml:space="preserve">“For testing purposes, I would like you to know what a normal urinalysis involves … It’s important to know that we should not find nitrites. We should not find ketones. We should not find glucose. So I do want you to know that. </w:t>
+            </w:r>
+            <w:r>
+              <w:rPr>
+                <w:b/>
+                <w:i/>
+              </w:rPr>
+              <w:t>I’m not asking that you memorize ranges</w:t>
+            </w:r>
+            <w:r>
+              <w:rPr>
+                <w:b w:val="0"/>
+                <w:i/>
+              </w:rPr>
+              <w:t xml:space="preserve">, okay? But I do want you to know if there should just be none present at all. But for testing purposes, if there’s a range involved, </w:t>
+            </w:r>
+            <w:r>
+              <w:rPr>
+                <w:b/>
+                <w:i/>
+              </w:rPr>
+              <w:t>it’ll be provided for you</w:t>
+            </w:r>
+            <w:r>
+              <w:rPr>
+                <w:b w:val="0"/>
+                <w:i/>
+              </w:rPr>
+              <w:t>.”</w:t>
+            </w:r>
+          </w:p>
+          <w:p>
+            <w:pPr>
+              <w:spacing w:after="120"/>
+            </w:pPr>
+            <w:r>
+              <w:rPr>
+                <w:b w:val="0"/>
+                <w:i w:val="0"/>
+              </w:rPr>
+              <w:t xml:space="preserve">So the split is clean. </w:t>
+            </w:r>
+            <w:r>
+              <w:rPr>
+                <w:b/>
+                <w:i w:val="0"/>
+              </w:rPr>
+              <w:t>Which pads read negative in a healthy person is fair to know cold.</w:t>
+            </w:r>
+            <w:r>
+              <w:rPr>
+                <w:b w:val="0"/>
+                <w:i w:val="0"/>
+              </w:rPr>
+              <w:t xml:space="preserve"> A reference range is not — it will be given to you. Learn the direction of abnormality and what it means.</w:t>
+            </w:r>
+          </w:p>
+          <w:p>
+            <w:pPr>
+              <w:spacing w:after="120"/>
+            </w:pPr>
+            <w:r>
+              <w:rPr>
+                <w:b/>
+                <w:i w:val="0"/>
+              </w:rPr>
+              <w:t>One naming point she asked for twice:</w:t>
+            </w:r>
+            <w:r>
+              <w:rPr>
+                <w:b w:val="0"/>
+                <w:i w:val="0"/>
+              </w:rPr>
+              <w:t xml:space="preserve"> </w:t>
+            </w:r>
+            <w:r>
+              <w:rPr>
+                <w:b w:val="0"/>
+                <w:i/>
+              </w:rPr>
+              <w:t xml:space="preserve">“Please make sure you call it </w:t>
+            </w:r>
+            <w:r>
+              <w:rPr>
+                <w:b/>
+                <w:i/>
+              </w:rPr>
+              <w:t>nitrites</w:t>
+            </w:r>
+            <w:r>
+              <w:rPr>
+                <w:b w:val="0"/>
+                <w:i/>
+              </w:rPr>
+              <w:t xml:space="preserve"> and not nitrates. It’s like a pet peeve of mine.”</w:t>
+            </w:r>
+            <w:r>
+              <w:rPr>
+                <w:b w:val="0"/>
+                <w:i w:val="0"/>
+              </w:rPr>
+              <w:t xml:space="preserve"> Nitr</w:t>
+            </w:r>
+            <w:r>
+              <w:rPr>
+                <w:b/>
+                <w:i w:val="0"/>
+              </w:rPr>
+              <w:t>a</w:t>
+            </w:r>
+            <w:r>
+              <w:rPr>
+                <w:b w:val="0"/>
+                <w:i w:val="0"/>
+              </w:rPr>
+              <w:t>tes are what is in the urine to begin with; bacteria reduce them to nitr</w:t>
+            </w:r>
+            <w:r>
+              <w:rPr>
+                <w:b/>
+                <w:i w:val="0"/>
+              </w:rPr>
+              <w:t>i</w:t>
+            </w:r>
+            <w:r>
+              <w:rPr>
+                <w:b w:val="0"/>
+                <w:i w:val="0"/>
+              </w:rPr>
+              <w:t>tes, and the nitrite is what the pad reports.</w:t>
+            </w:r>
+          </w:p>
+        </w:tc>
+      </w:tr>
+    </w:tbl>
+    <w:p>
+      <w:pPr>
+        <w:spacing w:after="80"/>
+      </w:pPr>
+    </w:p>
+    <w:p>
+      <w:pPr>
+        <w:pStyle w:val="Heading2"/>
+        <w:spacing w:before="200" w:after="100"/>
+      </w:pPr>
+      <w:r>
+        <w:rPr>
+          <w:rFonts w:ascii="Georgia" w:hAnsi="Georgia"/>
+          <w:color w:val="69406C"/>
+        </w:rPr>
+        <w:t>6.1 · What the test is, and when to order it</w:t>
+      </w:r>
+    </w:p>
+    <w:p>
+      <w:pPr>
+        <w:spacing w:after="120"/>
+      </w:pPr>
+      <w:r>
+        <w:rPr>
+          <w:b w:val="0"/>
+          <w:i w:val="0"/>
+        </w:rPr>
+        <w:t xml:space="preserve">Urinalysis examines the </w:t>
+      </w:r>
+      <w:r>
+        <w:rPr>
+          <w:b/>
+          <w:i w:val="0"/>
+        </w:rPr>
+        <w:t>physical, chemical and microscopic</w:t>
+      </w:r>
+      <w:r>
+        <w:rPr>
+          <w:b w:val="0"/>
+          <w:i w:val="0"/>
+        </w:rPr>
+        <w:t xml:space="preserve"> contents of urine. It is inexpensive, non-invasive and fast, which is why it is done routinely on admission and in primary care, obstetrics and paediatrics alike. In a renal evaluation it </w:t>
+      </w:r>
+      <w:r>
+        <w:rPr>
+          <w:b/>
+          <w:i w:val="0"/>
+        </w:rPr>
+        <w:t>complements the serum creatinine and blood urea nitrogen</w:t>
+      </w:r>
+      <w:r>
+        <w:rPr>
+          <w:b w:val="0"/>
+          <w:i w:val="0"/>
+        </w:rPr>
+        <w:t xml:space="preserve"> rather than replacing them.</w:t>
+      </w:r>
+    </w:p>
+    <w:p>
+      <w:pPr>
+        <w:spacing w:after="120"/>
+      </w:pPr>
+      <w:r>
+        <w:rPr>
+          <w:b w:val="0"/>
+          <w:i w:val="0"/>
+        </w:rPr>
+        <w:t xml:space="preserve">It reaches well beyond the urinary tract: it speaks to hepatic and biliary disease, hydration status and infection. </w:t>
+      </w:r>
+      <w:r>
+        <w:rPr>
+          <w:b/>
+          <w:i w:val="0"/>
+        </w:rPr>
+        <w:t>Any patient with abdominal, pelvic or back pain needs one.</w:t>
+      </w:r>
+    </w:p>
+    <w:p>
+      <w:pPr>
+        <w:jc w:val="center"/>
+      </w:pPr>
+      <w:r>
+        <w:drawing>
+          <wp:inline xmlns:a="http://schemas.openxmlformats.org/drawingml/2006/main" xmlns:pic="http://schemas.openxmlformats.org/drawingml/2006/picture">
+            <wp:extent cx="3840480" cy="3550310"/>
+            <wp:docPr id="38" name="Picture 38"/>
+            <wp:cNvGraphicFramePr>
+              <a:graphicFrameLocks noChangeAspect="1"/>
+            </wp:cNvGraphicFramePr>
+            <a:graphic>
+              <a:graphicData uri="http://schemas.openxmlformats.org/drawingml/2006/picture">
+                <pic:pic>
+                  <pic:nvPicPr>
+                    <pic:cNvPr id="0" name="Principles_of_Diagnostic_Medicine_I_Exam_1_pdm-exam-1-l6-images_nephron.jpg"/>
+                    <pic:cNvPicPr/>
+                  </pic:nvPicPr>
+                  <pic:blipFill>
+                    <a:blip r:embed="rId46"/>
+                    <a:stretch>
+                      <a:fillRect/>
+                    </a:stretch>
+                  </pic:blipFill>
+                  <pic:spPr>
+                    <a:xfrm>
+                      <a:off x="0" y="0"/>
+                      <a:ext cx="3840480" cy="3550310"/>
+                    </a:xfrm>
+                    <a:prstGeom prst="rect"/>
+                  </pic:spPr>
+                </pic:pic>
+              </a:graphicData>
+            </a:graphic>
+          </wp:inline>
+        </w:drawing>
+      </w:r>
+    </w:p>
+    <w:p>
+      <w:pPr>
+        <w:spacing w:after="160"/>
+        <w:jc w:val="center"/>
+      </w:pPr>
+      <w:r>
+        <w:rPr>
+          <w:sz w:val="15"/>
+        </w:rPr>
+        <w:t>The nephron. The glomerulus filters; the tubules reabsorb. Almost every abnormal urinalysis parameter is a failure of one or the other. Lecture 6 · Slide 15</w:t>
+      </w:r>
+    </w:p>
+    <w:p>
+      <w:pPr>
+        <w:pStyle w:val="Heading2"/>
+        <w:spacing w:before="200" w:after="100"/>
+      </w:pPr>
+      <w:r>
+        <w:rPr>
+          <w:rFonts w:ascii="Georgia" w:hAnsi="Georgia"/>
+          <w:color w:val="69406C"/>
+        </w:rPr>
+        <w:t>6.2 · Inspection — colour, transparency, odour</w:t>
+      </w:r>
+    </w:p>
+    <w:p>
+      <w:pPr>
+        <w:spacing w:after="120"/>
+      </w:pPr>
+      <w:r>
+        <w:rPr>
+          <w:b w:val="0"/>
+          <w:i w:val="0"/>
+        </w:rPr>
+        <w:t>The examination starts the way a physical examination does, by looking.</w:t>
+      </w:r>
+    </w:p>
+    <w:tbl>
+      <w:tblPr>
+        <w:tblStyle w:val="TableGrid"/>
+        <w:tblW w:type="auto" w:w="0"/>
+        <w:jc w:val="center"/>
+        <w:tblLook w:firstColumn="1" w:firstRow="1" w:lastColumn="0" w:lastRow="0" w:noHBand="0" w:noVBand="1" w:val="04A0"/>
+        <w:tblBorders>
+          <w:top w:val="single" w:sz="4" w:space="0" w:color="D8D2D4"/>
+          <w:left w:val="single" w:sz="4" w:space="0" w:color="D8D2D4"/>
+          <w:bottom w:val="single" w:sz="4" w:space="0" w:color="D8D2D4"/>
+          <w:right w:val="single" w:sz="4" w:space="0" w:color="D8D2D4"/>
+          <w:insideH w:val="single" w:sz="4" w:space="0" w:color="D8D2D4"/>
+          <w:insideV w:val="single" w:sz="4" w:space="0" w:color="D8D2D4"/>
+        </w:tblBorders>
+      </w:tblPr>
+      <w:tblGrid>
+        <w:gridCol w:w="7272"/>
+        <w:gridCol w:w="7272"/>
+      </w:tblGrid>
+      <w:tr>
+        <w:tc>
+          <w:tcPr>
+            <w:tcW w:type="dxa" w:w="7272"/>
+            <w:shd w:val="clear" w:color="auto" w:fill="69406C"/>
+          </w:tcPr>
+          <w:p>
+            <w:pPr>
+              <w:spacing w:after="40"/>
+            </w:pPr>
+            <w:r>
+              <w:rPr>
+                <w:b/>
+                <w:color w:val="FFFFFF"/>
+                <w:sz w:val="18"/>
+              </w:rPr>
+            </w:r>
+            <w:r>
+              <w:rPr>
+                <w:b/>
+                <w:i w:val="0"/>
+                <w:color w:val="FFFFFF"/>
+                <w:sz w:val="18"/>
+              </w:rPr>
+              <w:t>Colour</w:t>
+            </w:r>
+          </w:p>
+        </w:tc>
+        <w:tc>
+          <w:tcPr>
+            <w:tcW w:type="dxa" w:w="7272"/>
+            <w:shd w:val="clear" w:color="auto" w:fill="69406C"/>
+          </w:tcPr>
+          <w:p>
+            <w:pPr>
+              <w:spacing w:after="40"/>
+            </w:pPr>
+            <w:r>
+              <w:rPr>
+                <w:b/>
+                <w:color w:val="FFFFFF"/>
+                <w:sz w:val="18"/>
+              </w:rPr>
+            </w:r>
+            <w:r>
+              <w:rPr>
+                <w:b/>
+                <w:i w:val="0"/>
+                <w:color w:val="FFFFFF"/>
+                <w:sz w:val="18"/>
+              </w:rPr>
+              <w:t>Suggests</w:t>
+            </w:r>
+          </w:p>
+        </w:tc>
+      </w:tr>
+      <w:tr>
+        <w:tc>
+          <w:tcPr>
+            <w:tcW w:type="dxa" w:w="7272"/>
+          </w:tcPr>
+          <w:p>
+            <w:pPr>
+              <w:spacing w:after="40"/>
+            </w:pPr>
+            <w:r>
+              <w:rPr>
+                <w:sz w:val="18"/>
+              </w:rPr>
+            </w:r>
+            <w:r>
+              <w:rPr>
+                <w:b w:val="0"/>
+                <w:i w:val="0"/>
+                <w:sz w:val="18"/>
+              </w:rPr>
+              <w:t>Pale yellow to colourless</w:t>
+            </w:r>
+          </w:p>
+        </w:tc>
+        <w:tc>
+          <w:tcPr>
+            <w:tcW w:type="dxa" w:w="7272"/>
+          </w:tcPr>
+          <w:p>
+            <w:pPr>
+              <w:spacing w:after="40"/>
+            </w:pPr>
+            <w:r>
+              <w:rPr>
+                <w:sz w:val="18"/>
+              </w:rPr>
+            </w:r>
+            <w:r>
+              <w:rPr>
+                <w:b w:val="0"/>
+                <w:i w:val="0"/>
+                <w:sz w:val="18"/>
+              </w:rPr>
+              <w:t>Dilute urine — possibly overhydrated</w:t>
+            </w:r>
+          </w:p>
+        </w:tc>
+      </w:tr>
+      <w:tr>
+        <w:tc>
+          <w:tcPr>
+            <w:tcW w:type="dxa" w:w="7272"/>
+          </w:tcPr>
+          <w:p>
+            <w:pPr>
+              <w:spacing w:after="40"/>
+            </w:pPr>
+            <w:r>
+              <w:rPr>
+                <w:sz w:val="18"/>
+              </w:rPr>
+            </w:r>
+            <w:r>
+              <w:rPr>
+                <w:b w:val="0"/>
+                <w:i w:val="0"/>
+                <w:sz w:val="18"/>
+              </w:rPr>
+              <w:t>Dark yellow or amber</w:t>
+            </w:r>
+          </w:p>
+        </w:tc>
+        <w:tc>
+          <w:tcPr>
+            <w:tcW w:type="dxa" w:w="7272"/>
+          </w:tcPr>
+          <w:p>
+            <w:pPr>
+              <w:spacing w:after="40"/>
+            </w:pPr>
+            <w:r>
+              <w:rPr>
+                <w:sz w:val="18"/>
+              </w:rPr>
+            </w:r>
+            <w:r>
+              <w:rPr>
+                <w:b w:val="0"/>
+                <w:i w:val="0"/>
+                <w:sz w:val="18"/>
+              </w:rPr>
+              <w:t>Concentrated urine — possibly dehydrated</w:t>
+            </w:r>
+          </w:p>
+        </w:tc>
+      </w:tr>
+      <w:tr>
+        <w:tc>
+          <w:tcPr>
+            <w:tcW w:type="dxa" w:w="7272"/>
+          </w:tcPr>
+          <w:p>
+            <w:pPr>
+              <w:spacing w:after="40"/>
+            </w:pPr>
+            <w:r>
+              <w:rPr>
+                <w:sz w:val="18"/>
+              </w:rPr>
+            </w:r>
+            <w:r>
+              <w:rPr>
+                <w:b w:val="0"/>
+                <w:i w:val="0"/>
+                <w:sz w:val="18"/>
+              </w:rPr>
+              <w:t>Yellow-brown or green</w:t>
+            </w:r>
+          </w:p>
+        </w:tc>
+        <w:tc>
+          <w:tcPr>
+            <w:tcW w:type="dxa" w:w="7272"/>
+          </w:tcPr>
+          <w:p>
+            <w:pPr>
+              <w:spacing w:after="40"/>
+            </w:pPr>
+            <w:r>
+              <w:rPr>
+                <w:sz w:val="18"/>
+              </w:rPr>
+            </w:r>
+            <w:r>
+              <w:rPr>
+                <w:b/>
+                <w:i w:val="0"/>
+                <w:sz w:val="18"/>
+              </w:rPr>
+              <w:t>Bilirubin</w:t>
+            </w:r>
+            <w:r>
+              <w:rPr>
+                <w:b w:val="0"/>
+                <w:i w:val="0"/>
+                <w:sz w:val="18"/>
+              </w:rPr>
+              <w:t xml:space="preserve"> — hepatitis, cirrhosis, biliary obstruction</w:t>
+            </w:r>
+          </w:p>
+        </w:tc>
+      </w:tr>
+      <w:tr>
+        <w:tc>
+          <w:tcPr>
+            <w:tcW w:type="dxa" w:w="7272"/>
+          </w:tcPr>
+          <w:p>
+            <w:pPr>
+              <w:spacing w:after="40"/>
+            </w:pPr>
+            <w:r>
+              <w:rPr>
+                <w:sz w:val="18"/>
+              </w:rPr>
+            </w:r>
+            <w:r>
+              <w:rPr>
+                <w:b w:val="0"/>
+                <w:i w:val="0"/>
+                <w:sz w:val="18"/>
+              </w:rPr>
+              <w:t>Bright or dark red</w:t>
+            </w:r>
+          </w:p>
+        </w:tc>
+        <w:tc>
+          <w:tcPr>
+            <w:tcW w:type="dxa" w:w="7272"/>
+          </w:tcPr>
+          <w:p>
+            <w:pPr>
+              <w:spacing w:after="40"/>
+            </w:pPr>
+            <w:r>
+              <w:rPr>
+                <w:sz w:val="18"/>
+              </w:rPr>
+            </w:r>
+            <w:r>
+              <w:rPr>
+                <w:b/>
+                <w:i w:val="0"/>
+                <w:sz w:val="18"/>
+              </w:rPr>
+              <w:t>Blood</w:t>
+            </w:r>
+            <w:r>
+              <w:rPr>
+                <w:b w:val="0"/>
+                <w:i w:val="0"/>
+                <w:sz w:val="18"/>
+              </w:rPr>
+              <w:t xml:space="preserve"> — infection, stone, tumour, or menstrual contamination</w:t>
+            </w:r>
+          </w:p>
+        </w:tc>
+      </w:tr>
+      <w:tr>
+        <w:tc>
+          <w:tcPr>
+            <w:tcW w:type="dxa" w:w="7272"/>
+          </w:tcPr>
+          <w:p>
+            <w:pPr>
+              <w:spacing w:after="40"/>
+            </w:pPr>
+            <w:r>
+              <w:rPr>
+                <w:sz w:val="18"/>
+              </w:rPr>
+            </w:r>
+            <w:r>
+              <w:rPr>
+                <w:b w:val="0"/>
+                <w:i w:val="0"/>
+                <w:sz w:val="18"/>
+              </w:rPr>
+              <w:t>Blue, orange or green</w:t>
+            </w:r>
+          </w:p>
+        </w:tc>
+        <w:tc>
+          <w:tcPr>
+            <w:tcW w:type="dxa" w:w="7272"/>
+          </w:tcPr>
+          <w:p>
+            <w:pPr>
+              <w:spacing w:after="40"/>
+            </w:pPr>
+            <w:r>
+              <w:rPr>
+                <w:sz w:val="18"/>
+              </w:rPr>
+            </w:r>
+            <w:r>
+              <w:rPr>
+                <w:b/>
+                <w:i w:val="0"/>
+                <w:sz w:val="18"/>
+              </w:rPr>
+              <w:t>Medications</w:t>
+            </w:r>
+            <w:r>
+              <w:rPr>
+                <w:b w:val="0"/>
+                <w:i w:val="0"/>
+                <w:sz w:val="18"/>
+              </w:rPr>
+              <w:t xml:space="preserve"> — phenazopyridine, rifampicin, urinary anaesthetics</w:t>
+            </w:r>
+          </w:p>
+        </w:tc>
+      </w:tr>
+    </w:tbl>
+    <w:p>
+      <w:pPr>
+        <w:spacing w:after="80"/>
+      </w:pPr>
+    </w:p>
+    <w:p>
+      <w:pPr>
+        <w:spacing w:after="120"/>
+      </w:pPr>
+      <w:r>
+        <w:rPr>
+          <w:b w:val="0"/>
+          <w:i w:val="0"/>
+        </w:rPr>
+        <w:t xml:space="preserve">The medication colours are a </w:t>
+      </w:r>
+      <w:r>
+        <w:rPr>
+          <w:b/>
+          <w:i w:val="0"/>
+        </w:rPr>
+        <w:t>patient education point</w:t>
+      </w:r>
+      <w:r>
+        <w:rPr>
+          <w:b w:val="0"/>
+          <w:i w:val="0"/>
+        </w:rPr>
+        <w:t>: tell the patient before they start, so a startling colour does not alarm them.</w:t>
+      </w:r>
+    </w:p>
+    <w:p>
+      <w:pPr>
+        <w:jc w:val="center"/>
+      </w:pPr>
+      <w:r>
+        <w:drawing>
+          <wp:inline xmlns:a="http://schemas.openxmlformats.org/drawingml/2006/main" xmlns:pic="http://schemas.openxmlformats.org/drawingml/2006/picture">
+            <wp:extent cx="3840480" cy="2616591"/>
+            <wp:docPr id="39" name="Picture 39"/>
+            <wp:cNvGraphicFramePr>
+              <a:graphicFrameLocks noChangeAspect="1"/>
+            </wp:cNvGraphicFramePr>
+            <a:graphic>
+              <a:graphicData uri="http://schemas.openxmlformats.org/drawingml/2006/picture">
+                <pic:pic>
+                  <pic:nvPicPr>
+                    <pic:cNvPr id="0" name="Principles_of_Diagnostic_Medicine_I_Exam_1_pdm-exam-1-l6-images_urine-colour.jpg"/>
+                    <pic:cNvPicPr/>
+                  </pic:nvPicPr>
+                  <pic:blipFill>
+                    <a:blip r:embed="rId47"/>
+                    <a:stretch>
+                      <a:fillRect/>
+                    </a:stretch>
+                  </pic:blipFill>
+                  <pic:spPr>
+                    <a:xfrm>
+                      <a:off x="0" y="0"/>
+                      <a:ext cx="3840480" cy="2616591"/>
+                    </a:xfrm>
+                    <a:prstGeom prst="rect"/>
+                  </pic:spPr>
+                </pic:pic>
+              </a:graphicData>
+            </a:graphic>
+          </wp:inline>
+        </w:drawing>
+      </w:r>
+    </w:p>
+    <w:p>
+      <w:pPr>
+        <w:spacing w:after="160"/>
+        <w:jc w:val="center"/>
+      </w:pPr>
+      <w:r>
+        <w:rPr>
+          <w:sz w:val="15"/>
+        </w:rPr>
+        <w:t>Urine colour against what it suggests. Note the food causes of red urine — beets , blueberries and rhubarb — and that fizzing points to protein. Lecture 6 · Slide 7</w:t>
+      </w:r>
+    </w:p>
+    <w:p>
+      <w:pPr>
+        <w:spacing w:after="120"/>
+      </w:pPr>
+      <w:r>
+        <w:rPr>
+          <w:b/>
+          <w:i w:val="0"/>
+        </w:rPr>
+        <w:t>Transparency</w:t>
+      </w:r>
+      <w:r>
+        <w:rPr>
+          <w:b w:val="0"/>
+          <w:i w:val="0"/>
+        </w:rPr>
+        <w:t xml:space="preserve"> runs clear → hazy → cloudy → turbid. Cloudiness comes from red cells, white cells, epithelial cells, bacteria, yeast, crystals, mucus, contrast media or fat. </w:t>
+      </w:r>
+      <w:r>
+        <w:rPr>
+          <w:b/>
+          <w:i w:val="0"/>
+        </w:rPr>
+        <w:t>Foam is the one to notice separately — it points to protein.</w:t>
+      </w:r>
+    </w:p>
+    <w:p>
+      <w:pPr>
+        <w:spacing w:after="120"/>
+      </w:pPr>
+      <w:r>
+        <w:rPr>
+          <w:b/>
+          <w:i w:val="0"/>
+        </w:rPr>
+        <w:t>Odour.</w:t>
+      </w:r>
+      <w:r>
+        <w:rPr>
+          <w:b w:val="0"/>
+          <w:i w:val="0"/>
+        </w:rPr>
+        <w:t xml:space="preserve"> Normal is called </w:t>
+      </w:r>
+      <w:r>
+        <w:rPr>
+          <w:b w:val="0"/>
+          <w:i/>
+        </w:rPr>
+        <w:t>aromatic</w:t>
+      </w:r>
+      <w:r>
+        <w:rPr>
+          <w:b w:val="0"/>
+          <w:i w:val="0"/>
+        </w:rPr>
+        <w:t xml:space="preserve">. An </w:t>
+      </w:r>
+      <w:r>
+        <w:rPr>
+          <w:b/>
+          <w:i w:val="0"/>
+        </w:rPr>
+        <w:t>ammonia</w:t>
+      </w:r>
+      <w:r>
+        <w:rPr>
+          <w:b w:val="0"/>
+          <w:i w:val="0"/>
+        </w:rPr>
+        <w:t xml:space="preserve"> smell means the sample has stood long enough for bacteria to decompose its urea — refrigerate a specimen that will not be read within one to two hours, and </w:t>
+      </w:r>
+      <w:r>
+        <w:rPr>
+          <w:b/>
+          <w:i w:val="0"/>
+        </w:rPr>
+        <w:t>add no preservative</w:t>
+      </w:r>
+      <w:r>
+        <w:rPr>
+          <w:b w:val="0"/>
+          <w:i w:val="0"/>
+        </w:rPr>
+        <w:t xml:space="preserve">. A </w:t>
+      </w:r>
+      <w:r>
+        <w:rPr>
+          <w:b/>
+          <w:i w:val="0"/>
+        </w:rPr>
+        <w:t>foul</w:t>
+      </w:r>
+      <w:r>
+        <w:rPr>
+          <w:b w:val="0"/>
+          <w:i w:val="0"/>
+        </w:rPr>
+        <w:t xml:space="preserve"> odour suggests bacterial infection; a </w:t>
+      </w:r>
+      <w:r>
+        <w:rPr>
+          <w:b/>
+          <w:i w:val="0"/>
+        </w:rPr>
+        <w:t>faecal</w:t>
+      </w:r>
+      <w:r>
+        <w:rPr>
+          <w:b w:val="0"/>
+          <w:i w:val="0"/>
+        </w:rPr>
+        <w:t xml:space="preserve"> odour suggests an enterovesical fistula; a </w:t>
+      </w:r>
+      <w:r>
+        <w:rPr>
+          <w:b/>
+          <w:i w:val="0"/>
+        </w:rPr>
+        <w:t>fruity or sweet</w:t>
+      </w:r>
+      <w:r>
+        <w:rPr>
+          <w:b w:val="0"/>
+          <w:i w:val="0"/>
+        </w:rPr>
+        <w:t xml:space="preserve"> odour means ketones, and sends you to the blood sugar.</w:t>
+      </w:r>
+    </w:p>
+    <w:p>
+      <w:pPr>
+        <w:pStyle w:val="Heading2"/>
+        <w:spacing w:before="200" w:after="100"/>
+      </w:pPr>
+      <w:r>
+        <w:rPr>
+          <w:rFonts w:ascii="Georgia" w:hAnsi="Georgia"/>
+          <w:color w:val="69406C"/>
+        </w:rPr>
+        <w:t>6.3 · The reagent strip</w:t>
+      </w:r>
+    </w:p>
+    <w:p>
+      <w:pPr>
+        <w:spacing w:after="120"/>
+      </w:pPr>
+      <w:r>
+        <w:rPr>
+          <w:b w:val="0"/>
+          <w:i w:val="0"/>
+        </w:rPr>
+        <w:t xml:space="preserve">A fresh specimen in a sterile container. Strips are kept desiccated. Results come in two shapes: </w:t>
+      </w:r>
+      <w:r>
+        <w:rPr>
+          <w:b/>
+          <w:i w:val="0"/>
+        </w:rPr>
+        <w:t>qualitative</w:t>
+      </w:r>
+      <w:r>
+        <w:rPr>
+          <w:b w:val="0"/>
+          <w:i w:val="0"/>
+        </w:rPr>
+        <w:t xml:space="preserve"> (positive or negative) and </w:t>
+      </w:r>
+      <w:r>
+        <w:rPr>
+          <w:b/>
+          <w:i w:val="0"/>
+        </w:rPr>
+        <w:t>semi-quantitative</w:t>
+      </w:r>
+      <w:r>
+        <w:rPr>
+          <w:b w:val="0"/>
+          <w:i w:val="0"/>
+        </w:rPr>
+        <w:t xml:space="preserve"> (trace, 1+, 2+, 3+ — a graded estimate, not a measurement).</w:t>
+      </w:r>
+    </w:p>
+    <w:p>
+      <w:pPr>
+        <w:spacing w:after="120"/>
+      </w:pPr>
+      <w:r>
+        <w:rPr>
+          <w:b w:val="0"/>
+          <w:i w:val="0"/>
+        </w:rPr>
+        <w:t xml:space="preserve">Two practical traps. </w:t>
+      </w:r>
+      <w:r>
+        <w:rPr>
+          <w:b/>
+          <w:i w:val="0"/>
+        </w:rPr>
+        <w:t>Reading time differs by analyte</w:t>
+      </w:r>
+      <w:r>
+        <w:rPr>
+          <w:b w:val="0"/>
+          <w:i w:val="0"/>
+        </w:rPr>
+        <w:t xml:space="preserve">, so the strip cannot be read all at once. And </w:t>
+      </w:r>
+      <w:r>
+        <w:rPr>
+          <w:b/>
+          <w:i w:val="0"/>
+        </w:rPr>
+        <w:t>manufacturers order the pads differently</w:t>
+      </w:r>
+      <w:r>
+        <w:rPr>
+          <w:b w:val="0"/>
+          <w:i w:val="0"/>
+        </w:rPr>
+        <w:t>, so a strip must be read against its own chart — reading a pad against the wrong row is how the result goes wrong. An automated reader improves accuracy where one is available.</w:t>
+      </w:r>
+    </w:p>
+    <w:p>
+      <w:pPr>
+        <w:jc w:val="center"/>
+      </w:pPr>
+      <w:r>
+        <w:drawing>
+          <wp:inline xmlns:a="http://schemas.openxmlformats.org/drawingml/2006/main" xmlns:pic="http://schemas.openxmlformats.org/drawingml/2006/picture">
+            <wp:extent cx="3840480" cy="3200400"/>
+            <wp:docPr id="40" name="Picture 40"/>
+            <wp:cNvGraphicFramePr>
+              <a:graphicFrameLocks noChangeAspect="1"/>
+            </wp:cNvGraphicFramePr>
+            <a:graphic>
+              <a:graphicData uri="http://schemas.openxmlformats.org/drawingml/2006/picture">
+                <pic:pic>
+                  <pic:nvPicPr>
+                    <pic:cNvPr id="0" name="Principles_of_Diagnostic_Medicine_I_Exam_1_pdm-exam-1-l6-images_reagent-strip-chart.jpg"/>
+                    <pic:cNvPicPr/>
+                  </pic:nvPicPr>
+                  <pic:blipFill>
+                    <a:blip r:embed="rId48"/>
+                    <a:stretch>
+                      <a:fillRect/>
+                    </a:stretch>
+                  </pic:blipFill>
+                  <pic:spPr>
+                    <a:xfrm>
+                      <a:off x="0" y="0"/>
+                      <a:ext cx="3840480" cy="3200400"/>
+                    </a:xfrm>
+                    <a:prstGeom prst="rect"/>
+                  </pic:spPr>
+                </pic:pic>
+              </a:graphicData>
+            </a:graphic>
+          </wp:inline>
+        </w:drawing>
+      </w:r>
+    </w:p>
+    <w:p>
+      <w:pPr>
+        <w:spacing w:after="160"/>
+        <w:jc w:val="center"/>
+      </w:pPr>
+      <w:r>
+        <w:rPr>
+          <w:sz w:val="15"/>
+        </w:rPr>
+        <w:t>The reagent strip chart. The reading time differs by analyte — thirty seconds for glucose, two minutes for leukocytes — which is why the timing has to be watched. Lecture 6 · Slide 12</w:t>
+      </w:r>
+    </w:p>
+    <w:tbl>
+      <w:tblPr>
+        <w:tblW w:type="auto" w:w="0"/>
+        <w:tblLook w:firstColumn="1" w:firstRow="1" w:lastColumn="0" w:lastRow="0" w:noHBand="0" w:noVBand="1" w:val="04A0"/>
+        <w:tblBorders>
+          <w:top w:val="single" w:sz="8" w:space="0" w:color="B9A98B"/>
+          <w:left w:val="single" w:sz="8" w:space="0" w:color="B9A98B"/>
+          <w:bottom w:val="single" w:sz="8" w:space="0" w:color="B9A98B"/>
+          <w:right w:val="single" w:sz="8" w:space="0" w:color="B9A98B"/>
+          <w:insideH w:val="single" w:sz="8" w:space="0" w:color="B9A98B"/>
+          <w:insideV w:val="single" w:sz="8" w:space="0" w:color="B9A98B"/>
+        </w:tblBorders>
+      </w:tblPr>
+      <w:tblGrid>
+        <w:gridCol w:w="14544"/>
+      </w:tblGrid>
+      <w:tr>
+        <w:tc>
+          <w:tcPr>
+            <w:tcW w:type="dxa" w:w="14544"/>
+            <w:shd w:val="clear" w:color="auto" w:fill="F5F2EC"/>
+          </w:tcPr>
+          <w:p>
+            <w:pPr>
+              <w:spacing w:after="80"/>
+            </w:pPr>
+            <w:r>
+              <w:rPr>
+                <w:b/>
+                <w:color w:val="6B5B3E"/>
+                <w:sz w:val="18"/>
+              </w:rPr>
+              <w:t>NOTE</w:t>
+            </w:r>
+          </w:p>
+          <w:p>
+            <w:pPr>
+              <w:spacing w:after="120"/>
+            </w:pPr>
+            <w:r>
+              <w:rPr>
+                <w:b/>
+                <w:i w:val="0"/>
+              </w:rPr>
+              <w:t>The six that should read negative.</w:t>
+            </w:r>
+            <w:r>
+              <w:rPr>
+                <w:b w:val="0"/>
+                <w:i w:val="0"/>
+              </w:rPr>
+              <w:t xml:space="preserve"> Leukocyte esterase, nitrites, ketones, glucose, blood and bilirubin. Protein is negative or trace. </w:t>
+            </w:r>
+            <w:r>
+              <w:rPr>
+                <w:b/>
+                <w:i w:val="0"/>
+              </w:rPr>
+              <w:t>Specific gravity and pH are the two that always carry a value</w:t>
+            </w:r>
+            <w:r>
+              <w:rPr>
+                <w:b w:val="0"/>
+                <w:i w:val="0"/>
+              </w:rPr>
+              <w:t xml:space="preserve"> — neither is ever simply “negative”. That distinction is worth holding, because it is exactly what she said to know cold.</w:t>
+            </w:r>
+          </w:p>
+        </w:tc>
+      </w:tr>
+    </w:tbl>
+    <w:p>
+      <w:pPr>
+        <w:spacing w:after="80"/>
+      </w:pPr>
+    </w:p>
+    <w:p>
+      <w:pPr>
+        <w:pStyle w:val="Heading2"/>
+        <w:spacing w:before="200" w:after="100"/>
+      </w:pPr>
+      <w:r>
+        <w:rPr>
+          <w:rFonts w:ascii="Georgia" w:hAnsi="Georgia"/>
+          <w:color w:val="69406C"/>
+        </w:rPr>
+        <w:t>6.4 · pH, and what it does for stones</w:t>
+      </w:r>
+    </w:p>
+    <w:p>
+      <w:pPr>
+        <w:spacing w:after="120"/>
+      </w:pPr>
+      <w:r>
+        <w:rPr>
+          <w:b w:val="0"/>
+          <w:i w:val="0"/>
+        </w:rPr>
+        <w:t xml:space="preserve">Urine pH reports the </w:t>
+      </w:r>
+      <w:r>
+        <w:rPr>
+          <w:b/>
+          <w:i w:val="0"/>
+        </w:rPr>
+        <w:t>renal tubules' ability to hold the hydrogen ion concentration steady</w:t>
+      </w:r>
+      <w:r>
+        <w:rPr>
+          <w:b w:val="0"/>
+          <w:i w:val="0"/>
+        </w:rPr>
+        <w:t xml:space="preserve">. The kidneys do that by excreting hydrogen ions as ammonium and by reabsorbing and producing bicarbonate. Four things move it: </w:t>
+      </w:r>
+      <w:r>
+        <w:rPr>
+          <w:b/>
+          <w:i w:val="0"/>
+        </w:rPr>
+        <w:t>diet, medications, systemic acid-base disorders and tubular function</w:t>
+      </w:r>
+      <w:r>
+        <w:rPr>
+          <w:b w:val="0"/>
+          <w:i w:val="0"/>
+        </w:rPr>
+        <w:t>.</w:t>
+      </w:r>
+    </w:p>
+    <w:tbl>
+      <w:tblPr>
+        <w:tblStyle w:val="TableGrid"/>
+        <w:tblW w:type="auto" w:w="0"/>
+        <w:jc w:val="center"/>
+        <w:tblLook w:firstColumn="1" w:firstRow="1" w:lastColumn="0" w:lastRow="0" w:noHBand="0" w:noVBand="1" w:val="04A0"/>
+        <w:tblBorders>
+          <w:top w:val="single" w:sz="4" w:space="0" w:color="D8D2D4"/>
+          <w:left w:val="single" w:sz="4" w:space="0" w:color="D8D2D4"/>
+          <w:bottom w:val="single" w:sz="4" w:space="0" w:color="D8D2D4"/>
+          <w:right w:val="single" w:sz="4" w:space="0" w:color="D8D2D4"/>
+          <w:insideH w:val="single" w:sz="4" w:space="0" w:color="D8D2D4"/>
+          <w:insideV w:val="single" w:sz="4" w:space="0" w:color="D8D2D4"/>
+        </w:tblBorders>
+      </w:tblPr>
+      <w:tblGrid>
+        <w:gridCol w:w="4848"/>
+        <w:gridCol w:w="4848"/>
+        <w:gridCol w:w="4848"/>
+      </w:tblGrid>
+      <w:tr>
+        <w:tc>
+          <w:tcPr>
+            <w:tcW w:type="dxa" w:w="4848"/>
+            <w:shd w:val="clear" w:color="auto" w:fill="69406C"/>
+          </w:tcPr>
+          <w:p>
+            <w:pPr>
+              <w:spacing w:after="40"/>
+            </w:pPr>
+            <w:r>
+              <w:rPr>
+                <w:b/>
+                <w:color w:val="FFFFFF"/>
+                <w:sz w:val="18"/>
+              </w:rPr>
+            </w:r>
+          </w:p>
+        </w:tc>
+        <w:tc>
+          <w:tcPr>
+            <w:tcW w:type="dxa" w:w="4848"/>
+            <w:shd w:val="clear" w:color="auto" w:fill="69406C"/>
+          </w:tcPr>
+          <w:p>
+            <w:pPr>
+              <w:spacing w:after="40"/>
+            </w:pPr>
+            <w:r>
+              <w:rPr>
+                <w:b/>
+                <w:color w:val="FFFFFF"/>
+                <w:sz w:val="18"/>
+              </w:rPr>
+            </w:r>
+            <w:r>
+              <w:rPr>
+                <w:b/>
+                <w:i w:val="0"/>
+                <w:color w:val="FFFFFF"/>
+                <w:sz w:val="18"/>
+              </w:rPr>
+              <w:t>Acidic urine</w:t>
+            </w:r>
+          </w:p>
+        </w:tc>
+        <w:tc>
+          <w:tcPr>
+            <w:tcW w:type="dxa" w:w="4848"/>
+            <w:shd w:val="clear" w:color="auto" w:fill="69406C"/>
+          </w:tcPr>
+          <w:p>
+            <w:pPr>
+              <w:spacing w:after="40"/>
+            </w:pPr>
+            <w:r>
+              <w:rPr>
+                <w:b/>
+                <w:color w:val="FFFFFF"/>
+                <w:sz w:val="18"/>
+              </w:rPr>
+            </w:r>
+            <w:r>
+              <w:rPr>
+                <w:b/>
+                <w:i w:val="0"/>
+                <w:color w:val="FFFFFF"/>
+                <w:sz w:val="18"/>
+              </w:rPr>
+              <w:t>Alkaline urine</w:t>
+            </w:r>
+          </w:p>
+        </w:tc>
+      </w:tr>
+      <w:tr>
+        <w:tc>
+          <w:tcPr>
+            <w:tcW w:type="dxa" w:w="4848"/>
+          </w:tcPr>
+          <w:p>
+            <w:pPr>
+              <w:spacing w:after="40"/>
+            </w:pPr>
+            <w:r>
+              <w:rPr>
+                <w:sz w:val="18"/>
+              </w:rPr>
+            </w:r>
+            <w:r>
+              <w:rPr>
+                <w:b/>
+                <w:i w:val="0"/>
+                <w:sz w:val="18"/>
+              </w:rPr>
+              <w:t>Causes</w:t>
+            </w:r>
+          </w:p>
+        </w:tc>
+        <w:tc>
+          <w:tcPr>
+            <w:tcW w:type="dxa" w:w="4848"/>
+          </w:tcPr>
+          <w:p>
+            <w:pPr>
+              <w:spacing w:after="40"/>
+            </w:pPr>
+            <w:r>
+              <w:rPr>
+                <w:sz w:val="18"/>
+              </w:rPr>
+            </w:r>
+            <w:r>
+              <w:rPr>
+                <w:b w:val="0"/>
+                <w:i w:val="0"/>
+                <w:sz w:val="18"/>
+              </w:rPr>
+              <w:t xml:space="preserve">Ketoacidosis, </w:t>
+            </w:r>
+            <w:r>
+              <w:rPr>
+                <w:b w:val="0"/>
+                <w:i/>
+                <w:sz w:val="18"/>
+              </w:rPr>
+              <w:t>Escherichia coli</w:t>
+            </w:r>
+            <w:r>
+              <w:rPr>
+                <w:b w:val="0"/>
+                <w:i w:val="0"/>
+                <w:sz w:val="18"/>
+              </w:rPr>
+              <w:t xml:space="preserve"> infection, metabolic and respiratory acidosis, a diet high in meat or cranberries</w:t>
+            </w:r>
+          </w:p>
+        </w:tc>
+        <w:tc>
+          <w:tcPr>
+            <w:tcW w:type="dxa" w:w="4848"/>
+          </w:tcPr>
+          <w:p>
+            <w:pPr>
+              <w:spacing w:after="40"/>
+            </w:pPr>
+            <w:r>
+              <w:rPr>
+                <w:sz w:val="18"/>
+              </w:rPr>
+            </w:r>
+            <w:r>
+              <w:rPr>
+                <w:b w:val="0"/>
+                <w:i w:val="0"/>
+                <w:sz w:val="18"/>
+              </w:rPr>
+              <w:t>Urea-splitting organisms (</w:t>
+            </w:r>
+            <w:r>
+              <w:rPr>
+                <w:b w:val="0"/>
+                <w:i/>
+                <w:sz w:val="18"/>
+              </w:rPr>
+              <w:t>Proteus</w:t>
+            </w:r>
+            <w:r>
+              <w:rPr>
+                <w:b w:val="0"/>
+                <w:i w:val="0"/>
+                <w:sz w:val="18"/>
+              </w:rPr>
+              <w:t xml:space="preserve">, </w:t>
+            </w:r>
+            <w:r>
+              <w:rPr>
+                <w:b w:val="0"/>
+                <w:i/>
+                <w:sz w:val="18"/>
+              </w:rPr>
+              <w:t>Staphylococcus</w:t>
+            </w:r>
+            <w:r>
+              <w:rPr>
+                <w:b w:val="0"/>
+                <w:i w:val="0"/>
+                <w:sz w:val="18"/>
+              </w:rPr>
+              <w:t xml:space="preserve">, </w:t>
+            </w:r>
+            <w:r>
+              <w:rPr>
+                <w:b w:val="0"/>
+                <w:i/>
+                <w:sz w:val="18"/>
+              </w:rPr>
+              <w:t>Klebsiella</w:t>
+            </w:r>
+            <w:r>
+              <w:rPr>
+                <w:b w:val="0"/>
+                <w:i w:val="0"/>
+                <w:sz w:val="18"/>
+              </w:rPr>
+              <w:t xml:space="preserve">, </w:t>
+            </w:r>
+            <w:r>
+              <w:rPr>
+                <w:b w:val="0"/>
+                <w:i/>
+                <w:sz w:val="18"/>
+              </w:rPr>
+              <w:t>Pseudomonas</w:t>
+            </w:r>
+            <w:r>
+              <w:rPr>
+                <w:b w:val="0"/>
+                <w:i w:val="0"/>
+                <w:sz w:val="18"/>
+              </w:rPr>
+              <w:t>), bacterial contamination, acute and chronic renal failure, renal tubular acidosis, metabolic and respiratory alkalosis, a diet high in fruit and vegetables</w:t>
+            </w:r>
+          </w:p>
+        </w:tc>
+      </w:tr>
+      <w:tr>
+        <w:tc>
+          <w:tcPr>
+            <w:tcW w:type="dxa" w:w="4848"/>
+          </w:tcPr>
+          <w:p>
+            <w:pPr>
+              <w:spacing w:after="40"/>
+            </w:pPr>
+            <w:r>
+              <w:rPr>
+                <w:sz w:val="18"/>
+              </w:rPr>
+            </w:r>
+            <w:r>
+              <w:rPr>
+                <w:b/>
+                <w:i w:val="0"/>
+                <w:sz w:val="18"/>
+              </w:rPr>
+              <w:t>Stones</w:t>
+            </w:r>
+          </w:p>
+        </w:tc>
+        <w:tc>
+          <w:tcPr>
+            <w:tcW w:type="dxa" w:w="4848"/>
+          </w:tcPr>
+          <w:p>
+            <w:pPr>
+              <w:spacing w:after="40"/>
+            </w:pPr>
+            <w:r>
+              <w:rPr>
+                <w:sz w:val="18"/>
+              </w:rPr>
+            </w:r>
+            <w:r>
+              <w:rPr>
+                <w:b w:val="0"/>
+                <w:i w:val="0"/>
+                <w:sz w:val="18"/>
+              </w:rPr>
+              <w:t>Calcium oxalate and uric acid</w:t>
+            </w:r>
+          </w:p>
+        </w:tc>
+        <w:tc>
+          <w:tcPr>
+            <w:tcW w:type="dxa" w:w="4848"/>
+          </w:tcPr>
+          <w:p>
+            <w:pPr>
+              <w:spacing w:after="40"/>
+            </w:pPr>
+            <w:r>
+              <w:rPr>
+                <w:sz w:val="18"/>
+              </w:rPr>
+            </w:r>
+            <w:r>
+              <w:rPr>
+                <w:b w:val="0"/>
+                <w:i w:val="0"/>
+                <w:sz w:val="18"/>
+              </w:rPr>
+              <w:t>Triple phosphate and struvite</w:t>
+            </w:r>
+          </w:p>
+        </w:tc>
+      </w:tr>
+      <w:tr>
+        <w:tc>
+          <w:tcPr>
+            <w:tcW w:type="dxa" w:w="4848"/>
+          </w:tcPr>
+          <w:p>
+            <w:pPr>
+              <w:spacing w:after="40"/>
+            </w:pPr>
+            <w:r>
+              <w:rPr>
+                <w:sz w:val="18"/>
+              </w:rPr>
+            </w:r>
+            <w:r>
+              <w:rPr>
+                <w:b/>
+                <w:i w:val="0"/>
+                <w:sz w:val="18"/>
+              </w:rPr>
+              <w:t>Treatment aim</w:t>
+            </w:r>
+          </w:p>
+        </w:tc>
+        <w:tc>
+          <w:tcPr>
+            <w:tcW w:type="dxa" w:w="4848"/>
+          </w:tcPr>
+          <w:p>
+            <w:pPr>
+              <w:spacing w:after="40"/>
+            </w:pPr>
+            <w:r>
+              <w:rPr>
+                <w:sz w:val="18"/>
+              </w:rPr>
+            </w:r>
+            <w:r>
+              <w:rPr>
+                <w:b w:val="0"/>
+                <w:i w:val="0"/>
+                <w:sz w:val="18"/>
+              </w:rPr>
+              <w:t>Alkalinise the urine — chiefly for uric acid stones</w:t>
+            </w:r>
+          </w:p>
+        </w:tc>
+        <w:tc>
+          <w:tcPr>
+            <w:tcW w:type="dxa" w:w="4848"/>
+          </w:tcPr>
+          <w:p>
+            <w:pPr>
+              <w:spacing w:after="40"/>
+            </w:pPr>
+            <w:r>
+              <w:rPr>
+                <w:sz w:val="18"/>
+              </w:rPr>
+            </w:r>
+            <w:r>
+              <w:rPr>
+                <w:b w:val="0"/>
+                <w:i w:val="0"/>
+                <w:sz w:val="18"/>
+              </w:rPr>
+              <w:t>Treat the infection, since urease-producing bacteria are driving them</w:t>
+            </w:r>
+          </w:p>
+        </w:tc>
+      </w:tr>
+    </w:tbl>
+    <w:p>
+      <w:pPr>
+        <w:spacing w:after="80"/>
+      </w:pPr>
+    </w:p>
+    <w:p>
+      <w:pPr>
+        <w:spacing w:after="120"/>
+      </w:pPr>
+      <w:r>
+        <w:rPr>
+          <w:b w:val="0"/>
+          <w:i w:val="0"/>
+        </w:rPr>
+        <w:t xml:space="preserve">Note the trap in the left column: </w:t>
+      </w:r>
+      <w:r>
+        <w:rPr>
+          <w:b/>
+          <w:i w:val="0"/>
+        </w:rPr>
+        <w:t>renal tubular acidosis produces ALKALINE urine</w:t>
+      </w:r>
+      <w:r>
+        <w:rPr>
+          <w:b w:val="0"/>
+          <w:i w:val="0"/>
+        </w:rPr>
+        <w:t xml:space="preserve"> despite its name, because the defect is a failure to excrete acid.</w:t>
+      </w:r>
+    </w:p>
+    <w:p>
+      <w:pPr>
+        <w:pStyle w:val="Heading2"/>
+        <w:spacing w:before="200" w:after="100"/>
+      </w:pPr>
+      <w:r>
+        <w:rPr>
+          <w:rFonts w:ascii="Georgia" w:hAnsi="Georgia"/>
+          <w:color w:val="69406C"/>
+        </w:rPr>
+        <w:t>6.5 · The two infection pads</w:t>
+      </w:r>
+    </w:p>
+    <w:p>
+      <w:pPr>
+        <w:spacing w:after="120"/>
+      </w:pPr>
+      <w:r>
+        <w:rPr>
+          <w:b/>
+          <w:i w:val="0"/>
+        </w:rPr>
+        <w:t>Leukocyte esterase</w:t>
+      </w:r>
+      <w:r>
+        <w:rPr>
+          <w:b w:val="0"/>
+          <w:i w:val="0"/>
+        </w:rPr>
+        <w:t xml:space="preserve"> detects the esterase that white cells release. </w:t>
+      </w:r>
+      <w:r>
+        <w:rPr>
+          <w:b w:val="0"/>
+          <w:i/>
+        </w:rPr>
+        <w:t>“Leukocyte esterase indicates pyuria. That’s the take-home point.”</w:t>
+      </w:r>
+      <w:r>
+        <w:rPr>
+          <w:b w:val="0"/>
+          <w:i w:val="0"/>
+        </w:rPr>
+        <w:t xml:space="preserve"> It rises with urinary tract infection, and also with interstitial cystitis and glomerulonephritis, both inflammatory rather than infective.</w:t>
+      </w:r>
+    </w:p>
+    <w:p>
+      <w:pPr>
+        <w:spacing w:after="120"/>
+      </w:pPr>
+      <w:r>
+        <w:rPr>
+          <w:b/>
+          <w:i w:val="0"/>
+        </w:rPr>
+        <w:t>Nitrites.</w:t>
+      </w:r>
+      <w:r>
+        <w:rPr>
+          <w:b w:val="0"/>
+          <w:i w:val="0"/>
+        </w:rPr>
+        <w:t xml:space="preserve"> Urease-producing bacteria carry a reductase that turns urinary nitrates into nitrites. Two conditions have to be met for the pad to work: a urease-producing organism, and </w:t>
+      </w:r>
+      <w:r>
+        <w:rPr>
+          <w:b/>
+          <w:i w:val="0"/>
+        </w:rPr>
+        <w:t>more than four hours of urine sitting in the bladder</w:t>
+      </w:r>
+      <w:r>
+        <w:rPr>
+          <w:b w:val="0"/>
+          <w:i w:val="0"/>
+        </w:rPr>
+        <w:t xml:space="preserve"> for the conversion. Sensitivity is about 50%, lower than leukocyte esterase.</w:t>
+      </w:r>
+    </w:p>
+    <w:tbl>
+      <w:tblPr>
+        <w:tblW w:type="auto" w:w="0"/>
+        <w:tblLook w:firstColumn="1" w:firstRow="1" w:lastColumn="0" w:lastRow="0" w:noHBand="0" w:noVBand="1" w:val="04A0"/>
+        <w:tblBorders>
+          <w:top w:val="single" w:sz="8" w:space="0" w:color="B9A98B"/>
+          <w:left w:val="single" w:sz="8" w:space="0" w:color="B9A98B"/>
+          <w:bottom w:val="single" w:sz="8" w:space="0" w:color="B9A98B"/>
+          <w:right w:val="single" w:sz="8" w:space="0" w:color="B9A98B"/>
+          <w:insideH w:val="single" w:sz="8" w:space="0" w:color="B9A98B"/>
+          <w:insideV w:val="single" w:sz="8" w:space="0" w:color="B9A98B"/>
+        </w:tblBorders>
+      </w:tblPr>
+      <w:tblGrid>
+        <w:gridCol w:w="14544"/>
+      </w:tblGrid>
+      <w:tr>
+        <w:tc>
+          <w:tcPr>
+            <w:tcW w:type="dxa" w:w="14544"/>
+            <w:shd w:val="clear" w:color="auto" w:fill="F5F2EC"/>
+          </w:tcPr>
+          <w:p>
+            <w:pPr>
+              <w:spacing w:after="80"/>
+            </w:pPr>
+            <w:r>
+              <w:rPr>
+                <w:b/>
+                <w:color w:val="6B5B3E"/>
+                <w:sz w:val="18"/>
+              </w:rPr>
+              <w:t>NOTE</w:t>
+            </w:r>
+          </w:p>
+          <w:p>
+            <w:pPr>
+              <w:spacing w:after="120"/>
+            </w:pPr>
+            <w:r>
+              <w:rPr>
+                <w:b/>
+                <w:i w:val="0"/>
+              </w:rPr>
+              <w:t>The single most emphasised idea in the lecture.</w:t>
+            </w:r>
+            <w:r>
+              <w:rPr>
+                <w:b w:val="0"/>
+                <w:i/>
+              </w:rPr>
+              <w:t xml:space="preserve">“Remember which one did I say was most common? </w:t>
+            </w:r>
+            <w:r>
+              <w:rPr>
+                <w:b/>
+                <w:i/>
+              </w:rPr>
+              <w:t>E. coli. E. coli is not urease-positive.</w:t>
+            </w:r>
+            <w:r>
+              <w:rPr>
+                <w:b w:val="0"/>
+                <w:i/>
+              </w:rPr>
+              <w:t xml:space="preserve"> If nitrites is positive, it’s very helpful … but if nitrites is negative, it does not rule out a urinary tract infection, because the majority of simple urinary tract infections are caused by E. coli, which will not cause this to turn positive.”</w:t>
+            </w:r>
+          </w:p>
+          <w:p>
+            <w:pPr>
+              <w:spacing w:after="120"/>
+            </w:pPr>
+            <w:r>
+              <w:rPr>
+                <w:b w:val="0"/>
+                <w:i w:val="0"/>
+              </w:rPr>
+              <w:t xml:space="preserve">So: </w:t>
+            </w:r>
+            <w:r>
+              <w:rPr>
+                <w:b/>
+                <w:i w:val="0"/>
+              </w:rPr>
+              <w:t>a positive nitrite is useful; a negative one is not.</w:t>
+            </w:r>
+            <w:r>
+              <w:rPr>
+                <w:b w:val="0"/>
+                <w:i w:val="0"/>
+              </w:rPr>
+              <w:t xml:space="preserve"> Either way, if the patient is symptomatic, </w:t>
+            </w:r>
+            <w:r>
+              <w:rPr>
+                <w:b/>
+                <w:i w:val="0"/>
+              </w:rPr>
+              <w:t>send a culture and sensitivity</w:t>
+            </w:r>
+            <w:r>
+              <w:rPr>
+                <w:b w:val="0"/>
+                <w:i w:val="0"/>
+              </w:rPr>
+              <w:t>. The same holds for a negative leukocyte esterase. In young children the pad is less reliable still, because they void too often for the conversion to happen.</w:t>
+            </w:r>
+          </w:p>
+        </w:tc>
+      </w:tr>
+    </w:tbl>
+    <w:p>
+      <w:pPr>
+        <w:spacing w:after="80"/>
+      </w:pPr>
+    </w:p>
+    <w:p>
+      <w:pPr>
+        <w:pStyle w:val="Heading2"/>
+        <w:spacing w:before="200" w:after="100"/>
+      </w:pPr>
+      <w:r>
+        <w:rPr>
+          <w:rFonts w:ascii="Georgia" w:hAnsi="Georgia"/>
+          <w:color w:val="69406C"/>
+        </w:rPr>
+        <w:t>6.6 · Ketones and glucose</w:t>
+      </w:r>
+    </w:p>
+    <w:p>
+      <w:pPr>
+        <w:spacing w:after="120"/>
+      </w:pPr>
+      <w:r>
+        <w:rPr>
+          <w:b/>
+          <w:i w:val="0"/>
+        </w:rPr>
+        <w:t>Ketones</w:t>
+      </w:r>
+      <w:r>
+        <w:rPr>
+          <w:b w:val="0"/>
+          <w:i w:val="0"/>
+        </w:rPr>
+        <w:t xml:space="preserve"> are made in the liver from fatty acids and normally metabolised completely, so almost none reaches the urine. Ketonuria means </w:t>
+      </w:r>
+      <w:r>
+        <w:rPr>
+          <w:b/>
+          <w:i w:val="0"/>
+        </w:rPr>
+        <w:t>cells are burning fatty acids rather than glucose</w:t>
+      </w:r>
+      <w:r>
+        <w:rPr>
+          <w:b w:val="0"/>
+          <w:i w:val="0"/>
+        </w:rPr>
+        <w:t xml:space="preserve"> — uncontrolled diabetes and ketoacidosis, starvation, fasting, alcoholic ketoacidosis, a high-fat low-carbohydrate diet, liver disease, and febrile illness in infants and children. </w:t>
+      </w:r>
+      <w:r>
+        <w:rPr>
+          <w:b/>
+          <w:i w:val="0"/>
+        </w:rPr>
+        <w:t>Ketones on a strip should send you to the glucose.</w:t>
+      </w:r>
+    </w:p>
+    <w:p>
+      <w:pPr>
+        <w:spacing w:after="120"/>
+      </w:pPr>
+      <w:r>
+        <w:rPr>
+          <w:b/>
+          <w:i w:val="0"/>
+        </w:rPr>
+        <w:t>Glucose</w:t>
+      </w:r>
+      <w:r>
+        <w:rPr>
+          <w:b w:val="0"/>
+          <w:i w:val="0"/>
+        </w:rPr>
+        <w:t xml:space="preserve"> is filtered freely and then wholly reabsorbed in the proximal tubules, so none should appear. It spills once the blood level exceeds the </w:t>
+      </w:r>
+      <w:r>
+        <w:rPr>
+          <w:b/>
+          <w:i w:val="0"/>
+        </w:rPr>
+        <w:t>tubular threshold</w:t>
+      </w:r>
+      <w:r>
+        <w:rPr>
+          <w:b w:val="0"/>
+          <w:i w:val="0"/>
+        </w:rPr>
+        <w:t xml:space="preserve"> — around 180 milligrams per decilitre. Glucosuria is </w:t>
+      </w:r>
+      <w:r>
+        <w:rPr>
+          <w:b w:val="0"/>
+          <w:i/>
+        </w:rPr>
+        <w:t>not</w:t>
+      </w:r>
+      <w:r>
+        <w:rPr>
+          <w:b w:val="0"/>
+          <w:i w:val="0"/>
+        </w:rPr>
+        <w:t xml:space="preserve"> diagnostic, because the threshold differs between people, but it always means further workup.</w:t>
+      </w:r>
+    </w:p>
+    <w:p>
+      <w:pPr>
+        <w:spacing w:after="120"/>
+      </w:pPr>
+      <w:r>
+        <w:rPr>
+          <w:b w:val="0"/>
+          <w:i w:val="0"/>
+        </w:rPr>
+        <w:t xml:space="preserve">Three ways glucose appears without uncontrolled diabetes: </w:t>
+      </w:r>
+      <w:r>
+        <w:rPr>
+          <w:b/>
+          <w:i w:val="0"/>
+        </w:rPr>
+        <w:t>impaired tubular reabsorption</w:t>
+      </w:r>
+      <w:r>
+        <w:rPr>
+          <w:b w:val="0"/>
+          <w:i w:val="0"/>
+        </w:rPr>
+        <w:t xml:space="preserve">, so it spills at a normal blood level; </w:t>
+      </w:r>
+      <w:r>
+        <w:rPr>
+          <w:b/>
+          <w:i w:val="0"/>
+        </w:rPr>
+        <w:t>dextrose-containing intravenous fluids</w:t>
+      </w:r>
+      <w:r>
+        <w:rPr>
+          <w:b w:val="0"/>
+          <w:i w:val="0"/>
+        </w:rPr>
+        <w:t xml:space="preserve">; and </w:t>
+      </w:r>
+      <w:r>
+        <w:rPr>
+          <w:b/>
+          <w:i w:val="0"/>
+        </w:rPr>
+        <w:t>pregnancy</w:t>
+      </w:r>
+      <w:r>
+        <w:rPr>
+          <w:b w:val="0"/>
+          <w:i w:val="0"/>
+        </w:rPr>
+        <w:t>, where a trace is normal because the threshold falls.</w:t>
+      </w:r>
+    </w:p>
+    <w:p>
+      <w:pPr>
+        <w:pStyle w:val="Heading2"/>
+        <w:spacing w:before="200" w:after="100"/>
+      </w:pPr>
+      <w:r>
+        <w:rPr>
+          <w:rFonts w:ascii="Georgia" w:hAnsi="Georgia"/>
+          <w:color w:val="69406C"/>
+        </w:rPr>
+        <w:t>6.7 · Objective b — blood, and the three things it can mean</w:t>
+      </w:r>
+    </w:p>
+    <w:p>
+      <w:pPr>
+        <w:spacing w:after="120"/>
+      </w:pPr>
+      <w:r>
+        <w:rPr>
+          <w:b w:val="0"/>
+          <w:i w:val="0"/>
+        </w:rPr>
+        <w:t xml:space="preserve">This is the objective that carries its own bullet in the syllabus, and it turns on one fact: </w:t>
+      </w:r>
+      <w:r>
+        <w:rPr>
+          <w:b/>
+          <w:i w:val="0"/>
+        </w:rPr>
+        <w:t>the pad detects heme, and heme sits in red cells, in free hemoglobin and in myoglobin alike.</w:t>
+      </w:r>
+      <w:r>
+        <w:rPr>
+          <w:b w:val="0"/>
+          <w:i w:val="0"/>
+        </w:rPr>
+        <w:t xml:space="preserve"> A positive result does not say which. What separates them is what else is true.</w:t>
+      </w:r>
+    </w:p>
+    <w:tbl>
+      <w:tblPr>
+        <w:tblStyle w:val="TableGrid"/>
+        <w:tblW w:type="auto" w:w="0"/>
+        <w:jc w:val="center"/>
+        <w:tblLook w:firstColumn="1" w:firstRow="1" w:lastColumn="0" w:lastRow="0" w:noHBand="0" w:noVBand="1" w:val="04A0"/>
+        <w:tblBorders>
+          <w:top w:val="single" w:sz="4" w:space="0" w:color="D8D2D4"/>
+          <w:left w:val="single" w:sz="4" w:space="0" w:color="D8D2D4"/>
+          <w:bottom w:val="single" w:sz="4" w:space="0" w:color="D8D2D4"/>
+          <w:right w:val="single" w:sz="4" w:space="0" w:color="D8D2D4"/>
+          <w:insideH w:val="single" w:sz="4" w:space="0" w:color="D8D2D4"/>
+          <w:insideV w:val="single" w:sz="4" w:space="0" w:color="D8D2D4"/>
+        </w:tblBorders>
+      </w:tblPr>
+      <w:tblGrid>
+        <w:gridCol w:w="3636"/>
+        <w:gridCol w:w="3636"/>
+        <w:gridCol w:w="3636"/>
+        <w:gridCol w:w="3636"/>
+      </w:tblGrid>
+      <w:tr>
+        <w:tc>
+          <w:tcPr>
+            <w:tcW w:type="dxa" w:w="3636"/>
+            <w:shd w:val="clear" w:color="auto" w:fill="69406C"/>
+          </w:tcPr>
+          <w:p>
+            <w:pPr>
+              <w:spacing w:after="40"/>
+            </w:pPr>
+            <w:r>
+              <w:rPr>
+                <w:b/>
+                <w:color w:val="FFFFFF"/>
+                <w:sz w:val="18"/>
+              </w:rPr>
+            </w:r>
+          </w:p>
+        </w:tc>
+        <w:tc>
+          <w:tcPr>
+            <w:tcW w:type="dxa" w:w="3636"/>
+            <w:shd w:val="clear" w:color="auto" w:fill="69406C"/>
+          </w:tcPr>
+          <w:p>
+            <w:pPr>
+              <w:spacing w:after="40"/>
+            </w:pPr>
+            <w:r>
+              <w:rPr>
+                <w:b/>
+                <w:color w:val="FFFFFF"/>
+                <w:sz w:val="18"/>
+              </w:rPr>
+            </w:r>
+            <w:r>
+              <w:rPr>
+                <w:b/>
+                <w:i w:val="0"/>
+                <w:color w:val="FFFFFF"/>
+                <w:sz w:val="18"/>
+              </w:rPr>
+              <w:t>Hematuria</w:t>
+            </w:r>
+          </w:p>
+        </w:tc>
+        <w:tc>
+          <w:tcPr>
+            <w:tcW w:type="dxa" w:w="3636"/>
+            <w:shd w:val="clear" w:color="auto" w:fill="69406C"/>
+          </w:tcPr>
+          <w:p>
+            <w:pPr>
+              <w:spacing w:after="40"/>
+            </w:pPr>
+            <w:r>
+              <w:rPr>
+                <w:b/>
+                <w:color w:val="FFFFFF"/>
+                <w:sz w:val="18"/>
+              </w:rPr>
+            </w:r>
+            <w:r>
+              <w:rPr>
+                <w:b/>
+                <w:i w:val="0"/>
+                <w:color w:val="FFFFFF"/>
+                <w:sz w:val="18"/>
+              </w:rPr>
+              <w:t>Hemoglobinuria</w:t>
+            </w:r>
+          </w:p>
+        </w:tc>
+        <w:tc>
+          <w:tcPr>
+            <w:tcW w:type="dxa" w:w="3636"/>
+            <w:shd w:val="clear" w:color="auto" w:fill="69406C"/>
+          </w:tcPr>
+          <w:p>
+            <w:pPr>
+              <w:spacing w:after="40"/>
+            </w:pPr>
+            <w:r>
+              <w:rPr>
+                <w:b/>
+                <w:color w:val="FFFFFF"/>
+                <w:sz w:val="18"/>
+              </w:rPr>
+            </w:r>
+            <w:r>
+              <w:rPr>
+                <w:b/>
+                <w:i w:val="0"/>
+                <w:color w:val="FFFFFF"/>
+                <w:sz w:val="18"/>
+              </w:rPr>
+              <w:t>Myoglobinuria</w:t>
+            </w:r>
+          </w:p>
+        </w:tc>
+      </w:tr>
+      <w:tr>
+        <w:tc>
+          <w:tcPr>
+            <w:tcW w:type="dxa" w:w="3636"/>
+          </w:tcPr>
+          <w:p>
+            <w:pPr>
+              <w:spacing w:after="40"/>
+            </w:pPr>
+            <w:r>
+              <w:rPr>
+                <w:sz w:val="18"/>
+              </w:rPr>
+            </w:r>
+            <w:r>
+              <w:rPr>
+                <w:b/>
+                <w:i w:val="0"/>
+                <w:sz w:val="18"/>
+              </w:rPr>
+              <w:t>What is in the urine</w:t>
+            </w:r>
+          </w:p>
+        </w:tc>
+        <w:tc>
+          <w:tcPr>
+            <w:tcW w:type="dxa" w:w="3636"/>
+          </w:tcPr>
+          <w:p>
+            <w:pPr>
+              <w:spacing w:after="40"/>
+            </w:pPr>
+            <w:r>
+              <w:rPr>
+                <w:sz w:val="18"/>
+              </w:rPr>
+            </w:r>
+            <w:r>
+              <w:rPr>
+                <w:b w:val="0"/>
+                <w:i w:val="0"/>
+                <w:sz w:val="18"/>
+              </w:rPr>
+              <w:t>Intact red cells</w:t>
+            </w:r>
+          </w:p>
+        </w:tc>
+        <w:tc>
+          <w:tcPr>
+            <w:tcW w:type="dxa" w:w="3636"/>
+          </w:tcPr>
+          <w:p>
+            <w:pPr>
+              <w:spacing w:after="40"/>
+            </w:pPr>
+            <w:r>
+              <w:rPr>
+                <w:sz w:val="18"/>
+              </w:rPr>
+            </w:r>
+            <w:r>
+              <w:rPr>
+                <w:b w:val="0"/>
+                <w:i w:val="0"/>
+                <w:sz w:val="18"/>
+              </w:rPr>
+              <w:t>Free hemoglobin, no intact cells</w:t>
+            </w:r>
+          </w:p>
+        </w:tc>
+        <w:tc>
+          <w:tcPr>
+            <w:tcW w:type="dxa" w:w="3636"/>
+          </w:tcPr>
+          <w:p>
+            <w:pPr>
+              <w:spacing w:after="40"/>
+            </w:pPr>
+            <w:r>
+              <w:rPr>
+                <w:sz w:val="18"/>
+              </w:rPr>
+            </w:r>
+            <w:r>
+              <w:rPr>
+                <w:b w:val="0"/>
+                <w:i w:val="0"/>
+                <w:sz w:val="18"/>
+              </w:rPr>
+              <w:t>Myoglobin, no intact cells</w:t>
+            </w:r>
+          </w:p>
+        </w:tc>
+      </w:tr>
+      <w:tr>
+        <w:tc>
+          <w:tcPr>
+            <w:tcW w:type="dxa" w:w="3636"/>
+          </w:tcPr>
+          <w:p>
+            <w:pPr>
+              <w:spacing w:after="40"/>
+            </w:pPr>
+            <w:r>
+              <w:rPr>
+                <w:sz w:val="18"/>
+              </w:rPr>
+            </w:r>
+            <w:r>
+              <w:rPr>
+                <w:b/>
+                <w:i w:val="0"/>
+                <w:sz w:val="18"/>
+              </w:rPr>
+              <w:t>Where it comes from</w:t>
+            </w:r>
+          </w:p>
+        </w:tc>
+        <w:tc>
+          <w:tcPr>
+            <w:tcW w:type="dxa" w:w="3636"/>
+          </w:tcPr>
+          <w:p>
+            <w:pPr>
+              <w:spacing w:after="40"/>
+            </w:pPr>
+            <w:r>
+              <w:rPr>
+                <w:sz w:val="18"/>
+              </w:rPr>
+            </w:r>
+            <w:r>
+              <w:rPr>
+                <w:b w:val="0"/>
+                <w:i w:val="0"/>
+                <w:sz w:val="18"/>
+              </w:rPr>
+              <w:t>Bleeding anywhere along the urinary tract</w:t>
+            </w:r>
+          </w:p>
+        </w:tc>
+        <w:tc>
+          <w:tcPr>
+            <w:tcW w:type="dxa" w:w="3636"/>
+          </w:tcPr>
+          <w:p>
+            <w:pPr>
+              <w:spacing w:after="40"/>
+            </w:pPr>
+            <w:r>
+              <w:rPr>
+                <w:sz w:val="18"/>
+              </w:rPr>
+            </w:r>
+            <w:r>
+              <w:rPr>
+                <w:b w:val="0"/>
+                <w:i w:val="0"/>
+                <w:sz w:val="18"/>
+              </w:rPr>
+              <w:t>Intravascular destruction of red cells</w:t>
+            </w:r>
+          </w:p>
+        </w:tc>
+        <w:tc>
+          <w:tcPr>
+            <w:tcW w:type="dxa" w:w="3636"/>
+          </w:tcPr>
+          <w:p>
+            <w:pPr>
+              <w:spacing w:after="40"/>
+            </w:pPr>
+            <w:r>
+              <w:rPr>
+                <w:sz w:val="18"/>
+              </w:rPr>
+            </w:r>
+            <w:r>
+              <w:rPr>
+                <w:b w:val="0"/>
+                <w:i w:val="0"/>
+                <w:sz w:val="18"/>
+              </w:rPr>
+              <w:t>Skeletal muscle injury</w:t>
+            </w:r>
+          </w:p>
+        </w:tc>
+      </w:tr>
+      <w:tr>
+        <w:tc>
+          <w:tcPr>
+            <w:tcW w:type="dxa" w:w="3636"/>
+          </w:tcPr>
+          <w:p>
+            <w:pPr>
+              <w:spacing w:after="40"/>
+            </w:pPr>
+            <w:r>
+              <w:rPr>
+                <w:sz w:val="18"/>
+              </w:rPr>
+            </w:r>
+            <w:r>
+              <w:rPr>
+                <w:b/>
+                <w:i w:val="0"/>
+                <w:sz w:val="18"/>
+              </w:rPr>
+              <w:t>Causes</w:t>
+            </w:r>
+          </w:p>
+        </w:tc>
+        <w:tc>
+          <w:tcPr>
+            <w:tcW w:type="dxa" w:w="3636"/>
+          </w:tcPr>
+          <w:p>
+            <w:pPr>
+              <w:spacing w:after="40"/>
+            </w:pPr>
+            <w:r>
+              <w:rPr>
+                <w:sz w:val="18"/>
+              </w:rPr>
+            </w:r>
+            <w:r>
+              <w:rPr>
+                <w:b w:val="0"/>
+                <w:i w:val="0"/>
+                <w:sz w:val="18"/>
+              </w:rPr>
+              <w:t>Infection, inflammation, trauma, tumour, calculus, over-aggressive anticoagulation</w:t>
+            </w:r>
+          </w:p>
+        </w:tc>
+        <w:tc>
+          <w:tcPr>
+            <w:tcW w:type="dxa" w:w="3636"/>
+          </w:tcPr>
+          <w:p>
+            <w:pPr>
+              <w:spacing w:after="40"/>
+            </w:pPr>
+            <w:r>
+              <w:rPr>
+                <w:sz w:val="18"/>
+              </w:rPr>
+            </w:r>
+            <w:r>
+              <w:rPr>
+                <w:b w:val="0"/>
+                <w:i w:val="0"/>
+                <w:sz w:val="18"/>
+              </w:rPr>
+              <w:t>Hemolysis, hemolytic anemia (sickle cell), transfusion reaction, severe burns</w:t>
+            </w:r>
+          </w:p>
+        </w:tc>
+        <w:tc>
+          <w:tcPr>
+            <w:tcW w:type="dxa" w:w="3636"/>
+          </w:tcPr>
+          <w:p>
+            <w:pPr>
+              <w:spacing w:after="40"/>
+            </w:pPr>
+            <w:r>
+              <w:rPr>
+                <w:sz w:val="18"/>
+              </w:rPr>
+            </w:r>
+            <w:r>
+              <w:rPr>
+                <w:b w:val="0"/>
+                <w:i w:val="0"/>
+                <w:sz w:val="18"/>
+              </w:rPr>
+              <w:t>Trauma, electric shock, rhabdomyolysis from compression injury, hyperthermia or statins</w:t>
+            </w:r>
+          </w:p>
+        </w:tc>
+      </w:tr>
+      <w:tr>
+        <w:tc>
+          <w:tcPr>
+            <w:tcW w:type="dxa" w:w="3636"/>
+          </w:tcPr>
+          <w:p>
+            <w:pPr>
+              <w:spacing w:after="40"/>
+            </w:pPr>
+            <w:r>
+              <w:rPr>
+                <w:sz w:val="18"/>
+              </w:rPr>
+            </w:r>
+            <w:r>
+              <w:rPr>
+                <w:b/>
+                <w:i w:val="0"/>
+                <w:sz w:val="18"/>
+              </w:rPr>
+              <w:t>The confirming serum test</w:t>
+            </w:r>
+          </w:p>
+        </w:tc>
+        <w:tc>
+          <w:tcPr>
+            <w:tcW w:type="dxa" w:w="3636"/>
+          </w:tcPr>
+          <w:p>
+            <w:pPr>
+              <w:spacing w:after="40"/>
+            </w:pPr>
+            <w:r>
+              <w:rPr>
+                <w:sz w:val="18"/>
+              </w:rPr>
+            </w:r>
+            <w:r>
+              <w:rPr>
+                <w:b w:val="0"/>
+                <w:i w:val="0"/>
+                <w:sz w:val="18"/>
+              </w:rPr>
+              <w:t>— (red cells seen on microscopy)</w:t>
+            </w:r>
+          </w:p>
+        </w:tc>
+        <w:tc>
+          <w:tcPr>
+            <w:tcW w:type="dxa" w:w="3636"/>
+          </w:tcPr>
+          <w:p>
+            <w:pPr>
+              <w:spacing w:after="40"/>
+            </w:pPr>
+            <w:r>
+              <w:rPr>
+                <w:sz w:val="18"/>
+              </w:rPr>
+            </w:r>
+            <w:r>
+              <w:rPr>
+                <w:b/>
+                <w:i w:val="0"/>
+                <w:sz w:val="18"/>
+              </w:rPr>
+              <w:t>Raised unconjugated bilirubin</w:t>
+            </w:r>
+          </w:p>
+        </w:tc>
+        <w:tc>
+          <w:tcPr>
+            <w:tcW w:type="dxa" w:w="3636"/>
+          </w:tcPr>
+          <w:p>
+            <w:pPr>
+              <w:spacing w:after="40"/>
+            </w:pPr>
+            <w:r>
+              <w:rPr>
+                <w:sz w:val="18"/>
+              </w:rPr>
+            </w:r>
+            <w:r>
+              <w:rPr>
+                <w:b/>
+                <w:i w:val="0"/>
+                <w:sz w:val="18"/>
+              </w:rPr>
+              <w:t>Raised creatine phosphokinase</w:t>
+            </w:r>
+          </w:p>
+        </w:tc>
+      </w:tr>
+    </w:tbl>
+    <w:p>
+      <w:pPr>
+        <w:spacing w:after="80"/>
+      </w:pPr>
+    </w:p>
+    <w:p>
+      <w:pPr>
+        <w:spacing w:after="120"/>
+      </w:pPr>
+      <w:r>
+        <w:rPr>
+          <w:b/>
+          <w:i w:val="0"/>
+        </w:rPr>
+        <w:t>Gross</w:t>
+      </w:r>
+      <w:r>
+        <w:rPr>
+          <w:b w:val="0"/>
+          <w:i w:val="0"/>
+        </w:rPr>
+        <w:t xml:space="preserve"> hematuria is visible to the naked eye; </w:t>
+      </w:r>
+      <w:r>
+        <w:rPr>
+          <w:b/>
+          <w:i w:val="0"/>
+        </w:rPr>
+        <w:t>microscopic</w:t>
+      </w:r>
+      <w:r>
+        <w:rPr>
+          <w:b w:val="0"/>
+          <w:i w:val="0"/>
+        </w:rPr>
+        <w:t xml:space="preserve"> hematuria needs analysis to find, and is defined as </w:t>
+      </w:r>
+      <w:r>
+        <w:rPr>
+          <w:b/>
+          <w:i w:val="0"/>
+        </w:rPr>
+        <w:t>three or more red cells</w:t>
+      </w:r>
+      <w:r>
+        <w:rPr>
+          <w:b w:val="0"/>
+          <w:i w:val="0"/>
+        </w:rPr>
+        <w:t>. A trace of blood can follow strenuous exercise in an otherwise well patient.</w:t>
+      </w:r>
+    </w:p>
+    <w:p>
+      <w:pPr>
+        <w:pStyle w:val="Heading2"/>
+        <w:spacing w:before="200" w:after="100"/>
+      </w:pPr>
+      <w:r>
+        <w:rPr>
+          <w:rFonts w:ascii="Georgia" w:hAnsi="Georgia"/>
+          <w:color w:val="69406C"/>
+        </w:rPr>
+        <w:t>6.8 · Bilirubin and protein</w:t>
+      </w:r>
+    </w:p>
+    <w:p>
+      <w:pPr>
+        <w:spacing w:after="120"/>
+      </w:pPr>
+      <w:r>
+        <w:rPr>
+          <w:b/>
+          <w:i w:val="0"/>
+        </w:rPr>
+        <w:t>Bilirubin.</w:t>
+      </w:r>
+      <w:r>
+        <w:rPr>
+          <w:b w:val="0"/>
+          <w:i w:val="0"/>
+        </w:rPr>
+        <w:t xml:space="preserve"> Only the </w:t>
+      </w:r>
+      <w:r>
+        <w:rPr>
+          <w:b/>
+          <w:i w:val="0"/>
+        </w:rPr>
+        <w:t>conjugated</w:t>
+      </w:r>
+      <w:r>
+        <w:rPr>
+          <w:b w:val="0"/>
+          <w:i w:val="0"/>
+        </w:rPr>
+        <w:t xml:space="preserve"> form appears, because only it is water soluble. So bilirubinuria points to disease </w:t>
+      </w:r>
+      <w:r>
+        <w:rPr>
+          <w:b w:val="0"/>
+          <w:i/>
+        </w:rPr>
+        <w:t>after</w:t>
+      </w:r>
+      <w:r>
+        <w:rPr>
+          <w:b w:val="0"/>
+          <w:i w:val="0"/>
+        </w:rPr>
+        <w:t xml:space="preserve"> conjugation — hepatic disease, or biliary obstruction such as a gallstone. Its screening value is timing: it can appear </w:t>
+      </w:r>
+      <w:r>
+        <w:rPr>
+          <w:b/>
+          <w:i w:val="0"/>
+        </w:rPr>
+        <w:t>days before the patient looks jaundiced</w:t>
+      </w:r>
+      <w:r>
+        <w:rPr>
+          <w:b w:val="0"/>
+          <w:i w:val="0"/>
+        </w:rPr>
+        <w:t>.</w:t>
+      </w:r>
+    </w:p>
+    <w:p>
+      <w:pPr>
+        <w:spacing w:after="120"/>
+      </w:pPr>
+      <w:r>
+        <w:rPr>
+          <w:b/>
+          <w:i w:val="0"/>
+        </w:rPr>
+        <w:t>Protein</w:t>
+      </w:r>
+      <w:r>
+        <w:rPr>
+          <w:b w:val="0"/>
+          <w:i w:val="0"/>
+        </w:rPr>
+        <w:t xml:space="preserve"> — albumin, mostly — reports on glomerular and tubular function, and is reported semi-quantitatively. A trace can be normal in </w:t>
+      </w:r>
+      <w:r>
+        <w:rPr>
+          <w:b/>
+          <w:i w:val="0"/>
+        </w:rPr>
+        <w:t>pregnancy, fever and strenuous exercise</w:t>
+      </w:r>
+      <w:r>
+        <w:rPr>
+          <w:b w:val="0"/>
+          <w:i w:val="0"/>
+        </w:rPr>
+        <w:t xml:space="preserve">. Contamination with prostatic or vaginal secretions gives a false positive. Persistent proteinuria is a significant sign of renal disease, and a positive strip is followed by a </w:t>
+      </w:r>
+      <w:r>
+        <w:rPr>
+          <w:b/>
+          <w:i w:val="0"/>
+        </w:rPr>
+        <w:t>twenty-four hour collection</w:t>
+      </w:r>
+      <w:r>
+        <w:rPr>
+          <w:b w:val="0"/>
+          <w:i w:val="0"/>
+        </w:rPr>
+        <w:t>, which measures it properly rather than estimating.</w:t>
+      </w:r>
+    </w:p>
+    <w:tbl>
+      <w:tblPr>
+        <w:tblStyle w:val="TableGrid"/>
+        <w:tblW w:type="auto" w:w="0"/>
+        <w:jc w:val="center"/>
+        <w:tblLook w:firstColumn="1" w:firstRow="1" w:lastColumn="0" w:lastRow="0" w:noHBand="0" w:noVBand="1" w:val="04A0"/>
+        <w:tblBorders>
+          <w:top w:val="single" w:sz="4" w:space="0" w:color="D8D2D4"/>
+          <w:left w:val="single" w:sz="4" w:space="0" w:color="D8D2D4"/>
+          <w:bottom w:val="single" w:sz="4" w:space="0" w:color="D8D2D4"/>
+          <w:right w:val="single" w:sz="4" w:space="0" w:color="D8D2D4"/>
+          <w:insideH w:val="single" w:sz="4" w:space="0" w:color="D8D2D4"/>
+          <w:insideV w:val="single" w:sz="4" w:space="0" w:color="D8D2D4"/>
+        </w:tblBorders>
+      </w:tblPr>
+      <w:tblGrid>
+        <w:gridCol w:w="7272"/>
+        <w:gridCol w:w="7272"/>
+      </w:tblGrid>
+      <w:tr>
+        <w:tc>
+          <w:tcPr>
+            <w:tcW w:type="dxa" w:w="7272"/>
+            <w:shd w:val="clear" w:color="auto" w:fill="69406C"/>
+          </w:tcPr>
+          <w:p>
+            <w:pPr>
+              <w:spacing w:after="40"/>
+            </w:pPr>
+            <w:r>
+              <w:rPr>
+                <w:b/>
+                <w:color w:val="FFFFFF"/>
+                <w:sz w:val="18"/>
+              </w:rPr>
+            </w:r>
+            <w:r>
+              <w:rPr>
+                <w:b/>
+                <w:i w:val="0"/>
+                <w:color w:val="FFFFFF"/>
+                <w:sz w:val="18"/>
+              </w:rPr>
+              <w:t>Mechanism</w:t>
+            </w:r>
+          </w:p>
+        </w:tc>
+        <w:tc>
+          <w:tcPr>
+            <w:tcW w:type="dxa" w:w="7272"/>
+            <w:shd w:val="clear" w:color="auto" w:fill="69406C"/>
+          </w:tcPr>
+          <w:p>
+            <w:pPr>
+              <w:spacing w:after="40"/>
+            </w:pPr>
+            <w:r>
+              <w:rPr>
+                <w:b/>
+                <w:color w:val="FFFFFF"/>
+                <w:sz w:val="18"/>
+              </w:rPr>
+            </w:r>
+            <w:r>
+              <w:rPr>
+                <w:b/>
+                <w:i w:val="0"/>
+                <w:color w:val="FFFFFF"/>
+                <w:sz w:val="18"/>
+              </w:rPr>
+              <w:t>Causes</w:t>
+            </w:r>
+          </w:p>
+        </w:tc>
+      </w:tr>
+      <w:tr>
+        <w:tc>
+          <w:tcPr>
+            <w:tcW w:type="dxa" w:w="7272"/>
+          </w:tcPr>
+          <w:p>
+            <w:pPr>
+              <w:spacing w:after="40"/>
+            </w:pPr>
+            <w:r>
+              <w:rPr>
+                <w:sz w:val="18"/>
+              </w:rPr>
+            </w:r>
+            <w:r>
+              <w:rPr>
+                <w:b/>
+                <w:i w:val="0"/>
+                <w:sz w:val="18"/>
+              </w:rPr>
+              <w:t>Diminished tubular reabsorption</w:t>
+            </w:r>
+          </w:p>
+        </w:tc>
+        <w:tc>
+          <w:tcPr>
+            <w:tcW w:type="dxa" w:w="7272"/>
+          </w:tcPr>
+          <w:p>
+            <w:pPr>
+              <w:spacing w:after="40"/>
+            </w:pPr>
+            <w:r>
+              <w:rPr>
+                <w:sz w:val="18"/>
+              </w:rPr>
+            </w:r>
+            <w:r>
+              <w:rPr>
+                <w:b w:val="0"/>
+                <w:i w:val="0"/>
+                <w:sz w:val="18"/>
+              </w:rPr>
+              <w:t>Renal tubular disease, pyelonephritis, interstitial nephritis</w:t>
+            </w:r>
+          </w:p>
+        </w:tc>
+      </w:tr>
+      <w:tr>
+        <w:tc>
+          <w:tcPr>
+            <w:tcW w:type="dxa" w:w="7272"/>
+          </w:tcPr>
+          <w:p>
+            <w:pPr>
+              <w:spacing w:after="40"/>
+            </w:pPr>
+            <w:r>
+              <w:rPr>
+                <w:sz w:val="18"/>
+              </w:rPr>
+            </w:r>
+            <w:r>
+              <w:rPr>
+                <w:b/>
+                <w:i w:val="0"/>
+                <w:sz w:val="18"/>
+              </w:rPr>
+              <w:t>Transient, mild</w:t>
+            </w:r>
+          </w:p>
+        </w:tc>
+        <w:tc>
+          <w:tcPr>
+            <w:tcW w:type="dxa" w:w="7272"/>
+          </w:tcPr>
+          <w:p>
+            <w:pPr>
+              <w:spacing w:after="40"/>
+            </w:pPr>
+            <w:r>
+              <w:rPr>
+                <w:sz w:val="18"/>
+              </w:rPr>
+            </w:r>
+            <w:r>
+              <w:rPr>
+                <w:b w:val="0"/>
+                <w:i w:val="0"/>
+                <w:sz w:val="18"/>
+              </w:rPr>
+              <w:t>After exercise, acute illness, bleeding or infection in the urinary tract</w:t>
+            </w:r>
+          </w:p>
+        </w:tc>
+      </w:tr>
+      <w:tr>
+        <w:tc>
+          <w:tcPr>
+            <w:tcW w:type="dxa" w:w="7272"/>
+          </w:tcPr>
+          <w:p>
+            <w:pPr>
+              <w:spacing w:after="40"/>
+            </w:pPr>
+            <w:r>
+              <w:rPr>
+                <w:sz w:val="18"/>
+              </w:rPr>
+            </w:r>
+            <w:r>
+              <w:rPr>
+                <w:b/>
+                <w:i w:val="0"/>
+                <w:sz w:val="18"/>
+              </w:rPr>
+              <w:t>Glomerular damage</w:t>
+            </w:r>
+          </w:p>
+        </w:tc>
+        <w:tc>
+          <w:tcPr>
+            <w:tcW w:type="dxa" w:w="7272"/>
+          </w:tcPr>
+          <w:p>
+            <w:pPr>
+              <w:spacing w:after="40"/>
+            </w:pPr>
+            <w:r>
+              <w:rPr>
+                <w:sz w:val="18"/>
+              </w:rPr>
+            </w:r>
+            <w:r>
+              <w:rPr>
+                <w:b w:val="0"/>
+                <w:i w:val="0"/>
+                <w:sz w:val="18"/>
+              </w:rPr>
+              <w:t>Nephrotic syndrome (massive proteinuria), glomerulonephritis, diabetes mellitus, polycystic kidney disease, systemic lupus erythematosus, preeclampsia</w:t>
+            </w:r>
+          </w:p>
+        </w:tc>
+      </w:tr>
+      <w:tr>
+        <w:tc>
+          <w:tcPr>
+            <w:tcW w:type="dxa" w:w="7272"/>
+          </w:tcPr>
+          <w:p>
+            <w:pPr>
+              <w:spacing w:after="40"/>
+            </w:pPr>
+            <w:r>
+              <w:rPr>
+                <w:sz w:val="18"/>
+              </w:rPr>
+            </w:r>
+            <w:r>
+              <w:rPr>
+                <w:b/>
+                <w:i w:val="0"/>
+                <w:sz w:val="18"/>
+              </w:rPr>
+              <w:t>Increased serum protein</w:t>
+            </w:r>
+          </w:p>
+        </w:tc>
+        <w:tc>
+          <w:tcPr>
+            <w:tcW w:type="dxa" w:w="7272"/>
+          </w:tcPr>
+          <w:p>
+            <w:pPr>
+              <w:spacing w:after="40"/>
+            </w:pPr>
+            <w:r>
+              <w:rPr>
+                <w:sz w:val="18"/>
+              </w:rPr>
+            </w:r>
+            <w:r>
+              <w:rPr>
+                <w:b w:val="0"/>
+                <w:i w:val="0"/>
+                <w:sz w:val="18"/>
+              </w:rPr>
+              <w:t>Multiple myeloma — overflow of Bence Jones proteins</w:t>
+            </w:r>
+          </w:p>
+        </w:tc>
+      </w:tr>
+    </w:tbl>
+    <w:p>
+      <w:pPr>
+        <w:spacing w:after="80"/>
+      </w:pPr>
+    </w:p>
+    <w:tbl>
+      <w:tblPr>
+        <w:tblW w:type="auto" w:w="0"/>
+        <w:tblLook w:firstColumn="1" w:firstRow="1" w:lastColumn="0" w:lastRow="0" w:noHBand="0" w:noVBand="1" w:val="04A0"/>
+        <w:tblBorders>
+          <w:top w:val="single" w:sz="8" w:space="0" w:color="B9A98B"/>
+          <w:left w:val="single" w:sz="8" w:space="0" w:color="B9A98B"/>
+          <w:bottom w:val="single" w:sz="8" w:space="0" w:color="B9A98B"/>
+          <w:right w:val="single" w:sz="8" w:space="0" w:color="B9A98B"/>
+          <w:insideH w:val="single" w:sz="8" w:space="0" w:color="B9A98B"/>
+          <w:insideV w:val="single" w:sz="8" w:space="0" w:color="B9A98B"/>
+        </w:tblBorders>
+      </w:tblPr>
+      <w:tblGrid>
+        <w:gridCol w:w="14544"/>
+      </w:tblGrid>
+      <w:tr>
+        <w:tc>
+          <w:tcPr>
+            <w:tcW w:type="dxa" w:w="14544"/>
+            <w:shd w:val="clear" w:color="auto" w:fill="F5F2EC"/>
+          </w:tcPr>
+          <w:p>
+            <w:pPr>
+              <w:spacing w:after="80"/>
+            </w:pPr>
+            <w:r>
+              <w:rPr>
+                <w:b/>
+                <w:color w:val="6B5B3E"/>
+                <w:sz w:val="18"/>
+              </w:rPr>
+              <w:t>NOTE</w:t>
+            </w:r>
+          </w:p>
+          <w:p>
+            <w:pPr>
+              <w:spacing w:after="120"/>
+            </w:pPr>
+            <w:r>
+              <w:rPr>
+                <w:b/>
+                <w:i w:val="0"/>
+              </w:rPr>
+              <w:t>The dipstick cannot find myeloma.</w:t>
+            </w:r>
+            <w:r>
+              <w:rPr>
+                <w:b w:val="0"/>
+                <w:i/>
+              </w:rPr>
+              <w:t xml:space="preserve">“[Reagent strips] do not react to the Bence Jones proteins that are associated with multiple myeloma … </w:t>
+            </w:r>
+            <w:r>
+              <w:rPr>
+                <w:b/>
+                <w:i/>
+              </w:rPr>
+              <w:t>we actually use urine protein electrophoresis to diagnose it, not a dipstick</w:t>
+            </w:r>
+            <w:r>
+              <w:rPr>
+                <w:b w:val="0"/>
+                <w:i/>
+              </w:rPr>
+              <w:t>.”</w:t>
+            </w:r>
+            <w:r>
+              <w:rPr>
+                <w:b w:val="0"/>
+                <w:i w:val="0"/>
+              </w:rPr>
+              <w:t xml:space="preserve"> A negative protein pad does not exclude light chains. This one is on the slide as a footnote and stated plainly in the recording.</w:t>
+            </w:r>
+          </w:p>
+        </w:tc>
+      </w:tr>
+    </w:tbl>
+    <w:p>
+      <w:pPr>
+        <w:spacing w:after="80"/>
+      </w:pPr>
+    </w:p>
+    <w:p>
+      <w:pPr>
+        <w:spacing w:after="120"/>
+      </w:pPr>
+      <w:r>
+        <w:rPr>
+          <w:b w:val="0"/>
+          <w:i w:val="0"/>
+        </w:rPr>
+        <w:t xml:space="preserve">Protein in the urine is </w:t>
+      </w:r>
+      <w:r>
+        <w:rPr>
+          <w:b/>
+          <w:i w:val="0"/>
+        </w:rPr>
+        <w:t>not pathognomonic for anything</w:t>
+      </w:r>
+      <w:r>
+        <w:rPr>
+          <w:b w:val="0"/>
+          <w:i w:val="0"/>
+        </w:rPr>
+        <w:t xml:space="preserve"> — her words. It narrows the field; it does not name the disease.</w:t>
+      </w:r>
+    </w:p>
+    <w:p>
+      <w:pPr>
+        <w:pStyle w:val="Heading2"/>
+        <w:spacing w:before="200" w:after="100"/>
+      </w:pPr>
+      <w:r>
+        <w:rPr>
+          <w:rFonts w:ascii="Georgia" w:hAnsi="Georgia"/>
+          <w:color w:val="69406C"/>
+        </w:rPr>
+        <w:t>6.9 · Specific gravity</w:t>
+      </w:r>
+    </w:p>
+    <w:p>
+      <w:pPr>
+        <w:spacing w:after="120"/>
+      </w:pPr>
+      <w:r>
+        <w:rPr>
+          <w:b w:val="0"/>
+          <w:i w:val="0"/>
+        </w:rPr>
+        <w:t xml:space="preserve">The </w:t>
+      </w:r>
+      <w:r>
+        <w:rPr>
+          <w:b/>
+          <w:i w:val="0"/>
+        </w:rPr>
+        <w:t>weight of the solutes in urine against an equal volume of water</w:t>
+      </w:r>
+      <w:r>
+        <w:rPr>
+          <w:b w:val="0"/>
+          <w:i w:val="0"/>
+        </w:rPr>
+        <w:t>, which estimates the kidneys' concentrating and excretory ability. Water is 1.000, and urine can never quite reach it, because there is always some solute — hence a floor around 1.002.</w:t>
+      </w:r>
+    </w:p>
+    <w:p>
+      <w:pPr>
+        <w:spacing w:after="120"/>
+      </w:pPr>
+      <w:r>
+        <w:rPr>
+          <w:b w:val="0"/>
+          <w:i w:val="0"/>
+        </w:rPr>
+        <w:t xml:space="preserve">It is affected by </w:t>
+      </w:r>
+      <w:r>
+        <w:rPr>
+          <w:b/>
+          <w:i w:val="0"/>
+        </w:rPr>
+        <w:t>particle size</w:t>
+      </w:r>
+      <w:r>
+        <w:rPr>
+          <w:b w:val="0"/>
+          <w:i w:val="0"/>
+        </w:rPr>
+        <w:t xml:space="preserve">, not just particle number. Her image: marbles dropped into a beaker weigh far more than the same volume of glitter. That is why </w:t>
+      </w:r>
+      <w:r>
+        <w:rPr>
+          <w:b/>
+          <w:i w:val="0"/>
+        </w:rPr>
+        <w:t>radiographic contrast, whose particles are large, drives it above 1.040</w:t>
+      </w:r>
+      <w:r>
+        <w:rPr>
+          <w:b w:val="0"/>
+          <w:i w:val="0"/>
+        </w:rPr>
+        <w:t>.</w:t>
+      </w:r>
+    </w:p>
+    <w:tbl>
+      <w:tblPr>
+        <w:tblStyle w:val="TableGrid"/>
+        <w:tblW w:type="auto" w:w="0"/>
+        <w:jc w:val="center"/>
+        <w:tblLook w:firstColumn="1" w:firstRow="1" w:lastColumn="0" w:lastRow="0" w:noHBand="0" w:noVBand="1" w:val="04A0"/>
+        <w:tblBorders>
+          <w:top w:val="single" w:sz="4" w:space="0" w:color="D8D2D4"/>
+          <w:left w:val="single" w:sz="4" w:space="0" w:color="D8D2D4"/>
+          <w:bottom w:val="single" w:sz="4" w:space="0" w:color="D8D2D4"/>
+          <w:right w:val="single" w:sz="4" w:space="0" w:color="D8D2D4"/>
+          <w:insideH w:val="single" w:sz="4" w:space="0" w:color="D8D2D4"/>
+          <w:insideV w:val="single" w:sz="4" w:space="0" w:color="D8D2D4"/>
+        </w:tblBorders>
+      </w:tblPr>
+      <w:tblGrid>
+        <w:gridCol w:w="7272"/>
+        <w:gridCol w:w="7272"/>
+      </w:tblGrid>
+      <w:tr>
+        <w:tc>
+          <w:tcPr>
+            <w:tcW w:type="dxa" w:w="7272"/>
+            <w:shd w:val="clear" w:color="auto" w:fill="69406C"/>
+          </w:tcPr>
+          <w:p>
+            <w:pPr>
+              <w:spacing w:after="40"/>
+            </w:pPr>
+            <w:r>
+              <w:rPr>
+                <w:b/>
+                <w:color w:val="FFFFFF"/>
+                <w:sz w:val="18"/>
+              </w:rPr>
+            </w:r>
+            <w:r>
+              <w:rPr>
+                <w:b/>
+                <w:i w:val="0"/>
+                <w:color w:val="FFFFFF"/>
+                <w:sz w:val="18"/>
+              </w:rPr>
+              <w:t>Low — dilute urine</w:t>
+            </w:r>
+          </w:p>
+        </w:tc>
+        <w:tc>
+          <w:tcPr>
+            <w:tcW w:type="dxa" w:w="7272"/>
+            <w:shd w:val="clear" w:color="auto" w:fill="69406C"/>
+          </w:tcPr>
+          <w:p>
+            <w:pPr>
+              <w:spacing w:after="40"/>
+            </w:pPr>
+            <w:r>
+              <w:rPr>
+                <w:b/>
+                <w:color w:val="FFFFFF"/>
+                <w:sz w:val="18"/>
+              </w:rPr>
+            </w:r>
+            <w:r>
+              <w:rPr>
+                <w:b/>
+                <w:i w:val="0"/>
+                <w:color w:val="FFFFFF"/>
+                <w:sz w:val="18"/>
+              </w:rPr>
+              <w:t>High — concentrated urine</w:t>
+            </w:r>
+          </w:p>
+        </w:tc>
+      </w:tr>
+      <w:tr>
+        <w:tc>
+          <w:tcPr>
+            <w:tcW w:type="dxa" w:w="7272"/>
+          </w:tcPr>
+          <w:p>
+            <w:pPr>
+              <w:spacing w:after="40"/>
+            </w:pPr>
+            <w:r>
+              <w:rPr>
+                <w:sz w:val="18"/>
+              </w:rPr>
+            </w:r>
+            <w:r>
+              <w:rPr>
+                <w:b w:val="0"/>
+                <w:i w:val="0"/>
+                <w:sz w:val="18"/>
+              </w:rPr>
+              <w:t xml:space="preserve">Overhydration; diuresis; chronic kidney disease with lost concentrating ability; </w:t>
+            </w:r>
+            <w:r>
+              <w:rPr>
+                <w:b/>
+                <w:i w:val="0"/>
+                <w:sz w:val="18"/>
+              </w:rPr>
+              <w:t>diabetes insipidus</w:t>
+            </w:r>
+            <w:r>
+              <w:rPr>
+                <w:b w:val="0"/>
+                <w:i w:val="0"/>
+                <w:sz w:val="18"/>
+              </w:rPr>
+              <w:t xml:space="preserve"> (less antidiuretic hormone, more water out)</w:t>
+            </w:r>
+          </w:p>
+        </w:tc>
+        <w:tc>
+          <w:tcPr>
+            <w:tcW w:type="dxa" w:w="7272"/>
+          </w:tcPr>
+          <w:p>
+            <w:pPr>
+              <w:spacing w:after="40"/>
+            </w:pPr>
+            <w:r>
+              <w:rPr>
+                <w:sz w:val="18"/>
+              </w:rPr>
+            </w:r>
+            <w:r>
+              <w:rPr>
+                <w:b w:val="0"/>
+                <w:i w:val="0"/>
+                <w:sz w:val="18"/>
+              </w:rPr>
+              <w:t xml:space="preserve">Dehydration; reduced renal blood flow (heart failure, hypotension, renal artery stenosis); </w:t>
+            </w:r>
+            <w:r>
+              <w:rPr>
+                <w:b/>
+                <w:i w:val="0"/>
+                <w:sz w:val="18"/>
+              </w:rPr>
+              <w:t>syndrome of inappropriate antidiuretic hormone</w:t>
+            </w:r>
+            <w:r>
+              <w:rPr>
+                <w:b w:val="0"/>
+                <w:i w:val="0"/>
+                <w:sz w:val="18"/>
+              </w:rPr>
+              <w:t xml:space="preserve"> (more hormone, less water out); contrast above 1.040</w:t>
+            </w:r>
+          </w:p>
+        </w:tc>
+      </w:tr>
+    </w:tbl>
+    <w:p>
+      <w:pPr>
+        <w:spacing w:after="80"/>
+      </w:pPr>
+    </w:p>
+    <w:p>
+      <w:pPr>
+        <w:spacing w:after="120"/>
+      </w:pPr>
+      <w:r>
+        <w:rPr>
+          <w:b w:val="0"/>
+          <w:i/>
+        </w:rPr>
+        <w:t>Insipidus</w:t>
+      </w:r>
+      <w:r>
+        <w:rPr>
+          <w:b w:val="0"/>
+          <w:i w:val="0"/>
+        </w:rPr>
+        <w:t xml:space="preserve"> means tasteless — the historical way of separating the two diabetes was to taste the urine. Sweet was mellitus; tasteless, and dilute, was insipidus.</w:t>
+      </w:r>
+    </w:p>
+    <w:p>
+      <w:pPr>
+        <w:pStyle w:val="Heading2"/>
+        <w:spacing w:before="200" w:after="100"/>
+      </w:pPr>
+      <w:r>
+        <w:rPr>
+          <w:rFonts w:ascii="Georgia" w:hAnsi="Georgia"/>
+          <w:color w:val="69406C"/>
+        </w:rPr>
+        <w:t>6.10 · What comes after the strip</w:t>
+      </w:r>
+    </w:p>
+    <w:p>
+      <w:pPr>
+        <w:spacing w:after="120"/>
+      </w:pPr>
+      <w:r>
+        <w:rPr>
+          <w:b w:val="0"/>
+          <w:i w:val="0"/>
+        </w:rPr>
+        <w:t xml:space="preserve">A </w:t>
+      </w:r>
+      <w:r>
+        <w:rPr>
+          <w:b/>
+          <w:i w:val="0"/>
+        </w:rPr>
+        <w:t>microscopic urinalysis</w:t>
+      </w:r>
+      <w:r>
+        <w:rPr>
+          <w:b w:val="0"/>
+          <w:i w:val="0"/>
+        </w:rPr>
+        <w:t xml:space="preserve"> adds white cells, red cells, squamous epithelial cells, casts and crystals, and the specimen can go on for </w:t>
+      </w:r>
+      <w:r>
+        <w:rPr>
+          <w:b/>
+          <w:i w:val="0"/>
+        </w:rPr>
+        <w:t>culture and sensitivity</w:t>
+      </w:r>
+      <w:r>
+        <w:rPr>
+          <w:b w:val="0"/>
+          <w:i w:val="0"/>
+        </w:rPr>
+        <w:t xml:space="preserve"> to name the organism and the agent that will treat it.</w:t>
+      </w:r>
+    </w:p>
+    <w:p>
+      <w:pPr>
+        <w:spacing w:after="120"/>
+      </w:pPr>
+      <w:r>
+        <w:rPr>
+          <w:b/>
+          <w:i w:val="0"/>
+        </w:rPr>
+        <w:t>Bacteria are significant</w:t>
+      </w:r>
+      <w:r>
+        <w:rPr>
+          <w:b w:val="0"/>
+          <w:i w:val="0"/>
+        </w:rPr>
+        <w:t xml:space="preserve"> when the specimen came by straight catheterisation, or when they sit alongside raised white cells and a positive leukocyte esterase. They are </w:t>
+      </w:r>
+      <w:r>
+        <w:rPr>
+          <w:b/>
+          <w:i w:val="0"/>
+        </w:rPr>
+        <w:t>probably not significant</w:t>
+      </w:r>
+      <w:r>
+        <w:rPr>
+          <w:b w:val="0"/>
+          <w:i w:val="0"/>
+        </w:rPr>
+        <w:t xml:space="preserve"> when there are more than twenty squamous epithelial cells per high power field (contamination), or when they come from a longstanding indwelling catheter, which is colonised rather than acutely infected. Gram stain and culture are what make the diagnosis definitive.</w:t>
+      </w:r>
+    </w:p>
+    <w:p>
+      <w:pPr>
+        <w:pStyle w:val="Heading2"/>
+        <w:spacing w:before="200" w:after="100"/>
+      </w:pPr>
+      <w:r>
+        <w:rPr>
+          <w:rFonts w:ascii="Georgia" w:hAnsi="Georgia"/>
+          <w:color w:val="69406C"/>
+        </w:rPr>
+        <w:t>6.11 · The worked case</w:t>
+      </w:r>
+    </w:p>
+    <w:p>
+      <w:pPr>
+        <w:spacing w:after="120"/>
+      </w:pPr>
+      <w:r>
+        <w:rPr>
+          <w:b w:val="0"/>
+          <w:i w:val="0"/>
+        </w:rPr>
+        <w:t>A 28-year-old woman, two days of dysuria, frequency and urgency, mild suprapubic discomfort. No fever, no flank pain, no vaginal discharge. Temperature 37.0°C, blood pressure 112/68, heart rate 88, respiratory rate 16, oxygen saturation 99% on room air. Mild suprapubic tenderness, no costovertebral angle tenderness.</w:t>
+      </w:r>
+    </w:p>
+    <w:p>
+      <w:pPr>
+        <w:spacing w:after="120"/>
+      </w:pPr>
+      <w:r>
+        <w:rPr>
+          <w:b/>
+          <w:i w:val="0"/>
+        </w:rPr>
+        <w:t>Next step: urinalysis.</w:t>
+      </w:r>
+      <w:r>
+        <w:rPr>
+          <w:b w:val="0"/>
+          <w:i w:val="0"/>
+        </w:rPr>
+        <w:t xml:space="preserve"> The dipstick came back positive for </w:t>
+      </w:r>
+      <w:r>
+        <w:rPr>
+          <w:b/>
+          <w:i w:val="0"/>
+        </w:rPr>
+        <w:t>leukocyte esterase, nitrites and blood</w:t>
+      </w:r>
+      <w:r>
+        <w:rPr>
+          <w:b w:val="0"/>
+          <w:i w:val="0"/>
+        </w:rPr>
+        <w:t>, and negative for glucose, bilirubin, ketones and protein.</w:t>
+      </w:r>
+    </w:p>
+    <w:p>
+      <w:pPr>
+        <w:spacing w:after="120"/>
+      </w:pPr>
+      <w:r>
+        <w:rPr>
+          <w:b w:val="0"/>
+          <w:i w:val="0"/>
+        </w:rPr>
+        <w:t xml:space="preserve">Read it in two halves. The </w:t>
+      </w:r>
+      <w:r>
+        <w:rPr>
+          <w:b/>
+          <w:i w:val="0"/>
+        </w:rPr>
+        <w:t>positives</w:t>
+      </w:r>
+      <w:r>
+        <w:rPr>
+          <w:b w:val="0"/>
+          <w:i w:val="0"/>
+        </w:rPr>
+        <w:t xml:space="preserve"> give pyuria, urease-producing bacteria and blood — the picture of a urinary tract infection. The </w:t>
+      </w:r>
+      <w:r>
+        <w:rPr>
+          <w:b/>
+          <w:i w:val="0"/>
+        </w:rPr>
+        <w:t>negatives</w:t>
+      </w:r>
+      <w:r>
+        <w:rPr>
+          <w:b w:val="0"/>
+          <w:i w:val="0"/>
+        </w:rPr>
+        <w:t xml:space="preserve"> matter just as much: no glucose or ketones argues against a metabolic cause, no bilirubin against a hepatic one, and no protein against glomerular disease. Then send the </w:t>
+      </w:r>
+      <w:r>
+        <w:rPr>
+          <w:b/>
+          <w:i w:val="0"/>
+        </w:rPr>
+        <w:t>culture and sensitivity</w:t>
+      </w:r>
+      <w:r>
+        <w:rPr>
+          <w:b w:val="0"/>
+          <w:i w:val="0"/>
+        </w:rPr>
+        <w:t>.</w:t>
+      </w:r>
+    </w:p>
+    <w:p>
+      <w:pPr>
+        <w:spacing w:after="120"/>
+      </w:pPr>
+      <w:r>
+        <w:rPr>
+          <w:b w:val="0"/>
+          <w:i w:val="0"/>
+        </w:rPr>
+        <w:t>Slide 36 is an unfinished answer slide — a dipstick chart carrying three unlabelled marks. Which analytes they sit against was resolved from their position on the chart, and matches what she read out. The recording stops mid-sentence at 49:41, part-way through her explanation, so the last few seconds of the class are not on tape.</w:t>
       </w:r>
     </w:p>
     <w:sectPr>
